--- a/校园体育赛事管理.docx
+++ b/校园体育赛事管理.docx
@@ -43,6 +43,28 @@
           <w:szCs w:val="20"/>
         </w:rPr>
       </w:pPr>
+      <w:proofErr w:type="spellStart"/>
+      <w:r>
+        <w:rPr>
+          <w:rFonts w:ascii="Microsoft Sans Serif" w:hAnsi="Microsoft Sans Serif" w:cs="Microsoft Sans Serif"/>
+          <w:color w:val="000000"/>
+          <w:kern w:val="0"/>
+          <w:sz w:val="20"/>
+          <w:szCs w:val="20"/>
+        </w:rPr>
+        <w:t>user_id</w:t>
+      </w:r>
+      <w:proofErr w:type="spellEnd"/>
+      <w:r>
+        <w:rPr>
+          <w:rFonts w:ascii="Microsoft Sans Serif" w:hAnsi="Microsoft Sans Serif" w:cs="Microsoft Sans Serif"/>
+          <w:color w:val="000000"/>
+          <w:kern w:val="0"/>
+          <w:sz w:val="20"/>
+          <w:szCs w:val="20"/>
+        </w:rPr>
+        <w:t>, username, password, role, name, department</w:t>
+      </w:r>
     </w:p>
     <w:p>
       <w:pPr>
@@ -51,13 +73,56 @@
         <w:adjustRightInd w:val="0"/>
         <w:jc w:val="left"/>
         <w:rPr>
-          <w:rFonts w:ascii="Microsoft Sans Serif" w:hAnsi="Microsoft Sans Serif" w:cs="Microsoft Sans Serif"/>
-          <w:color w:val="000000"/>
-          <w:kern w:val="0"/>
-          <w:sz w:val="20"/>
-          <w:szCs w:val="20"/>
-        </w:rPr>
-      </w:pPr>
+          <w:rFonts w:ascii="Microsoft Sans Serif" w:eastAsia="微软雅黑" w:hAnsi="Microsoft Sans Serif" w:cs="Microsoft Sans Serif"/>
+          <w:color w:val="000000"/>
+          <w:kern w:val="0"/>
+          <w:sz w:val="20"/>
+          <w:szCs w:val="20"/>
+          <w:lang w:val="zh-CN"/>
+        </w:rPr>
+      </w:pPr>
+      <w:r>
+        <w:rPr>
+          <w:rFonts w:ascii="Microsoft Sans Serif" w:hAnsi="Microsoft Sans Serif" w:cs="Microsoft Sans Serif"/>
+          <w:color w:val="000000"/>
+          <w:kern w:val="0"/>
+          <w:sz w:val="20"/>
+          <w:szCs w:val="20"/>
+        </w:rPr>
+        <w:t>id</w:t>
+      </w:r>
+      <w:r>
+        <w:rPr>
+          <w:rFonts w:ascii="微软雅黑" w:eastAsia="微软雅黑" w:hAnsi="Microsoft Sans Serif" w:cs="微软雅黑" w:hint="eastAsia"/>
+          <w:color w:val="000000"/>
+          <w:kern w:val="0"/>
+          <w:sz w:val="20"/>
+          <w:szCs w:val="20"/>
+          <w:lang w:val="zh-CN"/>
+        </w:rPr>
+        <w:t>唯一，</w:t>
+      </w:r>
+      <w:r>
+        <w:rPr>
+          <w:rFonts w:ascii="Microsoft Sans Serif" w:eastAsia="微软雅黑" w:hAnsi="Microsoft Sans Serif" w:cs="Microsoft Sans Serif"/>
+          <w:color w:val="000000"/>
+          <w:kern w:val="0"/>
+          <w:sz w:val="20"/>
+          <w:szCs w:val="20"/>
+        </w:rPr>
+        <w:t>role=</w:t>
+      </w:r>
+      <w:r>
+        <w:rPr>
+          <w:rFonts w:ascii="微软雅黑" w:eastAsia="微软雅黑" w:hAnsi="Microsoft Sans Serif" w:cs="微软雅黑" w:hint="eastAsia"/>
+          <w:color w:val="000000"/>
+          <w:kern w:val="0"/>
+          <w:sz w:val="20"/>
+          <w:szCs w:val="20"/>
+          <w:lang w:val="zh-CN"/>
+        </w:rPr>
+        <w:t>管理员</w:t>
+      </w:r>
     </w:p>
     <w:p>
       <w:pPr>
@@ -452,120 +517,39 @@
     </w:p>
     <w:p>
       <w:pPr>
-        <w:rPr>
-          <w:vanish/>
-          <w:color w:val="800000"/>
-          <w:sz w:val="12"/>
-          <w:u w:val="single"/>
-        </w:rPr>
-      </w:pPr>
-      <w:r>
-        <w:rPr>
-          <w:vanish/>
-          <w:color w:val="800000"/>
-          <w:sz w:val="12"/>
-          <w:u w:val="single"/>
-        </w:rPr>
-        <w:t>[/PDRQM]</w:t>
-      </w:r>
-    </w:p>
-    <w:p>
-      <w:pPr>
-        <w:rPr>
-          <w:vanish/>
-          <w:color w:val="800000"/>
-          <w:sz w:val="12"/>
-          <w:u w:val="single"/>
-        </w:rPr>
-      </w:pPr>
-      <w:r>
-        <w:rPr>
-          <w:vanish/>
-          <w:color w:val="800000"/>
-          <w:sz w:val="12"/>
-          <w:u w:val="single"/>
-        </w:rPr>
-        <w:t>[PDRQM;{3D93731A-3CC4-4523-9F70-1C731C6ECA8F};REQ_   8]</w:t>
-      </w:r>
-    </w:p>
-    <w:p>
-      <w:pPr>
-        <w:pStyle w:val="2"/>
-      </w:pPr>
-      <w:r>
-        <w:t>赛事管理</w:t>
-      </w:r>
-    </w:p>
-    <w:p>
-      <w:pPr>
         <w:autoSpaceDE w:val="0"/>
         <w:autoSpaceDN w:val="0"/>
         <w:adjustRightInd w:val="0"/>
         <w:jc w:val="left"/>
         <w:rPr>
-          <w:rFonts w:ascii="Microsoft Sans Serif" w:eastAsia="微软雅黑" w:hAnsi="Microsoft Sans Serif" w:cs="Microsoft Sans Serif"/>
-          <w:color w:val="000000"/>
-          <w:kern w:val="0"/>
-          <w:sz w:val="20"/>
-          <w:szCs w:val="20"/>
-        </w:rPr>
-      </w:pPr>
-      <w:r>
-        <w:rPr>
-          <w:rFonts w:ascii="微软雅黑" w:eastAsia="微软雅黑" w:cs="微软雅黑" w:hint="eastAsia"/>
-          <w:color w:val="000000"/>
-          <w:kern w:val="0"/>
-          <w:sz w:val="20"/>
-          <w:szCs w:val="20"/>
-        </w:rPr>
-        <w:t>创建、编辑赛事。</w:t>
-      </w:r>
-    </w:p>
-    <w:p>
-      <w:pPr>
-        <w:rPr>
-          <w:vanish/>
-          <w:color w:val="800000"/>
-          <w:sz w:val="12"/>
-          <w:u w:val="single"/>
-        </w:rPr>
-      </w:pPr>
-      <w:r>
-        <w:rPr>
-          <w:vanish/>
-          <w:color w:val="800000"/>
-          <w:sz w:val="12"/>
-          <w:u w:val="single"/>
-        </w:rPr>
-        <w:lastRenderedPageBreak/>
-        <w:t>[/PDRQM]</w:t>
-      </w:r>
-    </w:p>
-    <w:p>
-      <w:pPr>
-        <w:rPr>
-          <w:vanish/>
-          <w:color w:val="800000"/>
-          <w:sz w:val="12"/>
-          <w:u w:val="single"/>
-        </w:rPr>
-      </w:pPr>
-      <w:r>
-        <w:rPr>
-          <w:vanish/>
-          <w:color w:val="800000"/>
-          <w:sz w:val="12"/>
-          <w:u w:val="single"/>
-        </w:rPr>
-        <w:t>[PDRQM;{04E27BD5-FDAD-4040-A122-61832ADC2F4B};REQ_   9]</w:t>
-      </w:r>
-    </w:p>
-    <w:p>
-      <w:pPr>
-        <w:pStyle w:val="2"/>
-      </w:pPr>
-      <w:r>
-        <w:t>项目管理</w:t>
+          <w:rFonts w:ascii="Microsoft Sans Serif" w:hAnsi="Microsoft Sans Serif" w:cs="Microsoft Sans Serif"/>
+          <w:color w:val="000000"/>
+          <w:kern w:val="0"/>
+          <w:sz w:val="20"/>
+          <w:szCs w:val="20"/>
+        </w:rPr>
+      </w:pPr>
+      <w:proofErr w:type="spellStart"/>
+      <w:r>
+        <w:rPr>
+          <w:rFonts w:ascii="Microsoft Sans Serif" w:hAnsi="Microsoft Sans Serif" w:cs="Microsoft Sans Serif"/>
+          <w:color w:val="000000"/>
+          <w:kern w:val="0"/>
+          <w:sz w:val="20"/>
+          <w:szCs w:val="20"/>
+        </w:rPr>
+        <w:t>user_id</w:t>
+      </w:r>
+      <w:proofErr w:type="spellEnd"/>
+      <w:r>
+        <w:rPr>
+          <w:rFonts w:ascii="Microsoft Sans Serif" w:hAnsi="Microsoft Sans Serif" w:cs="Microsoft Sans Serif"/>
+          <w:color w:val="000000"/>
+          <w:kern w:val="0"/>
+          <w:sz w:val="20"/>
+          <w:szCs w:val="20"/>
+        </w:rPr>
+        <w:t>, username, password, role, name, department</w:t>
       </w:r>
     </w:p>
     <w:p>
@@ -580,37 +564,49 @@
           <w:kern w:val="0"/>
           <w:sz w:val="20"/>
           <w:szCs w:val="20"/>
-        </w:rPr>
-      </w:pPr>
-      <w:r>
-        <w:rPr>
-          <w:rFonts w:ascii="微软雅黑" w:eastAsia="微软雅黑" w:cs="微软雅黑" w:hint="eastAsia"/>
-          <w:color w:val="000000"/>
-          <w:kern w:val="0"/>
-          <w:sz w:val="20"/>
-          <w:szCs w:val="20"/>
-        </w:rPr>
-        <w:t>为赛事添加项目，设定团体</w:t>
-      </w:r>
-      <w:r>
-        <w:rPr>
-          <w:rFonts w:ascii="微软雅黑" w:eastAsia="微软雅黑" w:cs="微软雅黑"/>
-          <w:color w:val="000000"/>
-          <w:kern w:val="0"/>
-          <w:sz w:val="20"/>
-          <w:szCs w:val="20"/>
-        </w:rPr>
-        <w:t>/</w:t>
-      </w:r>
-      <w:r>
-        <w:rPr>
-          <w:rFonts w:ascii="微软雅黑" w:eastAsia="微软雅黑" w:cs="微软雅黑" w:hint="eastAsia"/>
-          <w:color w:val="000000"/>
-          <w:kern w:val="0"/>
-          <w:sz w:val="20"/>
-          <w:szCs w:val="20"/>
-        </w:rPr>
-        <w:t>个人、性别限制、人数范围、最大报名数。</w:t>
+          <w:lang w:val="zh-CN"/>
+        </w:rPr>
+      </w:pPr>
+      <w:r>
+        <w:rPr>
+          <w:rFonts w:ascii="Microsoft Sans Serif" w:hAnsi="Microsoft Sans Serif" w:cs="Microsoft Sans Serif"/>
+          <w:color w:val="000000"/>
+          <w:kern w:val="0"/>
+          <w:sz w:val="20"/>
+          <w:szCs w:val="20"/>
+        </w:rPr>
+        <w:t>id</w:t>
+      </w:r>
+      <w:r>
+        <w:rPr>
+          <w:rFonts w:ascii="微软雅黑" w:eastAsia="微软雅黑" w:hAnsi="Microsoft Sans Serif" w:cs="微软雅黑" w:hint="eastAsia"/>
+          <w:color w:val="000000"/>
+          <w:kern w:val="0"/>
+          <w:sz w:val="20"/>
+          <w:szCs w:val="20"/>
+        </w:rPr>
+        <w:t>唯一，</w:t>
+      </w:r>
+      <w:r>
+        <w:rPr>
+          <w:rFonts w:ascii="Microsoft Sans Serif" w:eastAsia="微软雅黑" w:hAnsi="Microsoft Sans Serif" w:cs="Microsoft Sans Serif"/>
+          <w:color w:val="000000"/>
+          <w:kern w:val="0"/>
+          <w:sz w:val="20"/>
+          <w:szCs w:val="20"/>
+        </w:rPr>
+        <w:t>role=</w:t>
+      </w:r>
+      <w:r>
+        <w:rPr>
+          <w:rFonts w:ascii="微软雅黑" w:eastAsia="微软雅黑" w:hAnsi="Microsoft Sans Serif" w:cs="微软雅黑" w:hint="eastAsia"/>
+          <w:color w:val="000000"/>
+          <w:kern w:val="0"/>
+          <w:sz w:val="20"/>
+          <w:szCs w:val="20"/>
+          <w:lang w:val="zh-CN"/>
+        </w:rPr>
+        <w:t>校体育处</w:t>
       </w:r>
     </w:p>
     <w:p>
@@ -648,7 +644,7 @@
           <w:sz w:val="12"/>
           <w:u w:val="single"/>
         </w:rPr>
-        <w:t>[PDRQM;{5742BE1B-28E9-4599-9BF5-25B727317FD8};REQ_  10]</w:t>
+        <w:t>[PDRQM;{3D93731A-3CC4-4523-9F70-1C731C6ECA8F};REQ_   8]</w:t>
       </w:r>
     </w:p>
     <w:p>
@@ -656,7 +652,7 @@
         <w:pStyle w:val="2"/>
       </w:pPr>
       <w:r>
-        <w:t>审核管理</w:t>
+        <w:t>赛事管理</w:t>
       </w:r>
     </w:p>
     <w:p>
@@ -666,7 +662,7 @@
         <w:adjustRightInd w:val="0"/>
         <w:jc w:val="left"/>
         <w:rPr>
-          <w:rFonts w:ascii="微软雅黑" w:eastAsia="微软雅黑" w:cs="微软雅黑"/>
+          <w:rFonts w:ascii="Microsoft Sans Serif" w:eastAsia="微软雅黑" w:hAnsi="Microsoft Sans Serif" w:cs="Microsoft Sans Serif"/>
           <w:color w:val="000000"/>
           <w:kern w:val="0"/>
           <w:sz w:val="20"/>
@@ -681,25 +677,26 @@
           <w:sz w:val="20"/>
           <w:szCs w:val="20"/>
         </w:rPr>
-        <w:t>审核报名，组队申请。</w:t>
-      </w:r>
-    </w:p>
-    <w:p>
-      <w:pPr>
-        <w:rPr>
-          <w:vanish/>
-          <w:color w:val="800000"/>
-          <w:sz w:val="12"/>
-          <w:u w:val="single"/>
-        </w:rPr>
-      </w:pPr>
-      <w:r>
-        <w:rPr>
-          <w:vanish/>
-          <w:color w:val="800000"/>
-          <w:sz w:val="12"/>
-          <w:u w:val="single"/>
-        </w:rPr>
+        <w:t>创建、编辑赛事。</w:t>
+      </w:r>
+    </w:p>
+    <w:p>
+      <w:pPr>
+        <w:rPr>
+          <w:vanish/>
+          <w:color w:val="800000"/>
+          <w:sz w:val="12"/>
+          <w:u w:val="single"/>
+        </w:rPr>
+      </w:pPr>
+      <w:r>
+        <w:rPr>
+          <w:vanish/>
+          <w:color w:val="800000"/>
+          <w:sz w:val="12"/>
+          <w:u w:val="single"/>
+        </w:rPr>
+        <w:lastRenderedPageBreak/>
         <w:t>[/PDRQM]</w:t>
       </w:r>
     </w:p>
@@ -719,7 +716,7 @@
           <w:sz w:val="12"/>
           <w:u w:val="single"/>
         </w:rPr>
-        <w:t>[PDRQM;{385D0731-3B2B-443C-80E0-F83A346F0766};REQ_  11]</w:t>
+        <w:t>[PDRQM;{04E27BD5-FDAD-4040-A122-61832ADC2F4B};REQ_   9]</w:t>
       </w:r>
     </w:p>
     <w:p>
@@ -727,7 +724,7 @@
         <w:pStyle w:val="2"/>
       </w:pPr>
       <w:r>
-        <w:t>赛程管理</w:t>
+        <w:t>项目管理</w:t>
       </w:r>
     </w:p>
     <w:p>
@@ -752,7 +749,27 @@
           <w:sz w:val="20"/>
           <w:szCs w:val="20"/>
         </w:rPr>
-        <w:t>为项目分配赛程，为赛程分配场地、时段、裁判；发布赛程。</w:t>
+        <w:t>为赛事添加项目，设定团体</w:t>
+      </w:r>
+      <w:r>
+        <w:rPr>
+          <w:rFonts w:ascii="微软雅黑" w:eastAsia="微软雅黑" w:cs="微软雅黑"/>
+          <w:color w:val="000000"/>
+          <w:kern w:val="0"/>
+          <w:sz w:val="20"/>
+          <w:szCs w:val="20"/>
+        </w:rPr>
+        <w:t>/</w:t>
+      </w:r>
+      <w:r>
+        <w:rPr>
+          <w:rFonts w:ascii="微软雅黑" w:eastAsia="微软雅黑" w:cs="微软雅黑" w:hint="eastAsia"/>
+          <w:color w:val="000000"/>
+          <w:kern w:val="0"/>
+          <w:sz w:val="20"/>
+          <w:szCs w:val="20"/>
+        </w:rPr>
+        <w:t>个人、性别限制、人数范围、最大报名数。</w:t>
       </w:r>
     </w:p>
     <w:p>
@@ -790,7 +807,7 @@
           <w:sz w:val="12"/>
           <w:u w:val="single"/>
         </w:rPr>
-        <w:t>[PDRQM;{6C7F1E8E-D139-4242-97C5-521595BCC605};REQ_  12]</w:t>
+        <w:t>[PDRQM;{5742BE1B-28E9-4599-9BF5-25B727317FD8};REQ_  10]</w:t>
       </w:r>
     </w:p>
     <w:p>
@@ -798,7 +815,7 @@
         <w:pStyle w:val="2"/>
       </w:pPr>
       <w:r>
-        <w:t>成绩管理</w:t>
+        <w:t>审核管理</w:t>
       </w:r>
     </w:p>
     <w:p>
@@ -808,11 +825,12 @@
         <w:adjustRightInd w:val="0"/>
         <w:jc w:val="left"/>
         <w:rPr>
-          <w:rFonts w:ascii="Microsoft Sans Serif" w:eastAsia="微软雅黑" w:hAnsi="Microsoft Sans Serif" w:cs="Microsoft Sans Serif"/>
-          <w:color w:val="000000"/>
-          <w:kern w:val="0"/>
-          <w:sz w:val="20"/>
-          <w:szCs w:val="20"/>
+          <w:rFonts w:ascii="微软雅黑" w:eastAsia="微软雅黑" w:cs="微软雅黑"/>
+          <w:color w:val="000000"/>
+          <w:kern w:val="0"/>
+          <w:sz w:val="20"/>
+          <w:szCs w:val="20"/>
+          <w:lang w:val="zh-CN"/>
         </w:rPr>
       </w:pPr>
       <w:r>
@@ -822,8 +840,9 @@
           <w:kern w:val="0"/>
           <w:sz w:val="20"/>
           <w:szCs w:val="20"/>
-        </w:rPr>
-        <w:t>审核裁判提交的成绩，发布最终成绩；修正已发布成绩。</w:t>
+          <w:lang w:val="zh-CN"/>
+        </w:rPr>
+        <w:t>审核报名和组队申请。</w:t>
       </w:r>
     </w:p>
     <w:p>
@@ -861,7 +880,7 @@
           <w:sz w:val="12"/>
           <w:u w:val="single"/>
         </w:rPr>
-        <w:t>[PDRQM;{95EBBFE7-F0BB-4F25-90A5-FB830E5A7687};REQ_  13]</w:t>
+        <w:t>[PDRQM;{385D0731-3B2B-443C-80E0-F83A346F0766};REQ_  11]</w:t>
       </w:r>
     </w:p>
     <w:p>
@@ -869,7 +888,7 @@
         <w:pStyle w:val="2"/>
       </w:pPr>
       <w:r>
-        <w:t>公告发布</w:t>
+        <w:t>赛程管理</w:t>
       </w:r>
     </w:p>
     <w:p>
@@ -894,7 +913,7 @@
           <w:sz w:val="20"/>
           <w:szCs w:val="20"/>
         </w:rPr>
-        <w:t>发布并管理赛事的相关通知。</w:t>
+        <w:t>为项目分配赛程，为赛程分配场地、时段、裁判；发布赛程。</w:t>
       </w:r>
     </w:p>
     <w:p>
@@ -932,53 +951,7 @@
           <w:sz w:val="12"/>
           <w:u w:val="single"/>
         </w:rPr>
-        <w:t>[PDRQM;{E6AAA06C-94A5-4167-B235-367A4E63113F};REQ_  15]</w:t>
-      </w:r>
-    </w:p>
-    <w:p>
-      <w:pPr>
-        <w:pStyle w:val="1"/>
-      </w:pPr>
-      <w:r>
-        <w:t>裁判</w:t>
-      </w:r>
-    </w:p>
-    <w:p>
-      <w:pPr>
-        <w:rPr>
-          <w:vanish/>
-          <w:color w:val="800000"/>
-          <w:sz w:val="12"/>
-          <w:u w:val="single"/>
-        </w:rPr>
-      </w:pPr>
-      <w:r>
-        <w:rPr>
-          <w:vanish/>
-          <w:color w:val="800000"/>
-          <w:sz w:val="12"/>
-          <w:u w:val="single"/>
-        </w:rPr>
-        <w:t>[/PDRQM]</w:t>
-      </w:r>
-    </w:p>
-    <w:p>
-      <w:pPr>
-        <w:rPr>
-          <w:vanish/>
-          <w:color w:val="800000"/>
-          <w:sz w:val="12"/>
-          <w:u w:val="single"/>
-        </w:rPr>
-      </w:pPr>
-      <w:r>
-        <w:rPr>
-          <w:vanish/>
-          <w:color w:val="800000"/>
-          <w:sz w:val="12"/>
-          <w:u w:val="single"/>
-        </w:rPr>
-        <w:t>[PDRQM;{A8D36F3F-058C-41DB-89F7-4C0C105E0126};REQ_  17]</w:t>
+        <w:t>[PDRQM;{6C7F1E8E-D139-4242-97C5-521595BCC605};REQ_  12]</w:t>
       </w:r>
     </w:p>
     <w:p>
@@ -986,7 +959,7 @@
         <w:pStyle w:val="2"/>
       </w:pPr>
       <w:r>
-        <w:t>赛程查看</w:t>
+        <w:t>成绩管理</w:t>
       </w:r>
     </w:p>
     <w:p>
@@ -996,7 +969,7 @@
         <w:adjustRightInd w:val="0"/>
         <w:jc w:val="left"/>
         <w:rPr>
-          <w:rFonts w:ascii="微软雅黑" w:eastAsia="微软雅黑" w:cs="微软雅黑"/>
+          <w:rFonts w:ascii="Microsoft Sans Serif" w:eastAsia="微软雅黑" w:hAnsi="Microsoft Sans Serif" w:cs="Microsoft Sans Serif"/>
           <w:color w:val="000000"/>
           <w:kern w:val="0"/>
           <w:sz w:val="20"/>
@@ -1011,7 +984,7 @@
           <w:sz w:val="20"/>
           <w:szCs w:val="20"/>
         </w:rPr>
-        <w:t>查看本人执裁场次详情（时间、场地、赛程）。</w:t>
+        <w:t>审核裁判提交的成绩，发布最终成绩；修正已发布成绩。</w:t>
       </w:r>
     </w:p>
     <w:p>
@@ -1049,7 +1022,7 @@
           <w:sz w:val="12"/>
           <w:u w:val="single"/>
         </w:rPr>
-        <w:t>[PDRQM;{52BC9C62-6F09-4F02-BB59-45C6BB91DBC6};REQ_  18]</w:t>
+        <w:t>[PDRQM;{95EBBFE7-F0BB-4F25-90A5-FB830E5A7687};REQ_  13]</w:t>
       </w:r>
     </w:p>
     <w:p>
@@ -1057,7 +1030,7 @@
         <w:pStyle w:val="2"/>
       </w:pPr>
       <w:r>
-        <w:t>成绩录入</w:t>
+        <w:t>公告发布</w:t>
       </w:r>
     </w:p>
     <w:p>
@@ -1067,7 +1040,7 @@
         <w:adjustRightInd w:val="0"/>
         <w:jc w:val="left"/>
         <w:rPr>
-          <w:rFonts w:ascii="微软雅黑" w:eastAsia="微软雅黑" w:cs="微软雅黑"/>
+          <w:rFonts w:ascii="Microsoft Sans Serif" w:eastAsia="微软雅黑" w:hAnsi="Microsoft Sans Serif" w:cs="Microsoft Sans Serif"/>
           <w:color w:val="000000"/>
           <w:kern w:val="0"/>
           <w:sz w:val="20"/>
@@ -1082,26 +1055,25 @@
           <w:sz w:val="20"/>
           <w:szCs w:val="20"/>
         </w:rPr>
-        <w:t>录入比赛结果（支持详细数据），提交校验。</w:t>
-      </w:r>
-    </w:p>
-    <w:p>
-      <w:pPr>
-        <w:rPr>
-          <w:vanish/>
-          <w:color w:val="800000"/>
-          <w:sz w:val="12"/>
-          <w:u w:val="single"/>
-        </w:rPr>
-      </w:pPr>
-      <w:r>
-        <w:rPr>
-          <w:vanish/>
-          <w:color w:val="800000"/>
-          <w:sz w:val="12"/>
-          <w:u w:val="single"/>
-        </w:rPr>
-        <w:lastRenderedPageBreak/>
+        <w:t>发布并管理赛事的相关通知。</w:t>
+      </w:r>
+    </w:p>
+    <w:p>
+      <w:pPr>
+        <w:rPr>
+          <w:vanish/>
+          <w:color w:val="800000"/>
+          <w:sz w:val="12"/>
+          <w:u w:val="single"/>
+        </w:rPr>
+      </w:pPr>
+      <w:r>
+        <w:rPr>
+          <w:vanish/>
+          <w:color w:val="800000"/>
+          <w:sz w:val="12"/>
+          <w:u w:val="single"/>
+        </w:rPr>
         <w:t>[/PDRQM]</w:t>
       </w:r>
     </w:p>
@@ -1121,7 +1093,7 @@
           <w:sz w:val="12"/>
           <w:u w:val="single"/>
         </w:rPr>
-        <w:t>[PDRQM;{CD376BFA-95B6-48CA-BC26-C90FB38DB270};REQ_  21]</w:t>
+        <w:t>[PDRQM;{E6AAA06C-94A5-4167-B235-367A4E63113F};REQ_  15]</w:t>
       </w:r>
     </w:p>
     <w:p>
@@ -1129,53 +1101,7 @@
         <w:pStyle w:val="1"/>
       </w:pPr>
       <w:r>
-        <w:t>运动员</w:t>
-      </w:r>
-    </w:p>
-    <w:p>
-      <w:pPr>
-        <w:rPr>
-          <w:vanish/>
-          <w:color w:val="800000"/>
-          <w:sz w:val="12"/>
-          <w:u w:val="single"/>
-        </w:rPr>
-      </w:pPr>
-      <w:r>
-        <w:rPr>
-          <w:vanish/>
-          <w:color w:val="800000"/>
-          <w:sz w:val="12"/>
-          <w:u w:val="single"/>
-        </w:rPr>
-        <w:t>[/PDRQM]</w:t>
-      </w:r>
-    </w:p>
-    <w:p>
-      <w:pPr>
-        <w:rPr>
-          <w:vanish/>
-          <w:color w:val="800000"/>
-          <w:sz w:val="12"/>
-          <w:u w:val="single"/>
-        </w:rPr>
-      </w:pPr>
-      <w:r>
-        <w:rPr>
-          <w:vanish/>
-          <w:color w:val="800000"/>
-          <w:sz w:val="12"/>
-          <w:u w:val="single"/>
-        </w:rPr>
-        <w:t>[PDRQM;{3E4B4E22-ACF5-4518-812A-2ABDDA39CFA0};REQ_  23]</w:t>
-      </w:r>
-    </w:p>
-    <w:p>
-      <w:pPr>
-        <w:pStyle w:val="2"/>
-      </w:pPr>
-      <w:r>
-        <w:t>信息查询</w:t>
+        <w:t>裁判</w:t>
       </w:r>
     </w:p>
     <w:p>
@@ -1185,42 +1111,34 @@
         <w:adjustRightInd w:val="0"/>
         <w:jc w:val="left"/>
         <w:rPr>
-          <w:rFonts w:ascii="微软雅黑" w:eastAsia="微软雅黑" w:cs="微软雅黑"/>
-          <w:color w:val="000000"/>
-          <w:kern w:val="0"/>
-          <w:sz w:val="20"/>
-          <w:szCs w:val="20"/>
-        </w:rPr>
-      </w:pPr>
-      <w:r>
-        <w:rPr>
-          <w:rFonts w:ascii="微软雅黑" w:eastAsia="微软雅黑" w:cs="微软雅黑" w:hint="eastAsia"/>
-          <w:color w:val="000000"/>
-          <w:kern w:val="0"/>
-          <w:sz w:val="20"/>
-          <w:szCs w:val="20"/>
-        </w:rPr>
-        <w:t>查看个人</w:t>
-      </w:r>
-      <w:r>
-        <w:rPr>
-          <w:rFonts w:ascii="微软雅黑" w:eastAsia="微软雅黑" w:cs="微软雅黑"/>
-          <w:color w:val="000000"/>
-          <w:kern w:val="0"/>
-          <w:sz w:val="20"/>
-          <w:szCs w:val="20"/>
-        </w:rPr>
-        <w:t>/</w:t>
-      </w:r>
-      <w:r>
-        <w:rPr>
-          <w:rFonts w:ascii="微软雅黑" w:eastAsia="微软雅黑" w:cs="微软雅黑" w:hint="eastAsia"/>
-          <w:color w:val="000000"/>
-          <w:kern w:val="0"/>
-          <w:sz w:val="20"/>
-          <w:szCs w:val="20"/>
-        </w:rPr>
-        <w:t>队伍赛程、成绩。</w:t>
+          <w:rFonts w:ascii="Microsoft Sans Serif" w:hAnsi="Microsoft Sans Serif" w:cs="Microsoft Sans Serif"/>
+          <w:color w:val="000000"/>
+          <w:kern w:val="0"/>
+          <w:sz w:val="20"/>
+          <w:szCs w:val="20"/>
+        </w:rPr>
+      </w:pPr>
+      <w:proofErr w:type="spellStart"/>
+      <w:r>
+        <w:rPr>
+          <w:rFonts w:ascii="Microsoft Sans Serif" w:hAnsi="Microsoft Sans Serif" w:cs="Microsoft Sans Serif"/>
+          <w:color w:val="000000"/>
+          <w:kern w:val="0"/>
+          <w:sz w:val="20"/>
+          <w:szCs w:val="20"/>
+        </w:rPr>
+        <w:t>user_id</w:t>
+      </w:r>
+      <w:proofErr w:type="spellEnd"/>
+      <w:r>
+        <w:rPr>
+          <w:rFonts w:ascii="Microsoft Sans Serif" w:hAnsi="Microsoft Sans Serif" w:cs="Microsoft Sans Serif"/>
+          <w:color w:val="000000"/>
+          <w:kern w:val="0"/>
+          <w:sz w:val="20"/>
+          <w:szCs w:val="20"/>
+        </w:rPr>
+        <w:t>, username, password, role, name, department</w:t>
       </w:r>
     </w:p>
     <w:p>
@@ -1258,7 +1176,7 @@
           <w:sz w:val="12"/>
           <w:u w:val="single"/>
         </w:rPr>
-        <w:t>[PDRQM;{36EF9E42-6124-4B0F-857A-BD9B790479E6};REQ_  24]</w:t>
+        <w:t>[PDRQM;{A8D36F3F-058C-41DB-89F7-4C0C105E0126};REQ_  17]</w:t>
       </w:r>
     </w:p>
     <w:p>
@@ -1266,7 +1184,7 @@
         <w:pStyle w:val="2"/>
       </w:pPr>
       <w:r>
-        <w:t>个人报名</w:t>
+        <w:t>赛程查看</w:t>
       </w:r>
     </w:p>
     <w:p>
@@ -1276,7 +1194,7 @@
         <w:adjustRightInd w:val="0"/>
         <w:jc w:val="left"/>
         <w:rPr>
-          <w:rFonts w:ascii="Microsoft Sans Serif" w:eastAsia="微软雅黑" w:hAnsi="Microsoft Sans Serif" w:cs="Microsoft Sans Serif"/>
+          <w:rFonts w:ascii="微软雅黑" w:eastAsia="微软雅黑" w:cs="微软雅黑"/>
           <w:color w:val="000000"/>
           <w:kern w:val="0"/>
           <w:sz w:val="20"/>
@@ -1291,25 +1209,26 @@
           <w:sz w:val="20"/>
           <w:szCs w:val="20"/>
         </w:rPr>
-        <w:t>报名个人项目（校验性别、院系限制、名额）；查看报名状态与审核结果。</w:t>
-      </w:r>
-    </w:p>
-    <w:p>
-      <w:pPr>
-        <w:rPr>
-          <w:vanish/>
-          <w:color w:val="800000"/>
-          <w:sz w:val="12"/>
-          <w:u w:val="single"/>
-        </w:rPr>
-      </w:pPr>
-      <w:r>
-        <w:rPr>
-          <w:vanish/>
-          <w:color w:val="800000"/>
-          <w:sz w:val="12"/>
-          <w:u w:val="single"/>
-        </w:rPr>
+        <w:t>查看本人执裁场次详情（时间、场地、赛程）。</w:t>
+      </w:r>
+    </w:p>
+    <w:p>
+      <w:pPr>
+        <w:rPr>
+          <w:vanish/>
+          <w:color w:val="800000"/>
+          <w:sz w:val="12"/>
+          <w:u w:val="single"/>
+        </w:rPr>
+      </w:pPr>
+      <w:r>
+        <w:rPr>
+          <w:vanish/>
+          <w:color w:val="800000"/>
+          <w:sz w:val="12"/>
+          <w:u w:val="single"/>
+        </w:rPr>
+        <w:lastRenderedPageBreak/>
         <w:t>[/PDRQM]</w:t>
       </w:r>
     </w:p>
@@ -1329,7 +1248,7 @@
           <w:sz w:val="12"/>
           <w:u w:val="single"/>
         </w:rPr>
-        <w:t>[PDRQM;{53498F53-C205-4DB3-B026-9E09B96EB035};REQ_  25]</w:t>
+        <w:t>[PDRQM;{52BC9C62-6F09-4F02-BB59-45C6BB91DBC6};REQ_  18]</w:t>
       </w:r>
     </w:p>
     <w:p>
@@ -1337,7 +1256,7 @@
         <w:pStyle w:val="2"/>
       </w:pPr>
       <w:r>
-        <w:t>团队管理（队长）</w:t>
+        <w:t>成绩录入</w:t>
       </w:r>
     </w:p>
     <w:p>
@@ -1352,7 +1271,6 @@
           <w:kern w:val="0"/>
           <w:sz w:val="20"/>
           <w:szCs w:val="20"/>
-          <w:lang w:val="zh-CN"/>
         </w:rPr>
       </w:pPr>
       <w:r>
@@ -1362,31 +1280,8 @@
           <w:kern w:val="0"/>
           <w:sz w:val="20"/>
           <w:szCs w:val="20"/>
-          <w:lang w:val="zh-CN"/>
-        </w:rPr>
-        <w:t>创建队伍、邀请</w:t>
-      </w:r>
-      <w:r>
-        <w:rPr>
-          <w:rFonts w:ascii="微软雅黑" w:eastAsia="微软雅黑" w:cs="微软雅黑"/>
-          <w:color w:val="000000"/>
-          <w:kern w:val="0"/>
-          <w:sz w:val="20"/>
-          <w:szCs w:val="20"/>
-          <w:lang w:val="zh-CN"/>
-        </w:rPr>
-        <w:t>/</w:t>
-      </w:r>
-      <w:r>
-        <w:rPr>
-          <w:rFonts w:ascii="微软雅黑" w:eastAsia="微软雅黑" w:cs="微软雅黑" w:hint="eastAsia"/>
-          <w:color w:val="000000"/>
-          <w:kern w:val="0"/>
-          <w:sz w:val="20"/>
-          <w:szCs w:val="20"/>
-          <w:lang w:val="zh-CN"/>
-        </w:rPr>
-        <w:t>移除队员，以队伍报名团体项目</w:t>
+        </w:rPr>
+        <w:t>录入比赛结果（支持详细数据），提交校验。</w:t>
       </w:r>
     </w:p>
     <w:p>
@@ -1424,15 +1319,15 @@
           <w:sz w:val="12"/>
           <w:u w:val="single"/>
         </w:rPr>
-        <w:t>[PDRQM;{CAE0A50C-D6A4-4FBC-8337-0838E080924B};REQ_  26]</w:t>
-      </w:r>
-    </w:p>
-    <w:p>
-      <w:pPr>
-        <w:pStyle w:val="2"/>
-      </w:pPr>
-      <w:r>
-        <w:t>消息接收</w:t>
+        <w:t>[PDRQM;{CD376BFA-95B6-48CA-BC26-C90FB38DB270};REQ_  21]</w:t>
+      </w:r>
+    </w:p>
+    <w:p>
+      <w:pPr>
+        <w:pStyle w:val="1"/>
+      </w:pPr>
+      <w:r>
+        <w:t>运动员</w:t>
       </w:r>
     </w:p>
     <w:p>
@@ -1442,114 +1337,34 @@
         <w:adjustRightInd w:val="0"/>
         <w:jc w:val="left"/>
         <w:rPr>
-          <w:rFonts w:ascii="微软雅黑" w:eastAsia="微软雅黑" w:cs="微软雅黑"/>
-          <w:color w:val="000000"/>
-          <w:kern w:val="0"/>
-          <w:sz w:val="20"/>
-          <w:szCs w:val="20"/>
-        </w:rPr>
-      </w:pPr>
-      <w:r>
-        <w:rPr>
-          <w:rFonts w:ascii="微软雅黑" w:eastAsia="微软雅黑" w:cs="微软雅黑" w:hint="eastAsia"/>
-          <w:color w:val="000000"/>
-          <w:kern w:val="0"/>
-          <w:sz w:val="20"/>
-          <w:szCs w:val="20"/>
-        </w:rPr>
-        <w:t>报名结果、公告通知。</w:t>
-      </w:r>
-    </w:p>
-    <w:p>
-      <w:pPr>
-        <w:rPr>
-          <w:vanish/>
-          <w:color w:val="800000"/>
-          <w:sz w:val="12"/>
-          <w:u w:val="single"/>
-        </w:rPr>
-      </w:pPr>
-      <w:r>
-        <w:rPr>
-          <w:vanish/>
-          <w:color w:val="800000"/>
-          <w:sz w:val="12"/>
-          <w:u w:val="single"/>
-        </w:rPr>
-        <w:t>[/PDRQM]</w:t>
-      </w:r>
-    </w:p>
-    <w:p>
-      <w:pPr>
-        <w:rPr>
-          <w:vanish/>
-          <w:color w:val="800000"/>
-          <w:sz w:val="12"/>
-          <w:u w:val="single"/>
-        </w:rPr>
-      </w:pPr>
-      <w:r>
-        <w:rPr>
-          <w:vanish/>
-          <w:color w:val="800000"/>
-          <w:sz w:val="12"/>
-          <w:u w:val="single"/>
-        </w:rPr>
-        <w:t>[PDRQM;{0EC0344F-445E-4D09-BA65-E19F88A81AC0};REQ_  27]</w:t>
-      </w:r>
-    </w:p>
-    <w:p>
-      <w:pPr>
-        <w:pStyle w:val="1"/>
-      </w:pPr>
-      <w:r>
-        <w:t>观众</w:t>
-      </w:r>
-    </w:p>
-    <w:p>
-      <w:pPr>
-        <w:rPr>
-          <w:vanish/>
-          <w:color w:val="800000"/>
-          <w:sz w:val="12"/>
-          <w:u w:val="single"/>
-        </w:rPr>
-      </w:pPr>
-      <w:r>
-        <w:rPr>
-          <w:vanish/>
-          <w:color w:val="800000"/>
-          <w:sz w:val="12"/>
-          <w:u w:val="single"/>
-        </w:rPr>
-        <w:t>[/PDRQM]</w:t>
-      </w:r>
-    </w:p>
-    <w:p>
-      <w:pPr>
-        <w:rPr>
-          <w:vanish/>
-          <w:color w:val="800000"/>
-          <w:sz w:val="12"/>
-          <w:u w:val="single"/>
-        </w:rPr>
-      </w:pPr>
-      <w:r>
-        <w:rPr>
-          <w:vanish/>
-          <w:color w:val="800000"/>
-          <w:sz w:val="12"/>
-          <w:u w:val="single"/>
-        </w:rPr>
-        <w:t>[PDRQM;{2421213F-83F5-40AC-B9B6-042E00B8BEF4};REQ_  28]</w:t>
-      </w:r>
-    </w:p>
-    <w:p>
-      <w:pPr>
-        <w:pStyle w:val="2"/>
-      </w:pPr>
-      <w:r>
-        <w:t>赛事浏览</w:t>
+          <w:rFonts w:ascii="Microsoft Sans Serif" w:hAnsi="Microsoft Sans Serif" w:cs="Microsoft Sans Serif"/>
+          <w:color w:val="000000"/>
+          <w:kern w:val="0"/>
+          <w:sz w:val="20"/>
+          <w:szCs w:val="20"/>
+        </w:rPr>
+      </w:pPr>
+      <w:proofErr w:type="spellStart"/>
+      <w:r>
+        <w:rPr>
+          <w:rFonts w:ascii="Microsoft Sans Serif" w:hAnsi="Microsoft Sans Serif" w:cs="Microsoft Sans Serif"/>
+          <w:color w:val="000000"/>
+          <w:kern w:val="0"/>
+          <w:sz w:val="20"/>
+          <w:szCs w:val="20"/>
+        </w:rPr>
+        <w:t>user_id</w:t>
+      </w:r>
+      <w:proofErr w:type="spellEnd"/>
+      <w:r>
+        <w:rPr>
+          <w:rFonts w:ascii="Microsoft Sans Serif" w:hAnsi="Microsoft Sans Serif" w:cs="Microsoft Sans Serif"/>
+          <w:color w:val="000000"/>
+          <w:kern w:val="0"/>
+          <w:sz w:val="20"/>
+          <w:szCs w:val="20"/>
+        </w:rPr>
+        <w:t>, username, password, role, name, department</w:t>
       </w:r>
     </w:p>
     <w:p>
@@ -1559,22 +1374,32 @@
         <w:adjustRightInd w:val="0"/>
         <w:jc w:val="left"/>
         <w:rPr>
-          <w:rFonts w:ascii="微软雅黑" w:eastAsia="微软雅黑" w:cs="微软雅黑"/>
-          <w:color w:val="000000"/>
-          <w:kern w:val="0"/>
-          <w:sz w:val="20"/>
-          <w:szCs w:val="20"/>
-        </w:rPr>
-      </w:pPr>
-      <w:r>
-        <w:rPr>
-          <w:rFonts w:ascii="微软雅黑" w:eastAsia="微软雅黑" w:cs="微软雅黑" w:hint="eastAsia"/>
-          <w:color w:val="000000"/>
-          <w:kern w:val="0"/>
-          <w:sz w:val="20"/>
-          <w:szCs w:val="20"/>
-        </w:rPr>
-        <w:t>查看赛事、项目、赛程、公告。</w:t>
+          <w:rFonts w:ascii="Microsoft Sans Serif" w:eastAsia="微软雅黑" w:hAnsi="Microsoft Sans Serif" w:cs="Microsoft Sans Serif"/>
+          <w:color w:val="000000"/>
+          <w:kern w:val="0"/>
+          <w:sz w:val="20"/>
+          <w:szCs w:val="20"/>
+        </w:rPr>
+      </w:pPr>
+      <w:r>
+        <w:rPr>
+          <w:rFonts w:ascii="Microsoft Sans Serif" w:hAnsi="Microsoft Sans Serif" w:cs="Microsoft Sans Serif"/>
+          <w:color w:val="000000"/>
+          <w:kern w:val="0"/>
+          <w:sz w:val="20"/>
+          <w:szCs w:val="20"/>
+        </w:rPr>
+        <w:t>role</w:t>
+      </w:r>
+      <w:r>
+        <w:rPr>
+          <w:rFonts w:ascii="微软雅黑" w:eastAsia="微软雅黑" w:hAnsi="Microsoft Sans Serif" w:cs="微软雅黑" w:hint="eastAsia"/>
+          <w:color w:val="000000"/>
+          <w:kern w:val="0"/>
+          <w:sz w:val="20"/>
+          <w:szCs w:val="20"/>
+        </w:rPr>
+        <w:t>分为队长和运动员</w:t>
       </w:r>
     </w:p>
     <w:p>
@@ -1612,7 +1437,7 @@
           <w:sz w:val="12"/>
           <w:u w:val="single"/>
         </w:rPr>
-        <w:t>[PDRQM;{D34477E1-35B8-4118-8A75-5C5FAE278727};REQ_  30]</w:t>
+        <w:t>[PDRQM;{3E4B4E22-ACF5-4518-812A-2ABDDA39CFA0};REQ_  23]</w:t>
       </w:r>
     </w:p>
     <w:p>
@@ -1620,7 +1445,7 @@
         <w:pStyle w:val="2"/>
       </w:pPr>
       <w:r>
-        <w:t>成绩查询</w:t>
+        <w:t>信息查询</w:t>
       </w:r>
     </w:p>
     <w:p>
@@ -1630,7 +1455,7 @@
         <w:adjustRightInd w:val="0"/>
         <w:jc w:val="left"/>
         <w:rPr>
-          <w:rFonts w:ascii="Microsoft Sans Serif" w:eastAsia="微软雅黑" w:hAnsi="Microsoft Sans Serif" w:cs="Microsoft Sans Serif"/>
+          <w:rFonts w:ascii="微软雅黑" w:eastAsia="微软雅黑" w:cs="微软雅黑"/>
           <w:color w:val="000000"/>
           <w:kern w:val="0"/>
           <w:sz w:val="20"/>
@@ -1645,26 +1470,45 @@
           <w:sz w:val="20"/>
           <w:szCs w:val="20"/>
         </w:rPr>
-        <w:t>检索赛程、查看比赛成绩。</w:t>
-      </w:r>
-    </w:p>
-    <w:p>
-      <w:pPr>
-        <w:rPr>
-          <w:vanish/>
-          <w:color w:val="800000"/>
-          <w:sz w:val="12"/>
-          <w:u w:val="single"/>
-        </w:rPr>
-      </w:pPr>
-      <w:r>
-        <w:rPr>
-          <w:vanish/>
-          <w:color w:val="800000"/>
-          <w:sz w:val="12"/>
-          <w:u w:val="single"/>
-        </w:rPr>
-        <w:lastRenderedPageBreak/>
+        <w:t>查看个人</w:t>
+      </w:r>
+      <w:r>
+        <w:rPr>
+          <w:rFonts w:ascii="微软雅黑" w:eastAsia="微软雅黑" w:cs="微软雅黑"/>
+          <w:color w:val="000000"/>
+          <w:kern w:val="0"/>
+          <w:sz w:val="20"/>
+          <w:szCs w:val="20"/>
+        </w:rPr>
+        <w:t>/</w:t>
+      </w:r>
+      <w:r>
+        <w:rPr>
+          <w:rFonts w:ascii="微软雅黑" w:eastAsia="微软雅黑" w:cs="微软雅黑" w:hint="eastAsia"/>
+          <w:color w:val="000000"/>
+          <w:kern w:val="0"/>
+          <w:sz w:val="20"/>
+          <w:szCs w:val="20"/>
+        </w:rPr>
+        <w:t>队伍赛程、成绩。</w:t>
+      </w:r>
+    </w:p>
+    <w:p>
+      <w:pPr>
+        <w:rPr>
+          <w:vanish/>
+          <w:color w:val="800000"/>
+          <w:sz w:val="12"/>
+          <w:u w:val="single"/>
+        </w:rPr>
+      </w:pPr>
+      <w:r>
+        <w:rPr>
+          <w:vanish/>
+          <w:color w:val="800000"/>
+          <w:sz w:val="12"/>
+          <w:u w:val="single"/>
+        </w:rPr>
         <w:t>[/PDRQM]</w:t>
       </w:r>
     </w:p>
@@ -1684,15 +1528,15 @@
           <w:sz w:val="12"/>
           <w:u w:val="single"/>
         </w:rPr>
-        <w:t>[PDRQM;{6506CAA9-B4EE-41FA-A5DC-3321D4FAC33D};REQ_  29]</w:t>
-      </w:r>
-    </w:p>
-    <w:p>
-      <w:pPr>
-        <w:pStyle w:val="1"/>
-      </w:pPr>
-      <w:r>
-        <w:t>队伍</w:t>
+        <w:t>[PDRQM;{36EF9E42-6124-4B0F-857A-BD9B790479E6};REQ_  24]</w:t>
+      </w:r>
+    </w:p>
+    <w:p>
+      <w:pPr>
+        <w:pStyle w:val="2"/>
+      </w:pPr>
+      <w:r>
+        <w:t>个人报名</w:t>
       </w:r>
     </w:p>
     <w:p>
@@ -1702,12 +1546,11 @@
         <w:adjustRightInd w:val="0"/>
         <w:jc w:val="left"/>
         <w:rPr>
-          <w:rFonts w:ascii="微软雅黑" w:eastAsia="微软雅黑" w:cs="微软雅黑"/>
-          <w:color w:val="000000"/>
-          <w:kern w:val="0"/>
-          <w:sz w:val="20"/>
-          <w:szCs w:val="20"/>
-          <w:lang w:val="zh-CN"/>
+          <w:rFonts w:ascii="Microsoft Sans Serif" w:eastAsia="微软雅黑" w:hAnsi="Microsoft Sans Serif" w:cs="Microsoft Sans Serif"/>
+          <w:color w:val="000000"/>
+          <w:kern w:val="0"/>
+          <w:sz w:val="20"/>
+          <w:szCs w:val="20"/>
         </w:rPr>
       </w:pPr>
       <w:r>
@@ -1718,18 +1561,53 @@
           <w:sz w:val="20"/>
           <w:szCs w:val="20"/>
         </w:rPr>
-        <w:t>包含选手</w:t>
-      </w:r>
-      <w:r>
-        <w:rPr>
-          <w:rFonts w:ascii="微软雅黑" w:eastAsia="微软雅黑" w:cs="微软雅黑" w:hint="eastAsia"/>
-          <w:color w:val="000000"/>
-          <w:kern w:val="0"/>
-          <w:sz w:val="20"/>
-          <w:szCs w:val="20"/>
-          <w:lang w:val="zh-CN"/>
-        </w:rPr>
-        <w:t>信息和队长信息，还有队伍类型</w:t>
+        <w:t>报名个人项目（校验性别、院系限制、名额）；查看报名状态与审核结果。</w:t>
+      </w:r>
+    </w:p>
+    <w:p>
+      <w:pPr>
+        <w:rPr>
+          <w:vanish/>
+          <w:color w:val="800000"/>
+          <w:sz w:val="12"/>
+          <w:u w:val="single"/>
+        </w:rPr>
+      </w:pPr>
+      <w:r>
+        <w:rPr>
+          <w:vanish/>
+          <w:color w:val="800000"/>
+          <w:sz w:val="12"/>
+          <w:u w:val="single"/>
+        </w:rPr>
+        <w:t>[/PDRQM]</w:t>
+      </w:r>
+    </w:p>
+    <w:p>
+      <w:pPr>
+        <w:rPr>
+          <w:vanish/>
+          <w:color w:val="800000"/>
+          <w:sz w:val="12"/>
+          <w:u w:val="single"/>
+        </w:rPr>
+      </w:pPr>
+      <w:r>
+        <w:rPr>
+          <w:vanish/>
+          <w:color w:val="800000"/>
+          <w:sz w:val="12"/>
+          <w:u w:val="single"/>
+        </w:rPr>
+        <w:t>[PDRQM;{53498F53-C205-4DB3-B026-9E09B96EB035};REQ_  25]</w:t>
+      </w:r>
+    </w:p>
+    <w:p>
+      <w:pPr>
+        <w:pStyle w:val="2"/>
+      </w:pPr>
+      <w:r>
+        <w:t>团队管理（队长）</w:t>
       </w:r>
     </w:p>
     <w:p>
@@ -1739,11 +1617,12 @@
         <w:adjustRightInd w:val="0"/>
         <w:jc w:val="left"/>
         <w:rPr>
-          <w:rFonts w:ascii="Microsoft Sans Serif" w:eastAsia="微软雅黑" w:hAnsi="Microsoft Sans Serif" w:cs="Microsoft Sans Serif"/>
-          <w:color w:val="000000"/>
-          <w:kern w:val="0"/>
-          <w:sz w:val="20"/>
-          <w:szCs w:val="20"/>
+          <w:rFonts w:ascii="微软雅黑" w:eastAsia="微软雅黑" w:cs="微软雅黑"/>
+          <w:color w:val="000000"/>
+          <w:kern w:val="0"/>
+          <w:sz w:val="20"/>
+          <w:szCs w:val="20"/>
+          <w:lang w:val="zh-CN"/>
         </w:rPr>
       </w:pPr>
       <w:r>
@@ -1755,7 +1634,29 @@
           <w:szCs w:val="20"/>
           <w:lang w:val="zh-CN"/>
         </w:rPr>
-        <w:t>可以报名，参赛</w:t>
+        <w:t>创建队伍、邀请</w:t>
+      </w:r>
+      <w:r>
+        <w:rPr>
+          <w:rFonts w:ascii="微软雅黑" w:eastAsia="微软雅黑" w:cs="微软雅黑"/>
+          <w:color w:val="000000"/>
+          <w:kern w:val="0"/>
+          <w:sz w:val="20"/>
+          <w:szCs w:val="20"/>
+          <w:lang w:val="zh-CN"/>
+        </w:rPr>
+        <w:t>/</w:t>
+      </w:r>
+      <w:r>
+        <w:rPr>
+          <w:rFonts w:ascii="微软雅黑" w:eastAsia="微软雅黑" w:cs="微软雅黑" w:hint="eastAsia"/>
+          <w:color w:val="000000"/>
+          <w:kern w:val="0"/>
+          <w:sz w:val="20"/>
+          <w:szCs w:val="20"/>
+          <w:lang w:val="zh-CN"/>
+        </w:rPr>
+        <w:t>移除队员，以队伍报名团体项目</w:t>
       </w:r>
     </w:p>
     <w:p>
@@ -1793,15 +1694,15 @@
           <w:sz w:val="12"/>
           <w:u w:val="single"/>
         </w:rPr>
-        <w:t>[PDRQM;{1B8C46E1-11BE-4B40-8FD0-87DB26D3B3F2};REQ_  31]</w:t>
-      </w:r>
-    </w:p>
-    <w:p>
-      <w:pPr>
-        <w:pStyle w:val="1"/>
-      </w:pPr>
-      <w:r>
-        <w:t>场地</w:t>
+        <w:t>[PDRQM;{CAE0A50C-D6A4-4FBC-8337-0838E080924B};REQ_  26]</w:t>
+      </w:r>
+    </w:p>
+    <w:p>
+      <w:pPr>
+        <w:pStyle w:val="2"/>
+      </w:pPr>
+      <w:r>
+        <w:t>消息接收</w:t>
       </w:r>
     </w:p>
     <w:p>
@@ -1811,7 +1712,7 @@
         <w:adjustRightInd w:val="0"/>
         <w:jc w:val="left"/>
         <w:rPr>
-          <w:rFonts w:ascii="Microsoft Sans Serif" w:eastAsia="微软雅黑" w:hAnsi="Microsoft Sans Serif" w:cs="Microsoft Sans Serif"/>
+          <w:rFonts w:ascii="微软雅黑" w:eastAsia="微软雅黑" w:cs="微软雅黑"/>
           <w:color w:val="000000"/>
           <w:kern w:val="0"/>
           <w:sz w:val="20"/>
@@ -1826,38 +1727,7 @@
           <w:sz w:val="20"/>
           <w:szCs w:val="20"/>
         </w:rPr>
-        <w:t>状态：使用，空闲</w:t>
-      </w:r>
-      <w:r>
-        <w:rPr>
-          <w:rFonts w:ascii="微软雅黑" w:eastAsia="微软雅黑" w:cs="微软雅黑"/>
-          <w:color w:val="000000"/>
-          <w:kern w:val="0"/>
-          <w:sz w:val="20"/>
-          <w:szCs w:val="20"/>
-        </w:rPr>
-        <w:br/>
-      </w:r>
-      <w:r>
-        <w:rPr>
-          <w:rFonts w:ascii="微软雅黑" w:eastAsia="微软雅黑" w:cs="微软雅黑" w:hint="eastAsia"/>
-          <w:color w:val="000000"/>
-          <w:kern w:val="0"/>
-          <w:sz w:val="20"/>
-          <w:szCs w:val="20"/>
-          <w:lang w:val="zh-CN"/>
-        </w:rPr>
-        <w:t>可以</w:t>
-      </w:r>
-      <w:r>
-        <w:rPr>
-          <w:rFonts w:ascii="微软雅黑" w:eastAsia="微软雅黑" w:cs="微软雅黑" w:hint="eastAsia"/>
-          <w:color w:val="000000"/>
-          <w:kern w:val="0"/>
-          <w:sz w:val="20"/>
-          <w:szCs w:val="20"/>
-        </w:rPr>
-        <w:t>借用，归还</w:t>
+        <w:t>报名结果、公告通知。</w:t>
       </w:r>
     </w:p>
     <w:p>
@@ -1895,7 +1765,7 @@
           <w:sz w:val="12"/>
           <w:u w:val="single"/>
         </w:rPr>
-        <w:t>[PDRQM;{93284589-8553-4949-B28B-E57AE64A3071};REQ_  32]</w:t>
+        <w:t>[PDRQM;{0EC0344F-445E-4D09-BA65-E19F88A81AC0};REQ_  27]</w:t>
       </w:r>
     </w:p>
     <w:p>
@@ -1903,7 +1773,7 @@
         <w:pStyle w:val="1"/>
       </w:pPr>
       <w:r>
-        <w:t>赛事</w:t>
+        <w:t>观众</w:t>
       </w:r>
     </w:p>
     <w:p>
@@ -1913,23 +1783,34 @@
         <w:adjustRightInd w:val="0"/>
         <w:jc w:val="left"/>
         <w:rPr>
-          <w:rFonts w:ascii="Microsoft Sans Serif" w:eastAsia="微软雅黑" w:hAnsi="Microsoft Sans Serif" w:cs="Microsoft Sans Serif"/>
-          <w:color w:val="000000"/>
-          <w:kern w:val="0"/>
-          <w:sz w:val="20"/>
-          <w:szCs w:val="20"/>
-        </w:rPr>
-      </w:pPr>
-      <w:r>
-        <w:rPr>
-          <w:rFonts w:ascii="微软雅黑" w:eastAsia="微软雅黑" w:cs="微软雅黑" w:hint="eastAsia"/>
-          <w:color w:val="000000"/>
-          <w:kern w:val="0"/>
-          <w:sz w:val="20"/>
-          <w:szCs w:val="20"/>
-          <w:lang w:val="zh-CN"/>
-        </w:rPr>
-        <w:t>包含项目，赛程信息</w:t>
+          <w:rFonts w:ascii="Microsoft Sans Serif" w:hAnsi="Microsoft Sans Serif" w:cs="Microsoft Sans Serif"/>
+          <w:color w:val="000000"/>
+          <w:kern w:val="0"/>
+          <w:sz w:val="20"/>
+          <w:szCs w:val="20"/>
+        </w:rPr>
+      </w:pPr>
+      <w:proofErr w:type="spellStart"/>
+      <w:r>
+        <w:rPr>
+          <w:rFonts w:ascii="Microsoft Sans Serif" w:hAnsi="Microsoft Sans Serif" w:cs="Microsoft Sans Serif"/>
+          <w:color w:val="000000"/>
+          <w:kern w:val="0"/>
+          <w:sz w:val="20"/>
+          <w:szCs w:val="20"/>
+        </w:rPr>
+        <w:t>user_id</w:t>
+      </w:r>
+      <w:proofErr w:type="spellEnd"/>
+      <w:r>
+        <w:rPr>
+          <w:rFonts w:ascii="Microsoft Sans Serif" w:hAnsi="Microsoft Sans Serif" w:cs="Microsoft Sans Serif"/>
+          <w:color w:val="000000"/>
+          <w:kern w:val="0"/>
+          <w:sz w:val="20"/>
+          <w:szCs w:val="20"/>
+        </w:rPr>
+        <w:t>, username, password, role, name, department</w:t>
       </w:r>
     </w:p>
     <w:p>
@@ -1944,26 +1825,46 @@
           <w:kern w:val="0"/>
           <w:sz w:val="20"/>
           <w:szCs w:val="20"/>
-          <w:lang w:val="zh-CN"/>
-        </w:rPr>
-      </w:pPr>
-    </w:p>
-    <w:p>
-      <w:pPr>
-        <w:rPr>
-          <w:vanish/>
-          <w:color w:val="800000"/>
-          <w:sz w:val="12"/>
-          <w:u w:val="single"/>
-        </w:rPr>
-      </w:pPr>
-      <w:r>
-        <w:rPr>
-          <w:vanish/>
-          <w:color w:val="800000"/>
-          <w:sz w:val="12"/>
-          <w:u w:val="single"/>
-        </w:rPr>
+        </w:rPr>
+      </w:pPr>
+      <w:r>
+        <w:rPr>
+          <w:rFonts w:ascii="Microsoft Sans Serif" w:hAnsi="Microsoft Sans Serif" w:cs="Microsoft Sans Serif"/>
+          <w:color w:val="000000"/>
+          <w:kern w:val="0"/>
+          <w:sz w:val="20"/>
+          <w:szCs w:val="20"/>
+        </w:rPr>
+        <w:t>role=</w:t>
+      </w:r>
+      <w:r>
+        <w:rPr>
+          <w:rFonts w:ascii="微软雅黑" w:eastAsia="微软雅黑" w:hAnsi="Microsoft Sans Serif" w:cs="微软雅黑" w:hint="eastAsia"/>
+          <w:color w:val="000000"/>
+          <w:kern w:val="0"/>
+          <w:sz w:val="20"/>
+          <w:szCs w:val="20"/>
+        </w:rPr>
+        <w:t>观众</w:t>
+      </w:r>
+    </w:p>
+    <w:p>
+      <w:pPr>
+        <w:rPr>
+          <w:vanish/>
+          <w:color w:val="800000"/>
+          <w:sz w:val="12"/>
+          <w:u w:val="single"/>
+        </w:rPr>
+      </w:pPr>
+      <w:r>
+        <w:rPr>
+          <w:vanish/>
+          <w:color w:val="800000"/>
+          <w:sz w:val="12"/>
+          <w:u w:val="single"/>
+        </w:rPr>
+        <w:lastRenderedPageBreak/>
         <w:t>[/PDRQM]</w:t>
       </w:r>
     </w:p>
@@ -1983,15 +1884,15 @@
           <w:sz w:val="12"/>
           <w:u w:val="single"/>
         </w:rPr>
-        <w:t>[PDRQM;{C1770161-3BE5-49DA-A8EA-BD45E23C8A8F};REQ_  33]</w:t>
-      </w:r>
-    </w:p>
-    <w:p>
-      <w:pPr>
-        <w:pStyle w:val="1"/>
-      </w:pPr>
-      <w:r>
-        <w:t>项目</w:t>
+        <w:t>[PDRQM;{2421213F-83F5-40AC-B9B6-042E00B8BEF4};REQ_  28]</w:t>
+      </w:r>
+    </w:p>
+    <w:p>
+      <w:pPr>
+        <w:pStyle w:val="2"/>
+      </w:pPr>
+      <w:r>
+        <w:t>赛事浏览</w:t>
       </w:r>
     </w:p>
     <w:p>
@@ -2001,7 +1902,7 @@
         <w:adjustRightInd w:val="0"/>
         <w:jc w:val="left"/>
         <w:rPr>
-          <w:rFonts w:ascii="Microsoft Sans Serif" w:eastAsia="微软雅黑" w:hAnsi="Microsoft Sans Serif" w:cs="Microsoft Sans Serif"/>
+          <w:rFonts w:ascii="微软雅黑" w:eastAsia="微软雅黑" w:cs="微软雅黑"/>
           <w:color w:val="000000"/>
           <w:kern w:val="0"/>
           <w:sz w:val="20"/>
@@ -2016,18 +1917,7 @@
           <w:sz w:val="20"/>
           <w:szCs w:val="20"/>
         </w:rPr>
-        <w:t>包含赛程</w:t>
-      </w:r>
-      <w:r>
-        <w:rPr>
-          <w:rFonts w:ascii="微软雅黑" w:eastAsia="微软雅黑" w:cs="微软雅黑" w:hint="eastAsia"/>
-          <w:color w:val="000000"/>
-          <w:kern w:val="0"/>
-          <w:sz w:val="20"/>
-          <w:szCs w:val="20"/>
-          <w:lang w:val="zh-CN"/>
-        </w:rPr>
-        <w:t>，项目类别</w:t>
+        <w:t>查看赛事、项目、赛程、公告。</w:t>
       </w:r>
     </w:p>
     <w:p>
@@ -2065,15 +1955,15 @@
           <w:sz w:val="12"/>
           <w:u w:val="single"/>
         </w:rPr>
-        <w:t>[PDRQM;{8F00BC38-1082-4A3E-8E2A-5E1D8426C5F2};REQ_  34]</w:t>
-      </w:r>
-    </w:p>
-    <w:p>
-      <w:pPr>
-        <w:pStyle w:val="1"/>
-      </w:pPr>
-      <w:r>
-        <w:t>赛程</w:t>
+        <w:t>[PDRQM;{D34477E1-35B8-4118-8A75-5C5FAE278727};REQ_  30]</w:t>
+      </w:r>
+    </w:p>
+    <w:p>
+      <w:pPr>
+        <w:pStyle w:val="2"/>
+      </w:pPr>
+      <w:r>
+        <w:t>成绩查询</w:t>
       </w:r>
     </w:p>
     <w:p>
@@ -2098,7 +1988,7 @@
           <w:sz w:val="20"/>
           <w:szCs w:val="20"/>
         </w:rPr>
-        <w:t>记录赛程，选手，日期，裁判，场地等信息</w:t>
+        <w:t>检索赛程、查看比赛成绩。</w:t>
       </w:r>
     </w:p>
     <w:p>
@@ -2136,7 +2026,7 @@
           <w:sz w:val="12"/>
           <w:u w:val="single"/>
         </w:rPr>
-        <w:t>[PDRQM;{3A12D001-C88C-4885-BF70-AC0BAF7DAD62};REQ_  35]</w:t>
+        <w:t>[PDRQM;{6506CAA9-B4EE-41FA-A5DC-3321D4FAC33D};REQ_  29]</w:t>
       </w:r>
     </w:p>
     <w:p>
@@ -2144,7 +2034,7 @@
         <w:pStyle w:val="1"/>
       </w:pPr>
       <w:r>
-        <w:t>成绩</w:t>
+        <w:t>队伍</w:t>
       </w:r>
     </w:p>
     <w:p>
@@ -2154,6 +2044,110 @@
         <w:adjustRightInd w:val="0"/>
         <w:jc w:val="left"/>
         <w:rPr>
+          <w:rFonts w:ascii="Microsoft Sans Serif" w:hAnsi="Microsoft Sans Serif" w:cs="Microsoft Sans Serif"/>
+          <w:color w:val="000000"/>
+          <w:kern w:val="0"/>
+          <w:sz w:val="20"/>
+          <w:szCs w:val="20"/>
+        </w:rPr>
+      </w:pPr>
+      <w:proofErr w:type="spellStart"/>
+      <w:r>
+        <w:rPr>
+          <w:rFonts w:ascii="Microsoft Sans Serif" w:hAnsi="Microsoft Sans Serif" w:cs="Microsoft Sans Serif"/>
+          <w:color w:val="000000"/>
+          <w:kern w:val="0"/>
+          <w:sz w:val="20"/>
+          <w:szCs w:val="20"/>
+        </w:rPr>
+        <w:t>team_id</w:t>
+      </w:r>
+      <w:proofErr w:type="spellEnd"/>
+      <w:r>
+        <w:rPr>
+          <w:rFonts w:ascii="Microsoft Sans Serif" w:hAnsi="Microsoft Sans Serif" w:cs="Microsoft Sans Serif"/>
+          <w:color w:val="000000"/>
+          <w:kern w:val="0"/>
+          <w:sz w:val="20"/>
+          <w:szCs w:val="20"/>
+        </w:rPr>
+        <w:t>, name, status</w:t>
+      </w:r>
+    </w:p>
+    <w:p>
+      <w:pPr>
+        <w:autoSpaceDE w:val="0"/>
+        <w:autoSpaceDN w:val="0"/>
+        <w:adjustRightInd w:val="0"/>
+        <w:jc w:val="left"/>
+        <w:rPr>
+          <w:rFonts w:ascii="微软雅黑" w:eastAsia="微软雅黑" w:hAnsi="Microsoft Sans Serif" w:cs="微软雅黑"/>
+          <w:color w:val="000000"/>
+          <w:kern w:val="0"/>
+          <w:sz w:val="20"/>
+          <w:szCs w:val="20"/>
+        </w:rPr>
+      </w:pPr>
+      <w:r>
+        <w:rPr>
+          <w:rFonts w:ascii="微软雅黑" w:eastAsia="微软雅黑" w:hAnsi="Microsoft Sans Serif" w:cs="微软雅黑" w:hint="eastAsia"/>
+          <w:color w:val="000000"/>
+          <w:kern w:val="0"/>
+          <w:sz w:val="20"/>
+          <w:szCs w:val="20"/>
+        </w:rPr>
+        <w:t>外键：</w:t>
+      </w:r>
+      <w:proofErr w:type="spellStart"/>
+      <w:r>
+        <w:rPr>
+          <w:rFonts w:ascii="微软雅黑" w:eastAsia="微软雅黑" w:hAnsi="Microsoft Sans Serif" w:cs="微软雅黑"/>
+          <w:color w:val="000000"/>
+          <w:kern w:val="0"/>
+          <w:sz w:val="20"/>
+          <w:szCs w:val="20"/>
+        </w:rPr>
+        <w:t>captain_id</w:t>
+      </w:r>
+      <w:proofErr w:type="spellEnd"/>
+      <w:r>
+        <w:rPr>
+          <w:rFonts w:ascii="微软雅黑" w:eastAsia="微软雅黑" w:hAnsi="Microsoft Sans Serif" w:cs="微软雅黑"/>
+          <w:color w:val="000000"/>
+          <w:kern w:val="0"/>
+          <w:sz w:val="20"/>
+          <w:szCs w:val="20"/>
+        </w:rPr>
+        <w:t xml:space="preserve"> </w:t>
+      </w:r>
+      <w:r>
+        <w:rPr>
+          <w:rFonts w:ascii="微软雅黑" w:eastAsia="微软雅黑" w:hAnsi="Microsoft Sans Serif" w:cs="微软雅黑" w:hint="eastAsia"/>
+          <w:color w:val="000000"/>
+          <w:kern w:val="0"/>
+          <w:sz w:val="20"/>
+          <w:szCs w:val="20"/>
+        </w:rPr>
+        <w:t>→</w:t>
+      </w:r>
+      <w:r>
+        <w:rPr>
+          <w:rFonts w:ascii="微软雅黑" w:eastAsia="微软雅黑" w:hAnsi="Microsoft Sans Serif" w:cs="微软雅黑"/>
+          <w:color w:val="000000"/>
+          <w:kern w:val="0"/>
+          <w:sz w:val="20"/>
+          <w:szCs w:val="20"/>
+        </w:rPr>
+        <w:t xml:space="preserve"> User</w:t>
+      </w:r>
+    </w:p>
+    <w:p>
+      <w:pPr>
+        <w:autoSpaceDE w:val="0"/>
+        <w:autoSpaceDN w:val="0"/>
+        <w:adjustRightInd w:val="0"/>
+        <w:jc w:val="left"/>
+        <w:rPr>
           <w:rFonts w:ascii="Microsoft Sans Serif" w:eastAsia="微软雅黑" w:hAnsi="Microsoft Sans Serif" w:cs="Microsoft Sans Serif"/>
           <w:color w:val="000000"/>
           <w:kern w:val="0"/>
@@ -2163,13 +2157,366 @@
       </w:pPr>
       <w:r>
         <w:rPr>
-          <w:rFonts w:ascii="微软雅黑" w:eastAsia="微软雅黑" w:cs="微软雅黑" w:hint="eastAsia"/>
-          <w:color w:val="000000"/>
-          <w:kern w:val="0"/>
-          <w:sz w:val="20"/>
-          <w:szCs w:val="20"/>
-        </w:rPr>
-        <w:t>状态：输赢或者跑步时间，跳远米数等等</w:t>
+          <w:rFonts w:ascii="微软雅黑" w:eastAsia="微软雅黑" w:hAnsi="Microsoft Sans Serif" w:cs="微软雅黑" w:hint="eastAsia"/>
+          <w:color w:val="000000"/>
+          <w:kern w:val="0"/>
+          <w:sz w:val="20"/>
+          <w:szCs w:val="20"/>
+          <w:lang w:val="zh-CN"/>
+        </w:rPr>
+        <w:t>状态：待审核</w:t>
+      </w:r>
+      <w:r>
+        <w:rPr>
+          <w:rFonts w:ascii="微软雅黑" w:eastAsia="微软雅黑" w:hAnsi="Microsoft Sans Serif" w:cs="微软雅黑"/>
+          <w:color w:val="000000"/>
+          <w:kern w:val="0"/>
+          <w:sz w:val="20"/>
+          <w:szCs w:val="20"/>
+          <w:lang w:val="zh-CN"/>
+        </w:rPr>
+        <w:t xml:space="preserve"> / </w:t>
+      </w:r>
+      <w:r>
+        <w:rPr>
+          <w:rFonts w:ascii="微软雅黑" w:eastAsia="微软雅黑" w:hAnsi="Microsoft Sans Serif" w:cs="微软雅黑" w:hint="eastAsia"/>
+          <w:color w:val="000000"/>
+          <w:kern w:val="0"/>
+          <w:sz w:val="20"/>
+          <w:szCs w:val="20"/>
+          <w:lang w:val="zh-CN"/>
+        </w:rPr>
+        <w:t>已通过</w:t>
+      </w:r>
+      <w:r>
+        <w:rPr>
+          <w:rFonts w:ascii="微软雅黑" w:eastAsia="微软雅黑" w:hAnsi="Microsoft Sans Serif" w:cs="微软雅黑"/>
+          <w:color w:val="000000"/>
+          <w:kern w:val="0"/>
+          <w:sz w:val="20"/>
+          <w:szCs w:val="20"/>
+          <w:lang w:val="zh-CN"/>
+        </w:rPr>
+        <w:t xml:space="preserve"> / </w:t>
+      </w:r>
+      <w:r>
+        <w:rPr>
+          <w:rFonts w:ascii="微软雅黑" w:eastAsia="微软雅黑" w:hAnsi="Microsoft Sans Serif" w:cs="微软雅黑" w:hint="eastAsia"/>
+          <w:color w:val="000000"/>
+          <w:kern w:val="0"/>
+          <w:sz w:val="20"/>
+          <w:szCs w:val="20"/>
+          <w:lang w:val="zh-CN"/>
+        </w:rPr>
+        <w:t>已拒绝</w:t>
+      </w:r>
+      <w:r>
+        <w:rPr>
+          <w:rFonts w:ascii="微软雅黑" w:eastAsia="微软雅黑" w:hAnsi="Microsoft Sans Serif" w:cs="微软雅黑"/>
+          <w:color w:val="000000"/>
+          <w:kern w:val="0"/>
+          <w:sz w:val="20"/>
+          <w:szCs w:val="20"/>
+          <w:lang w:val="zh-CN"/>
+        </w:rPr>
+        <w:t xml:space="preserve"> / </w:t>
+      </w:r>
+      <w:r>
+        <w:rPr>
+          <w:rFonts w:ascii="微软雅黑" w:eastAsia="微软雅黑" w:hAnsi="Microsoft Sans Serif" w:cs="微软雅黑" w:hint="eastAsia"/>
+          <w:color w:val="000000"/>
+          <w:kern w:val="0"/>
+          <w:sz w:val="20"/>
+          <w:szCs w:val="20"/>
+          <w:lang w:val="zh-CN"/>
+        </w:rPr>
+        <w:t>已解散</w:t>
+      </w:r>
+    </w:p>
+    <w:p>
+      <w:pPr>
+        <w:autoSpaceDE w:val="0"/>
+        <w:autoSpaceDN w:val="0"/>
+        <w:adjustRightInd w:val="0"/>
+        <w:jc w:val="left"/>
+        <w:rPr>
+          <w:rFonts w:ascii="微软雅黑" w:eastAsia="微软雅黑" w:hAnsi="Microsoft Sans Serif" w:cs="微软雅黑"/>
+          <w:color w:val="000000"/>
+          <w:kern w:val="0"/>
+          <w:sz w:val="20"/>
+          <w:szCs w:val="20"/>
+          <w:lang w:val="zh-CN"/>
+        </w:rPr>
+      </w:pPr>
+      <w:r>
+        <w:rPr>
+          <w:rFonts w:ascii="微软雅黑" w:eastAsia="微软雅黑" w:hAnsi="Microsoft Sans Serif" w:cs="微软雅黑" w:hint="eastAsia"/>
+          <w:color w:val="000000"/>
+          <w:kern w:val="0"/>
+          <w:sz w:val="20"/>
+          <w:szCs w:val="20"/>
+          <w:lang w:val="zh-CN"/>
+        </w:rPr>
+        <w:t>包含选手信息和队长信息，还有队伍类型</w:t>
+      </w:r>
+    </w:p>
+    <w:p>
+      <w:pPr>
+        <w:rPr>
+          <w:vanish/>
+          <w:color w:val="800000"/>
+          <w:sz w:val="12"/>
+          <w:u w:val="single"/>
+        </w:rPr>
+      </w:pPr>
+      <w:r>
+        <w:rPr>
+          <w:vanish/>
+          <w:color w:val="800000"/>
+          <w:sz w:val="12"/>
+          <w:u w:val="single"/>
+        </w:rPr>
+        <w:t>[/PDRQM]</w:t>
+      </w:r>
+    </w:p>
+    <w:p>
+      <w:pPr>
+        <w:rPr>
+          <w:vanish/>
+          <w:color w:val="800000"/>
+          <w:sz w:val="12"/>
+          <w:u w:val="single"/>
+        </w:rPr>
+      </w:pPr>
+      <w:r>
+        <w:rPr>
+          <w:vanish/>
+          <w:color w:val="800000"/>
+          <w:sz w:val="12"/>
+          <w:u w:val="single"/>
+        </w:rPr>
+        <w:t>[PDRQM;{54593450-B446-432B-B3BF-ED55C574AC7F};REQ_  36]</w:t>
+      </w:r>
+    </w:p>
+    <w:p>
+      <w:pPr>
+        <w:pStyle w:val="2"/>
+      </w:pPr>
+      <w:r>
+        <w:t>报名参赛</w:t>
+      </w:r>
+    </w:p>
+    <w:p>
+      <w:pPr>
+        <w:rPr>
+          <w:vanish/>
+          <w:color w:val="800000"/>
+          <w:sz w:val="12"/>
+          <w:u w:val="single"/>
+        </w:rPr>
+      </w:pPr>
+      <w:r>
+        <w:rPr>
+          <w:vanish/>
+          <w:color w:val="800000"/>
+          <w:sz w:val="12"/>
+          <w:u w:val="single"/>
+        </w:rPr>
+        <w:t>[/PDRQM]</w:t>
+      </w:r>
+    </w:p>
+    <w:p>
+      <w:pPr>
+        <w:rPr>
+          <w:vanish/>
+          <w:color w:val="800000"/>
+          <w:sz w:val="12"/>
+          <w:u w:val="single"/>
+        </w:rPr>
+      </w:pPr>
+      <w:r>
+        <w:rPr>
+          <w:vanish/>
+          <w:color w:val="800000"/>
+          <w:sz w:val="12"/>
+          <w:u w:val="single"/>
+        </w:rPr>
+        <w:t>[PDRQM;{1B8C46E1-11BE-4B40-8FD0-87DB26D3B3F2};REQ_  31]</w:t>
+      </w:r>
+    </w:p>
+    <w:p>
+      <w:pPr>
+        <w:pStyle w:val="1"/>
+      </w:pPr>
+      <w:r>
+        <w:t>场地</w:t>
+      </w:r>
+    </w:p>
+    <w:p>
+      <w:pPr>
+        <w:autoSpaceDE w:val="0"/>
+        <w:autoSpaceDN w:val="0"/>
+        <w:adjustRightInd w:val="0"/>
+        <w:jc w:val="left"/>
+        <w:rPr>
+          <w:rFonts w:ascii="Microsoft Sans Serif" w:hAnsi="Microsoft Sans Serif" w:cs="Microsoft Sans Serif"/>
+          <w:color w:val="000000"/>
+          <w:kern w:val="0"/>
+          <w:sz w:val="20"/>
+          <w:szCs w:val="20"/>
+        </w:rPr>
+      </w:pPr>
+      <w:proofErr w:type="spellStart"/>
+      <w:r>
+        <w:rPr>
+          <w:rFonts w:ascii="Microsoft Sans Serif" w:hAnsi="Microsoft Sans Serif" w:cs="Microsoft Sans Serif"/>
+          <w:color w:val="000000"/>
+          <w:kern w:val="0"/>
+          <w:sz w:val="20"/>
+          <w:szCs w:val="20"/>
+        </w:rPr>
+        <w:t>venue_id</w:t>
+      </w:r>
+      <w:proofErr w:type="spellEnd"/>
+      <w:r>
+        <w:rPr>
+          <w:rFonts w:ascii="Microsoft Sans Serif" w:hAnsi="Microsoft Sans Serif" w:cs="Microsoft Sans Serif"/>
+          <w:color w:val="000000"/>
+          <w:kern w:val="0"/>
+          <w:sz w:val="20"/>
+          <w:szCs w:val="20"/>
+        </w:rPr>
+        <w:t>, name, status</w:t>
+      </w:r>
+    </w:p>
+    <w:p>
+      <w:pPr>
+        <w:autoSpaceDE w:val="0"/>
+        <w:autoSpaceDN w:val="0"/>
+        <w:adjustRightInd w:val="0"/>
+        <w:jc w:val="left"/>
+        <w:rPr>
+          <w:rFonts w:ascii="微软雅黑" w:eastAsia="微软雅黑" w:hAnsi="Microsoft Sans Serif" w:cs="微软雅黑"/>
+          <w:color w:val="000000"/>
+          <w:kern w:val="0"/>
+          <w:sz w:val="20"/>
+          <w:szCs w:val="20"/>
+          <w:lang w:val="zh-CN"/>
+        </w:rPr>
+      </w:pPr>
+      <w:r>
+        <w:rPr>
+          <w:rFonts w:ascii="微软雅黑" w:eastAsia="微软雅黑" w:hAnsi="Microsoft Sans Serif" w:cs="微软雅黑" w:hint="eastAsia"/>
+          <w:color w:val="000000"/>
+          <w:kern w:val="0"/>
+          <w:sz w:val="20"/>
+          <w:szCs w:val="20"/>
+          <w:lang w:val="zh-CN"/>
+        </w:rPr>
+        <w:t>状态：使用，空闲</w:t>
+      </w:r>
+    </w:p>
+    <w:p>
+      <w:pPr>
+        <w:autoSpaceDE w:val="0"/>
+        <w:autoSpaceDN w:val="0"/>
+        <w:adjustRightInd w:val="0"/>
+        <w:jc w:val="left"/>
+        <w:rPr>
+          <w:rFonts w:ascii="Microsoft Sans Serif" w:eastAsia="微软雅黑" w:hAnsi="Microsoft Sans Serif" w:cs="Microsoft Sans Serif"/>
+          <w:color w:val="000000"/>
+          <w:kern w:val="0"/>
+          <w:sz w:val="20"/>
+          <w:szCs w:val="20"/>
+        </w:rPr>
+      </w:pPr>
+      <w:r>
+        <w:rPr>
+          <w:rFonts w:ascii="微软雅黑" w:eastAsia="微软雅黑" w:hAnsi="Microsoft Sans Serif" w:cs="微软雅黑" w:hint="eastAsia"/>
+          <w:color w:val="000000"/>
+          <w:kern w:val="0"/>
+          <w:sz w:val="20"/>
+          <w:szCs w:val="20"/>
+          <w:lang w:val="zh-CN"/>
+        </w:rPr>
+        <w:t>通过为赛程分配场地实现</w:t>
+      </w:r>
+      <w:r>
+        <w:rPr>
+          <w:rFonts w:ascii="微软雅黑" w:eastAsia="微软雅黑" w:hAnsi="Microsoft Sans Serif" w:cs="微软雅黑"/>
+          <w:color w:val="000000"/>
+          <w:kern w:val="0"/>
+          <w:sz w:val="20"/>
+          <w:szCs w:val="20"/>
+          <w:lang w:val="zh-CN"/>
+        </w:rPr>
+        <w:t>“</w:t>
+      </w:r>
+      <w:r>
+        <w:rPr>
+          <w:rFonts w:ascii="微软雅黑" w:eastAsia="微软雅黑" w:hAnsi="Microsoft Sans Serif" w:cs="微软雅黑" w:hint="eastAsia"/>
+          <w:color w:val="000000"/>
+          <w:kern w:val="0"/>
+          <w:sz w:val="20"/>
+          <w:szCs w:val="20"/>
+          <w:lang w:val="zh-CN"/>
+        </w:rPr>
+        <w:t>借用</w:t>
+      </w:r>
+      <w:r>
+        <w:rPr>
+          <w:rFonts w:ascii="微软雅黑" w:eastAsia="微软雅黑" w:hAnsi="Microsoft Sans Serif" w:cs="微软雅黑"/>
+          <w:color w:val="000000"/>
+          <w:kern w:val="0"/>
+          <w:sz w:val="20"/>
+          <w:szCs w:val="20"/>
+          <w:lang w:val="zh-CN"/>
+        </w:rPr>
+        <w:t>”</w:t>
+      </w:r>
+      <w:r>
+        <w:rPr>
+          <w:rFonts w:ascii="微软雅黑" w:eastAsia="微软雅黑" w:hAnsi="Microsoft Sans Serif" w:cs="微软雅黑" w:hint="eastAsia"/>
+          <w:color w:val="000000"/>
+          <w:kern w:val="0"/>
+          <w:sz w:val="20"/>
+          <w:szCs w:val="20"/>
+          <w:lang w:val="zh-CN"/>
+        </w:rPr>
+        <w:t>，赛程结束后自动</w:t>
+      </w:r>
+      <w:r>
+        <w:rPr>
+          <w:rFonts w:ascii="微软雅黑" w:eastAsia="微软雅黑" w:hAnsi="Microsoft Sans Serif" w:cs="微软雅黑"/>
+          <w:color w:val="000000"/>
+          <w:kern w:val="0"/>
+          <w:sz w:val="20"/>
+          <w:szCs w:val="20"/>
+          <w:lang w:val="zh-CN"/>
+        </w:rPr>
+        <w:t>“</w:t>
+      </w:r>
+      <w:r>
+        <w:rPr>
+          <w:rFonts w:ascii="微软雅黑" w:eastAsia="微软雅黑" w:hAnsi="Microsoft Sans Serif" w:cs="微软雅黑" w:hint="eastAsia"/>
+          <w:color w:val="000000"/>
+          <w:kern w:val="0"/>
+          <w:sz w:val="20"/>
+          <w:szCs w:val="20"/>
+          <w:lang w:val="zh-CN"/>
+        </w:rPr>
+        <w:t>归还</w:t>
+      </w:r>
+      <w:r>
+        <w:rPr>
+          <w:rFonts w:ascii="微软雅黑" w:eastAsia="微软雅黑" w:hAnsi="Microsoft Sans Serif" w:cs="微软雅黑"/>
+          <w:color w:val="000000"/>
+          <w:kern w:val="0"/>
+          <w:sz w:val="20"/>
+          <w:szCs w:val="20"/>
+          <w:lang w:val="zh-CN"/>
+        </w:rPr>
+        <w:t>”</w:t>
       </w:r>
     </w:p>
     <w:p>
@@ -2189,6 +2536,2927 @@
           <w:u w:val="single"/>
         </w:rPr>
         <w:lastRenderedPageBreak/>
+        <w:t>[/PDRQM]</w:t>
+      </w:r>
+    </w:p>
+    <w:p>
+      <w:pPr>
+        <w:rPr>
+          <w:vanish/>
+          <w:color w:val="800000"/>
+          <w:sz w:val="12"/>
+          <w:u w:val="single"/>
+        </w:rPr>
+      </w:pPr>
+      <w:r>
+        <w:rPr>
+          <w:vanish/>
+          <w:color w:val="800000"/>
+          <w:sz w:val="12"/>
+          <w:u w:val="single"/>
+        </w:rPr>
+        <w:t>[PDRQM;{A826C719-E043-48D5-9AA5-C88BE0A8043B};REQ_  37]</w:t>
+      </w:r>
+    </w:p>
+    <w:p>
+      <w:pPr>
+        <w:pStyle w:val="2"/>
+      </w:pPr>
+      <w:r>
+        <w:t>借用</w:t>
+      </w:r>
+    </w:p>
+    <w:p>
+      <w:pPr>
+        <w:rPr>
+          <w:vanish/>
+          <w:color w:val="800000"/>
+          <w:sz w:val="12"/>
+          <w:u w:val="single"/>
+        </w:rPr>
+      </w:pPr>
+      <w:r>
+        <w:rPr>
+          <w:vanish/>
+          <w:color w:val="800000"/>
+          <w:sz w:val="12"/>
+          <w:u w:val="single"/>
+        </w:rPr>
+        <w:t>[/PDRQM]</w:t>
+      </w:r>
+    </w:p>
+    <w:p>
+      <w:pPr>
+        <w:rPr>
+          <w:vanish/>
+          <w:color w:val="800000"/>
+          <w:sz w:val="12"/>
+          <w:u w:val="single"/>
+        </w:rPr>
+      </w:pPr>
+      <w:r>
+        <w:rPr>
+          <w:vanish/>
+          <w:color w:val="800000"/>
+          <w:sz w:val="12"/>
+          <w:u w:val="single"/>
+        </w:rPr>
+        <w:t>[PDRQM;{287332DF-AF91-4CFE-8DC3-38F092604573};REQ_  38]</w:t>
+      </w:r>
+    </w:p>
+    <w:p>
+      <w:pPr>
+        <w:pStyle w:val="2"/>
+      </w:pPr>
+      <w:r>
+        <w:t>归还</w:t>
+      </w:r>
+    </w:p>
+    <w:p>
+      <w:pPr>
+        <w:rPr>
+          <w:vanish/>
+          <w:color w:val="800000"/>
+          <w:sz w:val="12"/>
+          <w:u w:val="single"/>
+        </w:rPr>
+      </w:pPr>
+      <w:r>
+        <w:rPr>
+          <w:vanish/>
+          <w:color w:val="800000"/>
+          <w:sz w:val="12"/>
+          <w:u w:val="single"/>
+        </w:rPr>
+        <w:t>[/PDRQM]</w:t>
+      </w:r>
+    </w:p>
+    <w:p>
+      <w:pPr>
+        <w:rPr>
+          <w:vanish/>
+          <w:color w:val="800000"/>
+          <w:sz w:val="12"/>
+          <w:u w:val="single"/>
+        </w:rPr>
+      </w:pPr>
+      <w:r>
+        <w:rPr>
+          <w:vanish/>
+          <w:color w:val="800000"/>
+          <w:sz w:val="12"/>
+          <w:u w:val="single"/>
+        </w:rPr>
+        <w:t>[PDRQM;{93284589-8553-4949-B28B-E57AE64A3071};REQ_  32]</w:t>
+      </w:r>
+    </w:p>
+    <w:p>
+      <w:pPr>
+        <w:pStyle w:val="1"/>
+      </w:pPr>
+      <w:r>
+        <w:t>赛事</w:t>
+      </w:r>
+    </w:p>
+    <w:p>
+      <w:pPr>
+        <w:autoSpaceDE w:val="0"/>
+        <w:autoSpaceDN w:val="0"/>
+        <w:adjustRightInd w:val="0"/>
+        <w:jc w:val="left"/>
+        <w:rPr>
+          <w:rFonts w:ascii="Microsoft Sans Serif" w:hAnsi="Microsoft Sans Serif" w:cs="Microsoft Sans Serif"/>
+          <w:color w:val="000000"/>
+          <w:kern w:val="0"/>
+          <w:sz w:val="20"/>
+          <w:szCs w:val="20"/>
+        </w:rPr>
+      </w:pPr>
+      <w:proofErr w:type="spellStart"/>
+      <w:r>
+        <w:rPr>
+          <w:rFonts w:ascii="Microsoft Sans Serif" w:hAnsi="Microsoft Sans Serif" w:cs="Microsoft Sans Serif"/>
+          <w:color w:val="000000"/>
+          <w:kern w:val="0"/>
+          <w:sz w:val="20"/>
+          <w:szCs w:val="20"/>
+        </w:rPr>
+        <w:t>event_id</w:t>
+      </w:r>
+      <w:proofErr w:type="spellEnd"/>
+      <w:r>
+        <w:rPr>
+          <w:rFonts w:ascii="Microsoft Sans Serif" w:hAnsi="Microsoft Sans Serif" w:cs="Microsoft Sans Serif"/>
+          <w:color w:val="000000"/>
+          <w:kern w:val="0"/>
+          <w:sz w:val="20"/>
+          <w:szCs w:val="20"/>
+        </w:rPr>
+        <w:t xml:space="preserve">, name, description, </w:t>
+      </w:r>
+      <w:proofErr w:type="spellStart"/>
+      <w:r>
+        <w:rPr>
+          <w:rFonts w:ascii="Microsoft Sans Serif" w:hAnsi="Microsoft Sans Serif" w:cs="Microsoft Sans Serif"/>
+          <w:color w:val="000000"/>
+          <w:kern w:val="0"/>
+          <w:sz w:val="20"/>
+          <w:szCs w:val="20"/>
+        </w:rPr>
+        <w:t>start_date</w:t>
+      </w:r>
+      <w:proofErr w:type="spellEnd"/>
+      <w:r>
+        <w:rPr>
+          <w:rFonts w:ascii="Microsoft Sans Serif" w:hAnsi="Microsoft Sans Serif" w:cs="Microsoft Sans Serif"/>
+          <w:color w:val="000000"/>
+          <w:kern w:val="0"/>
+          <w:sz w:val="20"/>
+          <w:szCs w:val="20"/>
+        </w:rPr>
+        <w:t xml:space="preserve">, </w:t>
+      </w:r>
+      <w:proofErr w:type="spellStart"/>
+      <w:r>
+        <w:rPr>
+          <w:rFonts w:ascii="Microsoft Sans Serif" w:hAnsi="Microsoft Sans Serif" w:cs="Microsoft Sans Serif"/>
+          <w:color w:val="000000"/>
+          <w:kern w:val="0"/>
+          <w:sz w:val="20"/>
+          <w:szCs w:val="20"/>
+        </w:rPr>
+        <w:t>end_date</w:t>
+      </w:r>
+      <w:proofErr w:type="spellEnd"/>
+      <w:r>
+        <w:rPr>
+          <w:rFonts w:ascii="Microsoft Sans Serif" w:hAnsi="Microsoft Sans Serif" w:cs="Microsoft Sans Serif"/>
+          <w:color w:val="000000"/>
+          <w:kern w:val="0"/>
+          <w:sz w:val="20"/>
+          <w:szCs w:val="20"/>
+        </w:rPr>
+        <w:t>, status</w:t>
+      </w:r>
+    </w:p>
+    <w:p>
+      <w:pPr>
+        <w:autoSpaceDE w:val="0"/>
+        <w:autoSpaceDN w:val="0"/>
+        <w:adjustRightInd w:val="0"/>
+        <w:jc w:val="left"/>
+        <w:rPr>
+          <w:rFonts w:ascii="Microsoft Sans Serif" w:eastAsia="微软雅黑" w:hAnsi="Microsoft Sans Serif" w:cs="Microsoft Sans Serif"/>
+          <w:color w:val="000000"/>
+          <w:kern w:val="0"/>
+          <w:sz w:val="20"/>
+          <w:szCs w:val="20"/>
+        </w:rPr>
+      </w:pPr>
+      <w:r>
+        <w:rPr>
+          <w:rFonts w:ascii="微软雅黑" w:eastAsia="微软雅黑" w:hAnsi="Microsoft Sans Serif" w:cs="微软雅黑" w:hint="eastAsia"/>
+          <w:color w:val="000000"/>
+          <w:kern w:val="0"/>
+          <w:sz w:val="20"/>
+          <w:szCs w:val="20"/>
+        </w:rPr>
+        <w:t>外键：</w:t>
+      </w:r>
+      <w:proofErr w:type="spellStart"/>
+      <w:r>
+        <w:rPr>
+          <w:rFonts w:ascii="微软雅黑" w:eastAsia="微软雅黑" w:hAnsi="Microsoft Sans Serif" w:cs="微软雅黑"/>
+          <w:color w:val="000000"/>
+          <w:kern w:val="0"/>
+          <w:sz w:val="20"/>
+          <w:szCs w:val="20"/>
+        </w:rPr>
+        <w:t>created_by</w:t>
+      </w:r>
+      <w:proofErr w:type="spellEnd"/>
+      <w:r>
+        <w:rPr>
+          <w:rFonts w:ascii="微软雅黑" w:eastAsia="微软雅黑" w:hAnsi="Microsoft Sans Serif" w:cs="微软雅黑"/>
+          <w:color w:val="000000"/>
+          <w:kern w:val="0"/>
+          <w:sz w:val="20"/>
+          <w:szCs w:val="20"/>
+        </w:rPr>
+        <w:t xml:space="preserve"> </w:t>
+      </w:r>
+      <w:r>
+        <w:rPr>
+          <w:rFonts w:ascii="微软雅黑" w:eastAsia="微软雅黑" w:hAnsi="Microsoft Sans Serif" w:cs="微软雅黑" w:hint="eastAsia"/>
+          <w:color w:val="000000"/>
+          <w:kern w:val="0"/>
+          <w:sz w:val="20"/>
+          <w:szCs w:val="20"/>
+        </w:rPr>
+        <w:t>→</w:t>
+      </w:r>
+      <w:r>
+        <w:rPr>
+          <w:rFonts w:ascii="微软雅黑" w:eastAsia="微软雅黑" w:hAnsi="Microsoft Sans Serif" w:cs="微软雅黑"/>
+          <w:color w:val="000000"/>
+          <w:kern w:val="0"/>
+          <w:sz w:val="20"/>
+          <w:szCs w:val="20"/>
+        </w:rPr>
+        <w:t xml:space="preserve"> User</w:t>
+      </w:r>
+    </w:p>
+    <w:p>
+      <w:pPr>
+        <w:autoSpaceDE w:val="0"/>
+        <w:autoSpaceDN w:val="0"/>
+        <w:adjustRightInd w:val="0"/>
+        <w:jc w:val="left"/>
+        <w:rPr>
+          <w:rFonts w:ascii="Microsoft Sans Serif" w:eastAsia="微软雅黑" w:hAnsi="Microsoft Sans Serif" w:cs="Microsoft Sans Serif"/>
+          <w:color w:val="000000"/>
+          <w:kern w:val="0"/>
+          <w:sz w:val="20"/>
+          <w:szCs w:val="20"/>
+        </w:rPr>
+      </w:pPr>
+      <w:r>
+        <w:rPr>
+          <w:rFonts w:ascii="微软雅黑" w:eastAsia="微软雅黑" w:hAnsi="Microsoft Sans Serif" w:cs="微软雅黑" w:hint="eastAsia"/>
+          <w:color w:val="000000"/>
+          <w:kern w:val="0"/>
+          <w:sz w:val="20"/>
+          <w:szCs w:val="20"/>
+        </w:rPr>
+        <w:t>运动会赛事</w:t>
+      </w:r>
+    </w:p>
+    <w:p>
+      <w:pPr>
+        <w:autoSpaceDE w:val="0"/>
+        <w:autoSpaceDN w:val="0"/>
+        <w:adjustRightInd w:val="0"/>
+        <w:jc w:val="left"/>
+        <w:rPr>
+          <w:rFonts w:ascii="Microsoft Sans Serif" w:eastAsia="微软雅黑" w:hAnsi="Microsoft Sans Serif" w:cs="Microsoft Sans Serif"/>
+          <w:color w:val="000000"/>
+          <w:kern w:val="0"/>
+          <w:sz w:val="20"/>
+          <w:szCs w:val="20"/>
+          <w:lang w:val="zh-CN"/>
+        </w:rPr>
+      </w:pPr>
+    </w:p>
+    <w:p>
+      <w:pPr>
+        <w:rPr>
+          <w:vanish/>
+          <w:color w:val="800000"/>
+          <w:sz w:val="12"/>
+          <w:u w:val="single"/>
+        </w:rPr>
+      </w:pPr>
+      <w:r>
+        <w:rPr>
+          <w:vanish/>
+          <w:color w:val="800000"/>
+          <w:sz w:val="12"/>
+          <w:u w:val="single"/>
+        </w:rPr>
+        <w:t>[/PDRQM]</w:t>
+      </w:r>
+    </w:p>
+    <w:p>
+      <w:pPr>
+        <w:rPr>
+          <w:vanish/>
+          <w:color w:val="800000"/>
+          <w:sz w:val="12"/>
+          <w:u w:val="single"/>
+        </w:rPr>
+      </w:pPr>
+      <w:r>
+        <w:rPr>
+          <w:vanish/>
+          <w:color w:val="800000"/>
+          <w:sz w:val="12"/>
+          <w:u w:val="single"/>
+        </w:rPr>
+        <w:t>[PDRQM;{CF59BBD6-220E-4C08-8CD9-8A39C9EA12FD};REQ_  44]</w:t>
+      </w:r>
+    </w:p>
+    <w:p>
+      <w:pPr>
+        <w:pStyle w:val="2"/>
+      </w:pPr>
+      <w:r>
+        <w:t>创建、编辑、删除、查看</w:t>
+      </w:r>
+    </w:p>
+    <w:p>
+      <w:pPr>
+        <w:rPr>
+          <w:vanish/>
+          <w:color w:val="800000"/>
+          <w:sz w:val="12"/>
+          <w:u w:val="single"/>
+        </w:rPr>
+      </w:pPr>
+      <w:r>
+        <w:rPr>
+          <w:vanish/>
+          <w:color w:val="800000"/>
+          <w:sz w:val="12"/>
+          <w:u w:val="single"/>
+        </w:rPr>
+        <w:t>[/PDRQM]</w:t>
+      </w:r>
+    </w:p>
+    <w:p>
+      <w:pPr>
+        <w:rPr>
+          <w:vanish/>
+          <w:color w:val="800000"/>
+          <w:sz w:val="12"/>
+          <w:u w:val="single"/>
+        </w:rPr>
+      </w:pPr>
+      <w:r>
+        <w:rPr>
+          <w:vanish/>
+          <w:color w:val="800000"/>
+          <w:sz w:val="12"/>
+          <w:u w:val="single"/>
+        </w:rPr>
+        <w:t>[PDRQM;{5BFF9D8C-D039-4A6E-B337-74F2B995DB93};REQ_  45]</w:t>
+      </w:r>
+    </w:p>
+    <w:p>
+      <w:pPr>
+        <w:pStyle w:val="2"/>
+      </w:pPr>
+      <w:r>
+        <w:t>管理员可维护任意赛事</w:t>
+      </w:r>
+    </w:p>
+    <w:p>
+      <w:pPr>
+        <w:rPr>
+          <w:vanish/>
+          <w:color w:val="800000"/>
+          <w:sz w:val="12"/>
+          <w:u w:val="single"/>
+        </w:rPr>
+      </w:pPr>
+      <w:r>
+        <w:rPr>
+          <w:vanish/>
+          <w:color w:val="800000"/>
+          <w:sz w:val="12"/>
+          <w:u w:val="single"/>
+        </w:rPr>
+        <w:t>[/PDRQM]</w:t>
+      </w:r>
+    </w:p>
+    <w:p>
+      <w:pPr>
+        <w:rPr>
+          <w:vanish/>
+          <w:color w:val="800000"/>
+          <w:sz w:val="12"/>
+          <w:u w:val="single"/>
+        </w:rPr>
+      </w:pPr>
+      <w:r>
+        <w:rPr>
+          <w:vanish/>
+          <w:color w:val="800000"/>
+          <w:sz w:val="12"/>
+          <w:u w:val="single"/>
+        </w:rPr>
+        <w:t>[PDRQM;{C1770161-3BE5-49DA-A8EA-BD45E23C8A8F};REQ_  33]</w:t>
+      </w:r>
+    </w:p>
+    <w:p>
+      <w:pPr>
+        <w:pStyle w:val="1"/>
+      </w:pPr>
+      <w:r>
+        <w:t>项目</w:t>
+      </w:r>
+    </w:p>
+    <w:p>
+      <w:pPr>
+        <w:autoSpaceDE w:val="0"/>
+        <w:autoSpaceDN w:val="0"/>
+        <w:adjustRightInd w:val="0"/>
+        <w:jc w:val="left"/>
+        <w:rPr>
+          <w:rFonts w:ascii="Microsoft Sans Serif" w:hAnsi="Microsoft Sans Serif" w:cs="Microsoft Sans Serif"/>
+          <w:color w:val="000000"/>
+          <w:kern w:val="0"/>
+          <w:sz w:val="20"/>
+          <w:szCs w:val="20"/>
+        </w:rPr>
+      </w:pPr>
+      <w:proofErr w:type="spellStart"/>
+      <w:r>
+        <w:rPr>
+          <w:rFonts w:ascii="Microsoft Sans Serif" w:hAnsi="Microsoft Sans Serif" w:cs="Microsoft Sans Serif"/>
+          <w:color w:val="000000"/>
+          <w:kern w:val="0"/>
+          <w:sz w:val="20"/>
+          <w:szCs w:val="20"/>
+        </w:rPr>
+        <w:t>item_id</w:t>
+      </w:r>
+      <w:proofErr w:type="spellEnd"/>
+      <w:r>
+        <w:rPr>
+          <w:rFonts w:ascii="Microsoft Sans Serif" w:hAnsi="Microsoft Sans Serif" w:cs="Microsoft Sans Serif"/>
+          <w:color w:val="000000"/>
+          <w:kern w:val="0"/>
+          <w:sz w:val="20"/>
+          <w:szCs w:val="20"/>
+        </w:rPr>
+        <w:t xml:space="preserve">, name, type, </w:t>
+      </w:r>
+      <w:proofErr w:type="spellStart"/>
+      <w:r>
+        <w:rPr>
+          <w:rFonts w:ascii="Microsoft Sans Serif" w:hAnsi="Microsoft Sans Serif" w:cs="Microsoft Sans Serif"/>
+          <w:color w:val="000000"/>
+          <w:kern w:val="0"/>
+          <w:sz w:val="20"/>
+          <w:szCs w:val="20"/>
+        </w:rPr>
+        <w:t>gender_restriction</w:t>
+      </w:r>
+      <w:proofErr w:type="spellEnd"/>
+      <w:r>
+        <w:rPr>
+          <w:rFonts w:ascii="Microsoft Sans Serif" w:hAnsi="Microsoft Sans Serif" w:cs="Microsoft Sans Serif"/>
+          <w:color w:val="000000"/>
+          <w:kern w:val="0"/>
+          <w:sz w:val="20"/>
+          <w:szCs w:val="20"/>
+        </w:rPr>
+        <w:t xml:space="preserve">, </w:t>
+      </w:r>
+      <w:proofErr w:type="spellStart"/>
+      <w:r>
+        <w:rPr>
+          <w:rFonts w:ascii="Microsoft Sans Serif" w:hAnsi="Microsoft Sans Serif" w:cs="Microsoft Sans Serif"/>
+          <w:color w:val="000000"/>
+          <w:kern w:val="0"/>
+          <w:sz w:val="20"/>
+          <w:szCs w:val="20"/>
+        </w:rPr>
+        <w:t>min_members</w:t>
+      </w:r>
+      <w:proofErr w:type="spellEnd"/>
+      <w:r>
+        <w:rPr>
+          <w:rFonts w:ascii="Microsoft Sans Serif" w:hAnsi="Microsoft Sans Serif" w:cs="Microsoft Sans Serif"/>
+          <w:color w:val="000000"/>
+          <w:kern w:val="0"/>
+          <w:sz w:val="20"/>
+          <w:szCs w:val="20"/>
+        </w:rPr>
+        <w:t xml:space="preserve">, </w:t>
+      </w:r>
+      <w:proofErr w:type="spellStart"/>
+      <w:r>
+        <w:rPr>
+          <w:rFonts w:ascii="Microsoft Sans Serif" w:hAnsi="Microsoft Sans Serif" w:cs="Microsoft Sans Serif"/>
+          <w:color w:val="000000"/>
+          <w:kern w:val="0"/>
+          <w:sz w:val="20"/>
+          <w:szCs w:val="20"/>
+        </w:rPr>
+        <w:t>max_members</w:t>
+      </w:r>
+      <w:proofErr w:type="spellEnd"/>
+      <w:r>
+        <w:rPr>
+          <w:rFonts w:ascii="Microsoft Sans Serif" w:hAnsi="Microsoft Sans Serif" w:cs="Microsoft Sans Serif"/>
+          <w:color w:val="000000"/>
+          <w:kern w:val="0"/>
+          <w:sz w:val="20"/>
+          <w:szCs w:val="20"/>
+        </w:rPr>
+        <w:t xml:space="preserve">, </w:t>
+      </w:r>
+      <w:proofErr w:type="spellStart"/>
+      <w:r>
+        <w:rPr>
+          <w:rFonts w:ascii="Microsoft Sans Serif" w:hAnsi="Microsoft Sans Serif" w:cs="Microsoft Sans Serif"/>
+          <w:color w:val="000000"/>
+          <w:kern w:val="0"/>
+          <w:sz w:val="20"/>
+          <w:szCs w:val="20"/>
+        </w:rPr>
+        <w:t>max_registrations</w:t>
+      </w:r>
+      <w:proofErr w:type="spellEnd"/>
+    </w:p>
+    <w:p>
+      <w:pPr>
+        <w:autoSpaceDE w:val="0"/>
+        <w:autoSpaceDN w:val="0"/>
+        <w:adjustRightInd w:val="0"/>
+        <w:jc w:val="left"/>
+        <w:rPr>
+          <w:rFonts w:ascii="Microsoft Sans Serif" w:eastAsia="微软雅黑" w:hAnsi="Microsoft Sans Serif" w:cs="Microsoft Sans Serif"/>
+          <w:color w:val="000000"/>
+          <w:kern w:val="0"/>
+          <w:sz w:val="20"/>
+          <w:szCs w:val="20"/>
+        </w:rPr>
+      </w:pPr>
+      <w:r>
+        <w:rPr>
+          <w:rFonts w:ascii="微软雅黑" w:eastAsia="微软雅黑" w:hAnsi="Microsoft Sans Serif" w:cs="微软雅黑" w:hint="eastAsia"/>
+          <w:color w:val="000000"/>
+          <w:kern w:val="0"/>
+          <w:sz w:val="20"/>
+          <w:szCs w:val="20"/>
+        </w:rPr>
+        <w:t>外键：</w:t>
+      </w:r>
+      <w:proofErr w:type="spellStart"/>
+      <w:r>
+        <w:rPr>
+          <w:rFonts w:ascii="微软雅黑" w:eastAsia="微软雅黑" w:hAnsi="Microsoft Sans Serif" w:cs="微软雅黑"/>
+          <w:color w:val="000000"/>
+          <w:kern w:val="0"/>
+          <w:sz w:val="20"/>
+          <w:szCs w:val="20"/>
+        </w:rPr>
+        <w:t>event_id</w:t>
+      </w:r>
+      <w:proofErr w:type="spellEnd"/>
+      <w:r>
+        <w:rPr>
+          <w:rFonts w:ascii="微软雅黑" w:eastAsia="微软雅黑" w:hAnsi="Microsoft Sans Serif" w:cs="微软雅黑"/>
+          <w:color w:val="000000"/>
+          <w:kern w:val="0"/>
+          <w:sz w:val="20"/>
+          <w:szCs w:val="20"/>
+        </w:rPr>
+        <w:t xml:space="preserve"> </w:t>
+      </w:r>
+      <w:r>
+        <w:rPr>
+          <w:rFonts w:ascii="微软雅黑" w:eastAsia="微软雅黑" w:hAnsi="Microsoft Sans Serif" w:cs="微软雅黑" w:hint="eastAsia"/>
+          <w:color w:val="000000"/>
+          <w:kern w:val="0"/>
+          <w:sz w:val="20"/>
+          <w:szCs w:val="20"/>
+        </w:rPr>
+        <w:t>→</w:t>
+      </w:r>
+      <w:r>
+        <w:rPr>
+          <w:rFonts w:ascii="微软雅黑" w:eastAsia="微软雅黑" w:hAnsi="Microsoft Sans Serif" w:cs="微软雅黑"/>
+          <w:color w:val="000000"/>
+          <w:kern w:val="0"/>
+          <w:sz w:val="20"/>
+          <w:szCs w:val="20"/>
+        </w:rPr>
+        <w:t xml:space="preserve"> Event</w:t>
+      </w:r>
+    </w:p>
+    <w:p>
+      <w:pPr>
+        <w:autoSpaceDE w:val="0"/>
+        <w:autoSpaceDN w:val="0"/>
+        <w:adjustRightInd w:val="0"/>
+        <w:jc w:val="left"/>
+        <w:rPr>
+          <w:rFonts w:ascii="Microsoft Sans Serif" w:eastAsia="微软雅黑" w:hAnsi="Microsoft Sans Serif" w:cs="Microsoft Sans Serif"/>
+          <w:color w:val="000000"/>
+          <w:kern w:val="0"/>
+          <w:sz w:val="20"/>
+          <w:szCs w:val="20"/>
+        </w:rPr>
+      </w:pPr>
+      <w:r>
+        <w:rPr>
+          <w:rFonts w:ascii="微软雅黑" w:eastAsia="微软雅黑" w:hAnsi="Microsoft Sans Serif" w:cs="微软雅黑" w:hint="eastAsia"/>
+          <w:color w:val="000000"/>
+          <w:kern w:val="0"/>
+          <w:sz w:val="20"/>
+          <w:szCs w:val="20"/>
+        </w:rPr>
+        <w:t>赛事下的具体比赛项目</w:t>
+      </w:r>
+    </w:p>
+    <w:p>
+      <w:pPr>
+        <w:autoSpaceDE w:val="0"/>
+        <w:autoSpaceDN w:val="0"/>
+        <w:adjustRightInd w:val="0"/>
+        <w:jc w:val="left"/>
+        <w:rPr>
+          <w:rFonts w:ascii="Microsoft Sans Serif" w:eastAsia="微软雅黑" w:hAnsi="Microsoft Sans Serif" w:cs="Microsoft Sans Serif"/>
+          <w:color w:val="000000"/>
+          <w:kern w:val="0"/>
+          <w:sz w:val="20"/>
+          <w:szCs w:val="20"/>
+        </w:rPr>
+      </w:pPr>
+      <w:r>
+        <w:rPr>
+          <w:rFonts w:ascii="微软雅黑" w:eastAsia="微软雅黑" w:hAnsi="Microsoft Sans Serif" w:cs="微软雅黑" w:hint="eastAsia"/>
+          <w:color w:val="000000"/>
+          <w:kern w:val="0"/>
+          <w:sz w:val="20"/>
+          <w:szCs w:val="20"/>
+        </w:rPr>
+        <w:t>包含赛程，项目类别</w:t>
+      </w:r>
+    </w:p>
+    <w:p>
+      <w:pPr>
+        <w:rPr>
+          <w:vanish/>
+          <w:color w:val="800000"/>
+          <w:sz w:val="12"/>
+          <w:u w:val="single"/>
+        </w:rPr>
+      </w:pPr>
+      <w:r>
+        <w:rPr>
+          <w:vanish/>
+          <w:color w:val="800000"/>
+          <w:sz w:val="12"/>
+          <w:u w:val="single"/>
+        </w:rPr>
+        <w:t>[/PDRQM]</w:t>
+      </w:r>
+    </w:p>
+    <w:p>
+      <w:pPr>
+        <w:rPr>
+          <w:vanish/>
+          <w:color w:val="800000"/>
+          <w:sz w:val="12"/>
+          <w:u w:val="single"/>
+        </w:rPr>
+      </w:pPr>
+      <w:r>
+        <w:rPr>
+          <w:vanish/>
+          <w:color w:val="800000"/>
+          <w:sz w:val="12"/>
+          <w:u w:val="single"/>
+        </w:rPr>
+        <w:t>[PDRQM;{F8EEE313-FF8D-43F9-9F10-9DBEE7FB3261};REQ_  42]</w:t>
+      </w:r>
+    </w:p>
+    <w:p>
+      <w:pPr>
+        <w:pStyle w:val="2"/>
+      </w:pPr>
+      <w:r>
+        <w:t>添加项目</w:t>
+      </w:r>
+    </w:p>
+    <w:p>
+      <w:pPr>
+        <w:rPr>
+          <w:vanish/>
+          <w:color w:val="800000"/>
+          <w:sz w:val="12"/>
+          <w:u w:val="single"/>
+        </w:rPr>
+      </w:pPr>
+      <w:r>
+        <w:rPr>
+          <w:vanish/>
+          <w:color w:val="800000"/>
+          <w:sz w:val="12"/>
+          <w:u w:val="single"/>
+        </w:rPr>
+        <w:t>[/PDRQM]</w:t>
+      </w:r>
+    </w:p>
+    <w:p>
+      <w:pPr>
+        <w:rPr>
+          <w:vanish/>
+          <w:color w:val="800000"/>
+          <w:sz w:val="12"/>
+          <w:u w:val="single"/>
+        </w:rPr>
+      </w:pPr>
+      <w:r>
+        <w:rPr>
+          <w:vanish/>
+          <w:color w:val="800000"/>
+          <w:sz w:val="12"/>
+          <w:u w:val="single"/>
+        </w:rPr>
+        <w:t>[PDRQM;{88E5F57B-C99B-4380-B489-82D90C8697AC};REQ_  43]</w:t>
+      </w:r>
+    </w:p>
+    <w:p>
+      <w:pPr>
+        <w:pStyle w:val="2"/>
+      </w:pPr>
+      <w:r>
+        <w:t>配置性别/人数/名额</w:t>
+      </w:r>
+    </w:p>
+    <w:p>
+      <w:pPr>
+        <w:rPr>
+          <w:vanish/>
+          <w:color w:val="800000"/>
+          <w:sz w:val="12"/>
+          <w:u w:val="single"/>
+        </w:rPr>
+      </w:pPr>
+      <w:r>
+        <w:rPr>
+          <w:vanish/>
+          <w:color w:val="800000"/>
+          <w:sz w:val="12"/>
+          <w:u w:val="single"/>
+        </w:rPr>
+        <w:t>[/PDRQM]</w:t>
+      </w:r>
+    </w:p>
+    <w:p>
+      <w:pPr>
+        <w:rPr>
+          <w:vanish/>
+          <w:color w:val="800000"/>
+          <w:sz w:val="12"/>
+          <w:u w:val="single"/>
+        </w:rPr>
+      </w:pPr>
+      <w:r>
+        <w:rPr>
+          <w:vanish/>
+          <w:color w:val="800000"/>
+          <w:sz w:val="12"/>
+          <w:u w:val="single"/>
+        </w:rPr>
+        <w:t>[PDRQM;{8F00BC38-1082-4A3E-8E2A-5E1D8426C5F2};REQ_  34]</w:t>
+      </w:r>
+    </w:p>
+    <w:p>
+      <w:pPr>
+        <w:pStyle w:val="1"/>
+      </w:pPr>
+      <w:r>
+        <w:t>赛程</w:t>
+      </w:r>
+    </w:p>
+    <w:p>
+      <w:pPr>
+        <w:autoSpaceDE w:val="0"/>
+        <w:autoSpaceDN w:val="0"/>
+        <w:adjustRightInd w:val="0"/>
+        <w:jc w:val="left"/>
+        <w:rPr>
+          <w:rFonts w:ascii="Microsoft Sans Serif" w:hAnsi="Microsoft Sans Serif" w:cs="Microsoft Sans Serif"/>
+          <w:color w:val="000000"/>
+          <w:kern w:val="0"/>
+          <w:sz w:val="20"/>
+          <w:szCs w:val="20"/>
+        </w:rPr>
+      </w:pPr>
+      <w:proofErr w:type="spellStart"/>
+      <w:r>
+        <w:rPr>
+          <w:rFonts w:ascii="Microsoft Sans Serif" w:hAnsi="Microsoft Sans Serif" w:cs="Microsoft Sans Serif"/>
+          <w:color w:val="000000"/>
+          <w:kern w:val="0"/>
+          <w:sz w:val="20"/>
+          <w:szCs w:val="20"/>
+        </w:rPr>
+        <w:t>schedule_id</w:t>
+      </w:r>
+      <w:proofErr w:type="spellEnd"/>
+      <w:r>
+        <w:rPr>
+          <w:rFonts w:ascii="Microsoft Sans Serif" w:hAnsi="Microsoft Sans Serif" w:cs="Microsoft Sans Serif"/>
+          <w:color w:val="000000"/>
+          <w:kern w:val="0"/>
+          <w:sz w:val="20"/>
+          <w:szCs w:val="20"/>
+        </w:rPr>
+        <w:t xml:space="preserve">, round, </w:t>
+      </w:r>
+      <w:proofErr w:type="spellStart"/>
+      <w:r>
+        <w:rPr>
+          <w:rFonts w:ascii="Microsoft Sans Serif" w:hAnsi="Microsoft Sans Serif" w:cs="Microsoft Sans Serif"/>
+          <w:color w:val="000000"/>
+          <w:kern w:val="0"/>
+          <w:sz w:val="20"/>
+          <w:szCs w:val="20"/>
+        </w:rPr>
+        <w:t>start_time</w:t>
+      </w:r>
+      <w:proofErr w:type="spellEnd"/>
+      <w:r>
+        <w:rPr>
+          <w:rFonts w:ascii="Microsoft Sans Serif" w:hAnsi="Microsoft Sans Serif" w:cs="Microsoft Sans Serif"/>
+          <w:color w:val="000000"/>
+          <w:kern w:val="0"/>
+          <w:sz w:val="20"/>
+          <w:szCs w:val="20"/>
+        </w:rPr>
+        <w:t xml:space="preserve">, </w:t>
+      </w:r>
+      <w:proofErr w:type="spellStart"/>
+      <w:r>
+        <w:rPr>
+          <w:rFonts w:ascii="Microsoft Sans Serif" w:hAnsi="Microsoft Sans Serif" w:cs="Microsoft Sans Serif"/>
+          <w:color w:val="000000"/>
+          <w:kern w:val="0"/>
+          <w:sz w:val="20"/>
+          <w:szCs w:val="20"/>
+        </w:rPr>
+        <w:t>end_time</w:t>
+      </w:r>
+      <w:proofErr w:type="spellEnd"/>
+      <w:r>
+        <w:rPr>
+          <w:rFonts w:ascii="Microsoft Sans Serif" w:hAnsi="Microsoft Sans Serif" w:cs="Microsoft Sans Serif"/>
+          <w:color w:val="000000"/>
+          <w:kern w:val="0"/>
+          <w:sz w:val="20"/>
+          <w:szCs w:val="20"/>
+        </w:rPr>
+        <w:t>, status</w:t>
+      </w:r>
+    </w:p>
+    <w:p>
+      <w:pPr>
+        <w:autoSpaceDE w:val="0"/>
+        <w:autoSpaceDN w:val="0"/>
+        <w:adjustRightInd w:val="0"/>
+        <w:jc w:val="left"/>
+        <w:rPr>
+          <w:rFonts w:ascii="微软雅黑" w:eastAsia="微软雅黑" w:hAnsi="Microsoft Sans Serif" w:cs="微软雅黑"/>
+          <w:color w:val="000000"/>
+          <w:kern w:val="0"/>
+          <w:sz w:val="20"/>
+          <w:szCs w:val="20"/>
+        </w:rPr>
+      </w:pPr>
+      <w:r>
+        <w:rPr>
+          <w:rFonts w:ascii="微软雅黑" w:eastAsia="微软雅黑" w:hAnsi="Microsoft Sans Serif" w:cs="微软雅黑" w:hint="eastAsia"/>
+          <w:color w:val="000000"/>
+          <w:kern w:val="0"/>
+          <w:sz w:val="20"/>
+          <w:szCs w:val="20"/>
+        </w:rPr>
+        <w:lastRenderedPageBreak/>
+        <w:t>外键：</w:t>
+      </w:r>
+      <w:proofErr w:type="spellStart"/>
+      <w:r>
+        <w:rPr>
+          <w:rFonts w:ascii="微软雅黑" w:eastAsia="微软雅黑" w:hAnsi="Microsoft Sans Serif" w:cs="微软雅黑"/>
+          <w:color w:val="000000"/>
+          <w:kern w:val="0"/>
+          <w:sz w:val="20"/>
+          <w:szCs w:val="20"/>
+        </w:rPr>
+        <w:t>item_id</w:t>
+      </w:r>
+      <w:proofErr w:type="spellEnd"/>
+      <w:r>
+        <w:rPr>
+          <w:rFonts w:ascii="微软雅黑" w:eastAsia="微软雅黑" w:hAnsi="Microsoft Sans Serif" w:cs="微软雅黑"/>
+          <w:color w:val="000000"/>
+          <w:kern w:val="0"/>
+          <w:sz w:val="20"/>
+          <w:szCs w:val="20"/>
+        </w:rPr>
+        <w:t xml:space="preserve"> </w:t>
+      </w:r>
+      <w:r>
+        <w:rPr>
+          <w:rFonts w:ascii="微软雅黑" w:eastAsia="微软雅黑" w:hAnsi="Microsoft Sans Serif" w:cs="微软雅黑" w:hint="eastAsia"/>
+          <w:color w:val="000000"/>
+          <w:kern w:val="0"/>
+          <w:sz w:val="20"/>
+          <w:szCs w:val="20"/>
+        </w:rPr>
+        <w:t>→</w:t>
+      </w:r>
+      <w:r>
+        <w:rPr>
+          <w:rFonts w:ascii="微软雅黑" w:eastAsia="微软雅黑" w:hAnsi="Microsoft Sans Serif" w:cs="微软雅黑"/>
+          <w:color w:val="000000"/>
+          <w:kern w:val="0"/>
+          <w:sz w:val="20"/>
+          <w:szCs w:val="20"/>
+        </w:rPr>
+        <w:t xml:space="preserve"> </w:t>
+      </w:r>
+      <w:proofErr w:type="spellStart"/>
+      <w:r>
+        <w:rPr>
+          <w:rFonts w:ascii="微软雅黑" w:eastAsia="微软雅黑" w:hAnsi="Microsoft Sans Serif" w:cs="微软雅黑"/>
+          <w:color w:val="000000"/>
+          <w:kern w:val="0"/>
+          <w:sz w:val="20"/>
+          <w:szCs w:val="20"/>
+        </w:rPr>
+        <w:t>Event_Item</w:t>
+      </w:r>
+      <w:proofErr w:type="spellEnd"/>
+      <w:r>
+        <w:rPr>
+          <w:rFonts w:ascii="微软雅黑" w:eastAsia="微软雅黑" w:hAnsi="Microsoft Sans Serif" w:cs="微软雅黑" w:hint="eastAsia"/>
+          <w:color w:val="000000"/>
+          <w:kern w:val="0"/>
+          <w:sz w:val="20"/>
+          <w:szCs w:val="20"/>
+        </w:rPr>
+        <w:t>，</w:t>
+      </w:r>
+      <w:proofErr w:type="spellStart"/>
+      <w:r>
+        <w:rPr>
+          <w:rFonts w:ascii="微软雅黑" w:eastAsia="微软雅黑" w:hAnsi="Microsoft Sans Serif" w:cs="微软雅黑"/>
+          <w:color w:val="000000"/>
+          <w:kern w:val="0"/>
+          <w:sz w:val="20"/>
+          <w:szCs w:val="20"/>
+        </w:rPr>
+        <w:t>venue_id</w:t>
+      </w:r>
+      <w:proofErr w:type="spellEnd"/>
+      <w:r>
+        <w:rPr>
+          <w:rFonts w:ascii="微软雅黑" w:eastAsia="微软雅黑" w:hAnsi="Microsoft Sans Serif" w:cs="微软雅黑"/>
+          <w:color w:val="000000"/>
+          <w:kern w:val="0"/>
+          <w:sz w:val="20"/>
+          <w:szCs w:val="20"/>
+        </w:rPr>
+        <w:t xml:space="preserve"> </w:t>
+      </w:r>
+      <w:r>
+        <w:rPr>
+          <w:rFonts w:ascii="微软雅黑" w:eastAsia="微软雅黑" w:hAnsi="Microsoft Sans Serif" w:cs="微软雅黑" w:hint="eastAsia"/>
+          <w:color w:val="000000"/>
+          <w:kern w:val="0"/>
+          <w:sz w:val="20"/>
+          <w:szCs w:val="20"/>
+        </w:rPr>
+        <w:t>→</w:t>
+      </w:r>
+      <w:r>
+        <w:rPr>
+          <w:rFonts w:ascii="微软雅黑" w:eastAsia="微软雅黑" w:hAnsi="Microsoft Sans Serif" w:cs="微软雅黑"/>
+          <w:color w:val="000000"/>
+          <w:kern w:val="0"/>
+          <w:sz w:val="20"/>
+          <w:szCs w:val="20"/>
+        </w:rPr>
+        <w:t xml:space="preserve"> Venue</w:t>
+      </w:r>
+    </w:p>
+    <w:p>
+      <w:pPr>
+        <w:autoSpaceDE w:val="0"/>
+        <w:autoSpaceDN w:val="0"/>
+        <w:adjustRightInd w:val="0"/>
+        <w:jc w:val="left"/>
+        <w:rPr>
+          <w:rFonts w:ascii="Microsoft Sans Serif" w:eastAsia="微软雅黑" w:hAnsi="Microsoft Sans Serif" w:cs="Microsoft Sans Serif"/>
+          <w:color w:val="000000"/>
+          <w:kern w:val="0"/>
+          <w:sz w:val="20"/>
+          <w:szCs w:val="20"/>
+        </w:rPr>
+      </w:pPr>
+      <w:r>
+        <w:rPr>
+          <w:rFonts w:ascii="微软雅黑" w:eastAsia="微软雅黑" w:hAnsi="Microsoft Sans Serif" w:cs="微软雅黑" w:hint="eastAsia"/>
+          <w:color w:val="000000"/>
+          <w:kern w:val="0"/>
+          <w:sz w:val="20"/>
+          <w:szCs w:val="20"/>
+        </w:rPr>
+        <w:t>状态枚举：已安排</w:t>
+      </w:r>
+      <w:r>
+        <w:rPr>
+          <w:rFonts w:ascii="微软雅黑" w:eastAsia="微软雅黑" w:hAnsi="Microsoft Sans Serif" w:cs="微软雅黑"/>
+          <w:color w:val="000000"/>
+          <w:kern w:val="0"/>
+          <w:sz w:val="20"/>
+          <w:szCs w:val="20"/>
+        </w:rPr>
+        <w:t xml:space="preserve"> / </w:t>
+      </w:r>
+      <w:r>
+        <w:rPr>
+          <w:rFonts w:ascii="微软雅黑" w:eastAsia="微软雅黑" w:hAnsi="Microsoft Sans Serif" w:cs="微软雅黑" w:hint="eastAsia"/>
+          <w:color w:val="000000"/>
+          <w:kern w:val="0"/>
+          <w:sz w:val="20"/>
+          <w:szCs w:val="20"/>
+        </w:rPr>
+        <w:t>已发布</w:t>
+      </w:r>
+      <w:r>
+        <w:rPr>
+          <w:rFonts w:ascii="微软雅黑" w:eastAsia="微软雅黑" w:hAnsi="Microsoft Sans Serif" w:cs="微软雅黑"/>
+          <w:color w:val="000000"/>
+          <w:kern w:val="0"/>
+          <w:sz w:val="20"/>
+          <w:szCs w:val="20"/>
+        </w:rPr>
+        <w:t xml:space="preserve"> / </w:t>
+      </w:r>
+      <w:r>
+        <w:rPr>
+          <w:rFonts w:ascii="微软雅黑" w:eastAsia="微软雅黑" w:hAnsi="Microsoft Sans Serif" w:cs="微软雅黑" w:hint="eastAsia"/>
+          <w:color w:val="000000"/>
+          <w:kern w:val="0"/>
+          <w:sz w:val="20"/>
+          <w:szCs w:val="20"/>
+        </w:rPr>
+        <w:t>已完成</w:t>
+      </w:r>
+    </w:p>
+    <w:p>
+      <w:pPr>
+        <w:autoSpaceDE w:val="0"/>
+        <w:autoSpaceDN w:val="0"/>
+        <w:adjustRightInd w:val="0"/>
+        <w:jc w:val="left"/>
+        <w:rPr>
+          <w:rFonts w:ascii="Microsoft Sans Serif" w:eastAsia="微软雅黑" w:hAnsi="Microsoft Sans Serif" w:cs="Microsoft Sans Serif"/>
+          <w:color w:val="000000"/>
+          <w:kern w:val="0"/>
+          <w:sz w:val="20"/>
+          <w:szCs w:val="20"/>
+        </w:rPr>
+      </w:pPr>
+      <w:r>
+        <w:rPr>
+          <w:rFonts w:ascii="微软雅黑" w:eastAsia="微软雅黑" w:hAnsi="Microsoft Sans Serif" w:cs="微软雅黑" w:hint="eastAsia"/>
+          <w:color w:val="000000"/>
+          <w:kern w:val="0"/>
+          <w:sz w:val="20"/>
+          <w:szCs w:val="20"/>
+        </w:rPr>
+        <w:t>单场比赛排期，决定比赛时间、地点和阶段</w:t>
+      </w:r>
+    </w:p>
+    <w:p>
+      <w:pPr>
+        <w:rPr>
+          <w:vanish/>
+          <w:color w:val="800000"/>
+          <w:sz w:val="12"/>
+          <w:u w:val="single"/>
+        </w:rPr>
+      </w:pPr>
+      <w:r>
+        <w:rPr>
+          <w:vanish/>
+          <w:color w:val="800000"/>
+          <w:sz w:val="12"/>
+          <w:u w:val="single"/>
+        </w:rPr>
+        <w:t>[/PDRQM]</w:t>
+      </w:r>
+    </w:p>
+    <w:p>
+      <w:pPr>
+        <w:rPr>
+          <w:vanish/>
+          <w:color w:val="800000"/>
+          <w:sz w:val="12"/>
+          <w:u w:val="single"/>
+        </w:rPr>
+      </w:pPr>
+      <w:r>
+        <w:rPr>
+          <w:vanish/>
+          <w:color w:val="800000"/>
+          <w:sz w:val="12"/>
+          <w:u w:val="single"/>
+        </w:rPr>
+        <w:t>[PDRQM;{F390B21B-8DAA-489E-9DE9-FF4B756B62BA};REQ_  46]</w:t>
+      </w:r>
+    </w:p>
+    <w:p>
+      <w:pPr>
+        <w:pStyle w:val="2"/>
+      </w:pPr>
+      <w:r>
+        <w:t>分配场地、分配时段、分配裁判、发布赛程</w:t>
+      </w:r>
+    </w:p>
+    <w:p>
+      <w:pPr>
+        <w:rPr>
+          <w:vanish/>
+          <w:color w:val="800000"/>
+          <w:sz w:val="12"/>
+          <w:u w:val="single"/>
+        </w:rPr>
+      </w:pPr>
+      <w:r>
+        <w:rPr>
+          <w:vanish/>
+          <w:color w:val="800000"/>
+          <w:sz w:val="12"/>
+          <w:u w:val="single"/>
+        </w:rPr>
+        <w:t>[/PDRQM]</w:t>
+      </w:r>
+    </w:p>
+    <w:p>
+      <w:pPr>
+        <w:rPr>
+          <w:vanish/>
+          <w:color w:val="800000"/>
+          <w:sz w:val="12"/>
+          <w:u w:val="single"/>
+        </w:rPr>
+      </w:pPr>
+      <w:r>
+        <w:rPr>
+          <w:vanish/>
+          <w:color w:val="800000"/>
+          <w:sz w:val="12"/>
+          <w:u w:val="single"/>
+        </w:rPr>
+        <w:t>[PDRQM;{3A12D001-C88C-4885-BF70-AC0BAF7DAD62};REQ_  35]</w:t>
+      </w:r>
+    </w:p>
+    <w:p>
+      <w:pPr>
+        <w:pStyle w:val="1"/>
+      </w:pPr>
+      <w:r>
+        <w:t>成绩</w:t>
+      </w:r>
+    </w:p>
+    <w:p>
+      <w:pPr>
+        <w:autoSpaceDE w:val="0"/>
+        <w:autoSpaceDN w:val="0"/>
+        <w:adjustRightInd w:val="0"/>
+        <w:jc w:val="left"/>
+        <w:rPr>
+          <w:rFonts w:ascii="Microsoft Sans Serif" w:hAnsi="Microsoft Sans Serif" w:cs="Microsoft Sans Serif"/>
+          <w:color w:val="000000"/>
+          <w:kern w:val="0"/>
+          <w:sz w:val="20"/>
+          <w:szCs w:val="20"/>
+        </w:rPr>
+      </w:pPr>
+      <w:proofErr w:type="spellStart"/>
+      <w:r>
+        <w:rPr>
+          <w:rFonts w:ascii="Microsoft Sans Serif" w:hAnsi="Microsoft Sans Serif" w:cs="Microsoft Sans Serif"/>
+          <w:color w:val="000000"/>
+          <w:kern w:val="0"/>
+          <w:sz w:val="20"/>
+          <w:szCs w:val="20"/>
+        </w:rPr>
+        <w:t>result_id</w:t>
+      </w:r>
+      <w:proofErr w:type="spellEnd"/>
+      <w:r>
+        <w:rPr>
+          <w:rFonts w:ascii="Microsoft Sans Serif" w:hAnsi="Microsoft Sans Serif" w:cs="Microsoft Sans Serif"/>
+          <w:color w:val="000000"/>
+          <w:kern w:val="0"/>
+          <w:sz w:val="20"/>
+          <w:szCs w:val="20"/>
+        </w:rPr>
+        <w:t xml:space="preserve">, </w:t>
+      </w:r>
+      <w:proofErr w:type="spellStart"/>
+      <w:r>
+        <w:rPr>
+          <w:rFonts w:ascii="Microsoft Sans Serif" w:hAnsi="Microsoft Sans Serif" w:cs="Microsoft Sans Serif"/>
+          <w:color w:val="000000"/>
+          <w:kern w:val="0"/>
+          <w:sz w:val="20"/>
+          <w:szCs w:val="20"/>
+        </w:rPr>
+        <w:t>score_detail</w:t>
+      </w:r>
+      <w:proofErr w:type="spellEnd"/>
+      <w:r>
+        <w:rPr>
+          <w:rFonts w:ascii="Microsoft Sans Serif" w:hAnsi="Microsoft Sans Serif" w:cs="Microsoft Sans Serif"/>
+          <w:color w:val="000000"/>
+          <w:kern w:val="0"/>
+          <w:sz w:val="20"/>
+          <w:szCs w:val="20"/>
+        </w:rPr>
+        <w:t>, rank, status</w:t>
+      </w:r>
+    </w:p>
+    <w:p>
+      <w:pPr>
+        <w:autoSpaceDE w:val="0"/>
+        <w:autoSpaceDN w:val="0"/>
+        <w:adjustRightInd w:val="0"/>
+        <w:jc w:val="left"/>
+        <w:rPr>
+          <w:rFonts w:ascii="Microsoft Sans Serif" w:eastAsia="微软雅黑" w:hAnsi="Microsoft Sans Serif" w:cs="Microsoft Sans Serif"/>
+          <w:color w:val="000000"/>
+          <w:kern w:val="0"/>
+          <w:sz w:val="20"/>
+          <w:szCs w:val="20"/>
+        </w:rPr>
+      </w:pPr>
+      <w:r>
+        <w:rPr>
+          <w:rFonts w:ascii="微软雅黑" w:eastAsia="微软雅黑" w:hAnsi="Microsoft Sans Serif" w:cs="微软雅黑" w:hint="eastAsia"/>
+          <w:color w:val="000000"/>
+          <w:kern w:val="0"/>
+          <w:sz w:val="20"/>
+          <w:szCs w:val="20"/>
+        </w:rPr>
+        <w:t>外键：</w:t>
+      </w:r>
+      <w:proofErr w:type="spellStart"/>
+      <w:r>
+        <w:rPr>
+          <w:rFonts w:ascii="微软雅黑" w:eastAsia="微软雅黑" w:hAnsi="Microsoft Sans Serif" w:cs="微软雅黑"/>
+          <w:color w:val="000000"/>
+          <w:kern w:val="0"/>
+          <w:sz w:val="20"/>
+          <w:szCs w:val="20"/>
+        </w:rPr>
+        <w:t>participation_id</w:t>
+      </w:r>
+      <w:proofErr w:type="spellEnd"/>
+      <w:r>
+        <w:rPr>
+          <w:rFonts w:ascii="微软雅黑" w:eastAsia="微软雅黑" w:hAnsi="Microsoft Sans Serif" w:cs="微软雅黑"/>
+          <w:color w:val="000000"/>
+          <w:kern w:val="0"/>
+          <w:sz w:val="20"/>
+          <w:szCs w:val="20"/>
+        </w:rPr>
+        <w:t xml:space="preserve"> </w:t>
+      </w:r>
+      <w:r>
+        <w:rPr>
+          <w:rFonts w:ascii="微软雅黑" w:eastAsia="微软雅黑" w:hAnsi="Microsoft Sans Serif" w:cs="微软雅黑" w:hint="eastAsia"/>
+          <w:color w:val="000000"/>
+          <w:kern w:val="0"/>
+          <w:sz w:val="20"/>
+          <w:szCs w:val="20"/>
+        </w:rPr>
+        <w:t>→</w:t>
+      </w:r>
+      <w:r>
+        <w:rPr>
+          <w:rFonts w:ascii="微软雅黑" w:eastAsia="微软雅黑" w:hAnsi="Microsoft Sans Serif" w:cs="微软雅黑"/>
+          <w:color w:val="000000"/>
+          <w:kern w:val="0"/>
+          <w:sz w:val="20"/>
+          <w:szCs w:val="20"/>
+        </w:rPr>
+        <w:t xml:space="preserve"> Participation</w:t>
+      </w:r>
+      <w:r>
+        <w:rPr>
+          <w:rFonts w:ascii="微软雅黑" w:eastAsia="微软雅黑" w:hAnsi="Microsoft Sans Serif" w:cs="微软雅黑" w:hint="eastAsia"/>
+          <w:color w:val="000000"/>
+          <w:kern w:val="0"/>
+          <w:sz w:val="20"/>
+          <w:szCs w:val="20"/>
+        </w:rPr>
+        <w:t>，</w:t>
+      </w:r>
+      <w:proofErr w:type="spellStart"/>
+      <w:r>
+        <w:rPr>
+          <w:rFonts w:ascii="微软雅黑" w:eastAsia="微软雅黑" w:hAnsi="Microsoft Sans Serif" w:cs="微软雅黑"/>
+          <w:color w:val="000000"/>
+          <w:kern w:val="0"/>
+          <w:sz w:val="20"/>
+          <w:szCs w:val="20"/>
+        </w:rPr>
+        <w:t>submitted_by</w:t>
+      </w:r>
+      <w:proofErr w:type="spellEnd"/>
+      <w:r>
+        <w:rPr>
+          <w:rFonts w:ascii="微软雅黑" w:eastAsia="微软雅黑" w:hAnsi="Microsoft Sans Serif" w:cs="微软雅黑"/>
+          <w:color w:val="000000"/>
+          <w:kern w:val="0"/>
+          <w:sz w:val="20"/>
+          <w:szCs w:val="20"/>
+        </w:rPr>
+        <w:t xml:space="preserve"> </w:t>
+      </w:r>
+      <w:r>
+        <w:rPr>
+          <w:rFonts w:ascii="微软雅黑" w:eastAsia="微软雅黑" w:hAnsi="Microsoft Sans Serif" w:cs="微软雅黑" w:hint="eastAsia"/>
+          <w:color w:val="000000"/>
+          <w:kern w:val="0"/>
+          <w:sz w:val="20"/>
+          <w:szCs w:val="20"/>
+        </w:rPr>
+        <w:t>→</w:t>
+      </w:r>
+      <w:r>
+        <w:rPr>
+          <w:rFonts w:ascii="微软雅黑" w:eastAsia="微软雅黑" w:hAnsi="Microsoft Sans Serif" w:cs="微软雅黑"/>
+          <w:color w:val="000000"/>
+          <w:kern w:val="0"/>
+          <w:sz w:val="20"/>
+          <w:szCs w:val="20"/>
+        </w:rPr>
+        <w:t xml:space="preserve"> User</w:t>
+      </w:r>
+      <w:r>
+        <w:rPr>
+          <w:rFonts w:ascii="微软雅黑" w:eastAsia="微软雅黑" w:hAnsi="Microsoft Sans Serif" w:cs="微软雅黑" w:hint="eastAsia"/>
+          <w:color w:val="000000"/>
+          <w:kern w:val="0"/>
+          <w:sz w:val="20"/>
+          <w:szCs w:val="20"/>
+        </w:rPr>
+        <w:t>（裁判），</w:t>
+      </w:r>
+      <w:proofErr w:type="spellStart"/>
+      <w:r>
+        <w:rPr>
+          <w:rFonts w:ascii="微软雅黑" w:eastAsia="微软雅黑" w:hAnsi="Microsoft Sans Serif" w:cs="微软雅黑"/>
+          <w:color w:val="000000"/>
+          <w:kern w:val="0"/>
+          <w:sz w:val="20"/>
+          <w:szCs w:val="20"/>
+        </w:rPr>
+        <w:t>reviewed_by</w:t>
+      </w:r>
+      <w:proofErr w:type="spellEnd"/>
+      <w:r>
+        <w:rPr>
+          <w:rFonts w:ascii="微软雅黑" w:eastAsia="微软雅黑" w:hAnsi="Microsoft Sans Serif" w:cs="微软雅黑"/>
+          <w:color w:val="000000"/>
+          <w:kern w:val="0"/>
+          <w:sz w:val="20"/>
+          <w:szCs w:val="20"/>
+        </w:rPr>
+        <w:t xml:space="preserve"> </w:t>
+      </w:r>
+      <w:r>
+        <w:rPr>
+          <w:rFonts w:ascii="微软雅黑" w:eastAsia="微软雅黑" w:hAnsi="Microsoft Sans Serif" w:cs="微软雅黑" w:hint="eastAsia"/>
+          <w:color w:val="000000"/>
+          <w:kern w:val="0"/>
+          <w:sz w:val="20"/>
+          <w:szCs w:val="20"/>
+        </w:rPr>
+        <w:t>→</w:t>
+      </w:r>
+      <w:r>
+        <w:rPr>
+          <w:rFonts w:ascii="微软雅黑" w:eastAsia="微软雅黑" w:hAnsi="Microsoft Sans Serif" w:cs="微软雅黑"/>
+          <w:color w:val="000000"/>
+          <w:kern w:val="0"/>
+          <w:sz w:val="20"/>
+          <w:szCs w:val="20"/>
+        </w:rPr>
+        <w:t xml:space="preserve"> User</w:t>
+      </w:r>
+    </w:p>
+    <w:p>
+      <w:pPr>
+        <w:autoSpaceDE w:val="0"/>
+        <w:autoSpaceDN w:val="0"/>
+        <w:adjustRightInd w:val="0"/>
+        <w:jc w:val="left"/>
+        <w:rPr>
+          <w:rFonts w:ascii="Microsoft Sans Serif" w:eastAsia="微软雅黑" w:hAnsi="Microsoft Sans Serif" w:cs="Microsoft Sans Serif"/>
+          <w:color w:val="000000"/>
+          <w:kern w:val="0"/>
+          <w:sz w:val="20"/>
+          <w:szCs w:val="20"/>
+        </w:rPr>
+      </w:pPr>
+      <w:r>
+        <w:rPr>
+          <w:rFonts w:ascii="微软雅黑" w:eastAsia="微软雅黑" w:hAnsi="Microsoft Sans Serif" w:cs="微软雅黑" w:hint="eastAsia"/>
+          <w:color w:val="000000"/>
+          <w:kern w:val="0"/>
+          <w:sz w:val="20"/>
+          <w:szCs w:val="20"/>
+        </w:rPr>
+        <w:t>某场比赛某参赛者的最终成绩</w:t>
+      </w:r>
+    </w:p>
+    <w:p>
+      <w:pPr>
+        <w:rPr>
+          <w:vanish/>
+          <w:color w:val="800000"/>
+          <w:sz w:val="12"/>
+          <w:u w:val="single"/>
+        </w:rPr>
+      </w:pPr>
+      <w:r>
+        <w:rPr>
+          <w:vanish/>
+          <w:color w:val="800000"/>
+          <w:sz w:val="12"/>
+          <w:u w:val="single"/>
+        </w:rPr>
+        <w:t>[/PDRQM]</w:t>
+      </w:r>
+    </w:p>
+    <w:p>
+      <w:pPr>
+        <w:rPr>
+          <w:vanish/>
+          <w:color w:val="800000"/>
+          <w:sz w:val="12"/>
+          <w:u w:val="single"/>
+        </w:rPr>
+      </w:pPr>
+      <w:r>
+        <w:rPr>
+          <w:vanish/>
+          <w:color w:val="800000"/>
+          <w:sz w:val="12"/>
+          <w:u w:val="single"/>
+        </w:rPr>
+        <w:t>[PDRQM;{90DD9FA7-A697-4B40-BB32-3BD6F161260F};REQ_  47]</w:t>
+      </w:r>
+    </w:p>
+    <w:p>
+      <w:pPr>
+        <w:pStyle w:val="2"/>
+      </w:pPr>
+      <w:r>
+        <w:t>裁判录入提交、体育处审核发布、修正已发布成绩</w:t>
+      </w:r>
+    </w:p>
+    <w:p>
+      <w:pPr>
+        <w:rPr>
+          <w:vanish/>
+          <w:color w:val="800000"/>
+          <w:sz w:val="12"/>
+          <w:u w:val="single"/>
+        </w:rPr>
+      </w:pPr>
+      <w:r>
+        <w:rPr>
+          <w:vanish/>
+          <w:color w:val="800000"/>
+          <w:sz w:val="12"/>
+          <w:u w:val="single"/>
+        </w:rPr>
+        <w:t>[/PDRQM]</w:t>
+      </w:r>
+    </w:p>
+    <w:p>
+      <w:pPr>
+        <w:rPr>
+          <w:vanish/>
+          <w:color w:val="800000"/>
+          <w:sz w:val="12"/>
+          <w:u w:val="single"/>
+        </w:rPr>
+      </w:pPr>
+      <w:r>
+        <w:rPr>
+          <w:vanish/>
+          <w:color w:val="800000"/>
+          <w:sz w:val="12"/>
+          <w:u w:val="single"/>
+        </w:rPr>
+        <w:t>[PDRQM;{862CC9D6-E0A1-43D6-9FA3-6658488E8B98};REQ_  39]</w:t>
+      </w:r>
+    </w:p>
+    <w:p>
+      <w:pPr>
+        <w:pStyle w:val="1"/>
+      </w:pPr>
+      <w:r>
+        <w:t>公告</w:t>
+      </w:r>
+    </w:p>
+    <w:p>
+      <w:pPr>
+        <w:autoSpaceDE w:val="0"/>
+        <w:autoSpaceDN w:val="0"/>
+        <w:adjustRightInd w:val="0"/>
+        <w:jc w:val="left"/>
+        <w:rPr>
+          <w:rFonts w:ascii="Microsoft Sans Serif" w:hAnsi="Microsoft Sans Serif" w:cs="Microsoft Sans Serif"/>
+          <w:color w:val="000000"/>
+          <w:kern w:val="0"/>
+          <w:sz w:val="20"/>
+          <w:szCs w:val="20"/>
+        </w:rPr>
+      </w:pPr>
+      <w:proofErr w:type="spellStart"/>
+      <w:r>
+        <w:rPr>
+          <w:rFonts w:ascii="Microsoft Sans Serif" w:hAnsi="Microsoft Sans Serif" w:cs="Microsoft Sans Serif"/>
+          <w:color w:val="000000"/>
+          <w:kern w:val="0"/>
+          <w:sz w:val="20"/>
+          <w:szCs w:val="20"/>
+        </w:rPr>
+        <w:t>announcement_id</w:t>
+      </w:r>
+      <w:proofErr w:type="spellEnd"/>
+      <w:r>
+        <w:rPr>
+          <w:rFonts w:ascii="Microsoft Sans Serif" w:hAnsi="Microsoft Sans Serif" w:cs="Microsoft Sans Serif"/>
+          <w:color w:val="000000"/>
+          <w:kern w:val="0"/>
+          <w:sz w:val="20"/>
+          <w:szCs w:val="20"/>
+        </w:rPr>
+        <w:t xml:space="preserve">, title, content, </w:t>
+      </w:r>
+      <w:proofErr w:type="spellStart"/>
+      <w:r>
+        <w:rPr>
+          <w:rFonts w:ascii="Microsoft Sans Serif" w:hAnsi="Microsoft Sans Serif" w:cs="Microsoft Sans Serif"/>
+          <w:color w:val="000000"/>
+          <w:kern w:val="0"/>
+          <w:sz w:val="20"/>
+          <w:szCs w:val="20"/>
+        </w:rPr>
+        <w:t>created_at</w:t>
+      </w:r>
+      <w:proofErr w:type="spellEnd"/>
+      <w:r>
+        <w:rPr>
+          <w:rFonts w:ascii="Microsoft Sans Serif" w:hAnsi="Microsoft Sans Serif" w:cs="Microsoft Sans Serif"/>
+          <w:color w:val="000000"/>
+          <w:kern w:val="0"/>
+          <w:sz w:val="20"/>
+          <w:szCs w:val="20"/>
+        </w:rPr>
+        <w:t>, status</w:t>
+      </w:r>
+    </w:p>
+    <w:p>
+      <w:pPr>
+        <w:autoSpaceDE w:val="0"/>
+        <w:autoSpaceDN w:val="0"/>
+        <w:adjustRightInd w:val="0"/>
+        <w:jc w:val="left"/>
+        <w:rPr>
+          <w:rFonts w:ascii="Microsoft Sans Serif" w:eastAsia="微软雅黑" w:hAnsi="Microsoft Sans Serif" w:cs="Microsoft Sans Serif"/>
+          <w:color w:val="000000"/>
+          <w:kern w:val="0"/>
+          <w:sz w:val="20"/>
+          <w:szCs w:val="20"/>
+        </w:rPr>
+      </w:pPr>
+      <w:r>
+        <w:rPr>
+          <w:rFonts w:ascii="微软雅黑" w:eastAsia="微软雅黑" w:hAnsi="Microsoft Sans Serif" w:cs="微软雅黑" w:hint="eastAsia"/>
+          <w:color w:val="000000"/>
+          <w:kern w:val="0"/>
+          <w:sz w:val="20"/>
+          <w:szCs w:val="20"/>
+        </w:rPr>
+        <w:t>外键：</w:t>
+      </w:r>
+      <w:proofErr w:type="spellStart"/>
+      <w:r>
+        <w:rPr>
+          <w:rFonts w:ascii="微软雅黑" w:eastAsia="微软雅黑" w:hAnsi="Microsoft Sans Serif" w:cs="微软雅黑"/>
+          <w:color w:val="000000"/>
+          <w:kern w:val="0"/>
+          <w:sz w:val="20"/>
+          <w:szCs w:val="20"/>
+        </w:rPr>
+        <w:t>created_by</w:t>
+      </w:r>
+      <w:proofErr w:type="spellEnd"/>
+      <w:r>
+        <w:rPr>
+          <w:rFonts w:ascii="微软雅黑" w:eastAsia="微软雅黑" w:hAnsi="Microsoft Sans Serif" w:cs="微软雅黑"/>
+          <w:color w:val="000000"/>
+          <w:kern w:val="0"/>
+          <w:sz w:val="20"/>
+          <w:szCs w:val="20"/>
+        </w:rPr>
+        <w:t xml:space="preserve"> </w:t>
+      </w:r>
+      <w:r>
+        <w:rPr>
+          <w:rFonts w:ascii="微软雅黑" w:eastAsia="微软雅黑" w:hAnsi="Microsoft Sans Serif" w:cs="微软雅黑" w:hint="eastAsia"/>
+          <w:color w:val="000000"/>
+          <w:kern w:val="0"/>
+          <w:sz w:val="20"/>
+          <w:szCs w:val="20"/>
+        </w:rPr>
+        <w:t>→</w:t>
+      </w:r>
+      <w:r>
+        <w:rPr>
+          <w:rFonts w:ascii="微软雅黑" w:eastAsia="微软雅黑" w:hAnsi="Microsoft Sans Serif" w:cs="微软雅黑"/>
+          <w:color w:val="000000"/>
+          <w:kern w:val="0"/>
+          <w:sz w:val="20"/>
+          <w:szCs w:val="20"/>
+        </w:rPr>
+        <w:t xml:space="preserve"> User</w:t>
+      </w:r>
+      <w:r>
+        <w:rPr>
+          <w:rFonts w:ascii="微软雅黑" w:eastAsia="微软雅黑" w:hAnsi="Microsoft Sans Serif" w:cs="微软雅黑" w:hint="eastAsia"/>
+          <w:color w:val="000000"/>
+          <w:kern w:val="0"/>
+          <w:sz w:val="20"/>
+          <w:szCs w:val="20"/>
+        </w:rPr>
+        <w:t>，</w:t>
+      </w:r>
+      <w:proofErr w:type="spellStart"/>
+      <w:r>
+        <w:rPr>
+          <w:rFonts w:ascii="微软雅黑" w:eastAsia="微软雅黑" w:hAnsi="Microsoft Sans Serif" w:cs="微软雅黑"/>
+          <w:color w:val="000000"/>
+          <w:kern w:val="0"/>
+          <w:sz w:val="20"/>
+          <w:szCs w:val="20"/>
+        </w:rPr>
+        <w:t>event_id</w:t>
+      </w:r>
+      <w:proofErr w:type="spellEnd"/>
+      <w:r>
+        <w:rPr>
+          <w:rFonts w:ascii="微软雅黑" w:eastAsia="微软雅黑" w:hAnsi="Microsoft Sans Serif" w:cs="微软雅黑"/>
+          <w:color w:val="000000"/>
+          <w:kern w:val="0"/>
+          <w:sz w:val="20"/>
+          <w:szCs w:val="20"/>
+        </w:rPr>
+        <w:t xml:space="preserve"> </w:t>
+      </w:r>
+      <w:r>
+        <w:rPr>
+          <w:rFonts w:ascii="微软雅黑" w:eastAsia="微软雅黑" w:hAnsi="Microsoft Sans Serif" w:cs="微软雅黑" w:hint="eastAsia"/>
+          <w:color w:val="000000"/>
+          <w:kern w:val="0"/>
+          <w:sz w:val="20"/>
+          <w:szCs w:val="20"/>
+        </w:rPr>
+        <w:t>→</w:t>
+      </w:r>
+      <w:r>
+        <w:rPr>
+          <w:rFonts w:ascii="微软雅黑" w:eastAsia="微软雅黑" w:hAnsi="Microsoft Sans Serif" w:cs="微软雅黑"/>
+          <w:color w:val="000000"/>
+          <w:kern w:val="0"/>
+          <w:sz w:val="20"/>
+          <w:szCs w:val="20"/>
+        </w:rPr>
+        <w:t xml:space="preserve"> Event</w:t>
+      </w:r>
+      <w:r>
+        <w:rPr>
+          <w:rFonts w:ascii="微软雅黑" w:eastAsia="微软雅黑" w:hAnsi="Microsoft Sans Serif" w:cs="微软雅黑" w:hint="eastAsia"/>
+          <w:color w:val="000000"/>
+          <w:kern w:val="0"/>
+          <w:sz w:val="20"/>
+          <w:szCs w:val="20"/>
+        </w:rPr>
+        <w:t>（可空）</w:t>
+      </w:r>
+    </w:p>
+    <w:p>
+      <w:pPr>
+        <w:autoSpaceDE w:val="0"/>
+        <w:autoSpaceDN w:val="0"/>
+        <w:adjustRightInd w:val="0"/>
+        <w:jc w:val="left"/>
+        <w:rPr>
+          <w:rFonts w:ascii="Microsoft Sans Serif" w:eastAsia="微软雅黑" w:hAnsi="Microsoft Sans Serif" w:cs="Microsoft Sans Serif"/>
+          <w:color w:val="000000"/>
+          <w:kern w:val="0"/>
+          <w:sz w:val="20"/>
+          <w:szCs w:val="20"/>
+          <w:lang w:val="zh-CN"/>
+        </w:rPr>
+      </w:pPr>
+      <w:r>
+        <w:rPr>
+          <w:rFonts w:ascii="微软雅黑" w:eastAsia="微软雅黑" w:hAnsi="Microsoft Sans Serif" w:cs="微软雅黑" w:hint="eastAsia"/>
+          <w:color w:val="000000"/>
+          <w:kern w:val="0"/>
+          <w:sz w:val="20"/>
+          <w:szCs w:val="20"/>
+          <w:lang w:val="zh-CN"/>
+        </w:rPr>
+        <w:t>由体育处发布，记录用户管理、成绩修改、审核等关键动作；管理员查看</w:t>
+      </w:r>
+    </w:p>
+    <w:p>
+      <w:pPr>
+        <w:rPr>
+          <w:vanish/>
+          <w:color w:val="800000"/>
+          <w:sz w:val="12"/>
+          <w:u w:val="single"/>
+        </w:rPr>
+      </w:pPr>
+      <w:r>
+        <w:rPr>
+          <w:vanish/>
+          <w:color w:val="800000"/>
+          <w:sz w:val="12"/>
+          <w:u w:val="single"/>
+        </w:rPr>
+        <w:t>[/PDRQM]</w:t>
+      </w:r>
+    </w:p>
+    <w:p>
+      <w:pPr>
+        <w:rPr>
+          <w:vanish/>
+          <w:color w:val="800000"/>
+          <w:sz w:val="12"/>
+          <w:u w:val="single"/>
+        </w:rPr>
+      </w:pPr>
+      <w:r>
+        <w:rPr>
+          <w:vanish/>
+          <w:color w:val="800000"/>
+          <w:sz w:val="12"/>
+          <w:u w:val="single"/>
+        </w:rPr>
+        <w:t>[PDRQM;{590CBF4E-5B8A-4436-A03B-419C8151301D};REQ_  48]</w:t>
+      </w:r>
+    </w:p>
+    <w:p>
+      <w:pPr>
+        <w:pStyle w:val="2"/>
+      </w:pPr>
+      <w:r>
+        <w:t>发布系统级公告、发布赛事通知、删除不当公告</w:t>
+      </w:r>
+    </w:p>
+    <w:p>
+      <w:pPr>
+        <w:rPr>
+          <w:vanish/>
+          <w:color w:val="800000"/>
+          <w:sz w:val="12"/>
+          <w:u w:val="single"/>
+        </w:rPr>
+      </w:pPr>
+      <w:r>
+        <w:rPr>
+          <w:vanish/>
+          <w:color w:val="800000"/>
+          <w:sz w:val="12"/>
+          <w:u w:val="single"/>
+        </w:rPr>
+        <w:t>[/PDRQM]</w:t>
+      </w:r>
+    </w:p>
+    <w:p>
+      <w:pPr>
+        <w:rPr>
+          <w:vanish/>
+          <w:color w:val="800000"/>
+          <w:sz w:val="12"/>
+          <w:u w:val="single"/>
+        </w:rPr>
+      </w:pPr>
+      <w:r>
+        <w:rPr>
+          <w:vanish/>
+          <w:color w:val="800000"/>
+          <w:sz w:val="12"/>
+          <w:u w:val="single"/>
+        </w:rPr>
+        <w:t>[PDRQM;{C71FF088-ADE1-493C-A6D5-4886B1D25E22};REQ_  40]</w:t>
+      </w:r>
+    </w:p>
+    <w:p>
+      <w:pPr>
+        <w:pStyle w:val="1"/>
+      </w:pPr>
+      <w:r>
+        <w:t>报名记录</w:t>
+      </w:r>
+    </w:p>
+    <w:p>
+      <w:pPr>
+        <w:autoSpaceDE w:val="0"/>
+        <w:autoSpaceDN w:val="0"/>
+        <w:adjustRightInd w:val="0"/>
+        <w:jc w:val="left"/>
+        <w:rPr>
+          <w:rFonts w:ascii="Microsoft Sans Serif" w:hAnsi="Microsoft Sans Serif" w:cs="Microsoft Sans Serif"/>
+          <w:color w:val="000000"/>
+          <w:kern w:val="0"/>
+          <w:sz w:val="20"/>
+          <w:szCs w:val="20"/>
+        </w:rPr>
+      </w:pPr>
+      <w:proofErr w:type="spellStart"/>
+      <w:r>
+        <w:rPr>
+          <w:rFonts w:ascii="Microsoft Sans Serif" w:hAnsi="Microsoft Sans Serif" w:cs="Microsoft Sans Serif"/>
+          <w:color w:val="000000"/>
+          <w:kern w:val="0"/>
+          <w:sz w:val="20"/>
+          <w:szCs w:val="20"/>
+        </w:rPr>
+        <w:t>registration_id</w:t>
+      </w:r>
+      <w:proofErr w:type="spellEnd"/>
+      <w:r>
+        <w:rPr>
+          <w:rFonts w:ascii="Microsoft Sans Serif" w:hAnsi="Microsoft Sans Serif" w:cs="Microsoft Sans Serif"/>
+          <w:color w:val="000000"/>
+          <w:kern w:val="0"/>
+          <w:sz w:val="20"/>
+          <w:szCs w:val="20"/>
+        </w:rPr>
+        <w:t xml:space="preserve">, status, </w:t>
+      </w:r>
+      <w:proofErr w:type="spellStart"/>
+      <w:r>
+        <w:rPr>
+          <w:rFonts w:ascii="Microsoft Sans Serif" w:hAnsi="Microsoft Sans Serif" w:cs="Microsoft Sans Serif"/>
+          <w:color w:val="000000"/>
+          <w:kern w:val="0"/>
+          <w:sz w:val="20"/>
+          <w:szCs w:val="20"/>
+        </w:rPr>
+        <w:t>applied_at</w:t>
+      </w:r>
+      <w:proofErr w:type="spellEnd"/>
+    </w:p>
+    <w:p>
+      <w:pPr>
+        <w:autoSpaceDE w:val="0"/>
+        <w:autoSpaceDN w:val="0"/>
+        <w:adjustRightInd w:val="0"/>
+        <w:jc w:val="left"/>
+        <w:rPr>
+          <w:rFonts w:ascii="Microsoft Sans Serif" w:eastAsia="微软雅黑" w:hAnsi="Microsoft Sans Serif" w:cs="Microsoft Sans Serif"/>
+          <w:color w:val="000000"/>
+          <w:kern w:val="0"/>
+          <w:sz w:val="20"/>
+          <w:szCs w:val="20"/>
+        </w:rPr>
+      </w:pPr>
+      <w:r>
+        <w:rPr>
+          <w:rFonts w:ascii="微软雅黑" w:eastAsia="微软雅黑" w:hAnsi="Microsoft Sans Serif" w:cs="微软雅黑" w:hint="eastAsia"/>
+          <w:color w:val="000000"/>
+          <w:kern w:val="0"/>
+          <w:sz w:val="20"/>
+          <w:szCs w:val="20"/>
+        </w:rPr>
+        <w:t>外键：</w:t>
+      </w:r>
+      <w:proofErr w:type="spellStart"/>
+      <w:r>
+        <w:rPr>
+          <w:rFonts w:ascii="微软雅黑" w:eastAsia="微软雅黑" w:hAnsi="Microsoft Sans Serif" w:cs="微软雅黑"/>
+          <w:color w:val="000000"/>
+          <w:kern w:val="0"/>
+          <w:sz w:val="20"/>
+          <w:szCs w:val="20"/>
+        </w:rPr>
+        <w:t>item_id</w:t>
+      </w:r>
+      <w:proofErr w:type="spellEnd"/>
+      <w:r>
+        <w:rPr>
+          <w:rFonts w:ascii="微软雅黑" w:eastAsia="微软雅黑" w:hAnsi="Microsoft Sans Serif" w:cs="微软雅黑"/>
+          <w:color w:val="000000"/>
+          <w:kern w:val="0"/>
+          <w:sz w:val="20"/>
+          <w:szCs w:val="20"/>
+        </w:rPr>
+        <w:t xml:space="preserve"> </w:t>
+      </w:r>
+      <w:r>
+        <w:rPr>
+          <w:rFonts w:ascii="微软雅黑" w:eastAsia="微软雅黑" w:hAnsi="Microsoft Sans Serif" w:cs="微软雅黑" w:hint="eastAsia"/>
+          <w:color w:val="000000"/>
+          <w:kern w:val="0"/>
+          <w:sz w:val="20"/>
+          <w:szCs w:val="20"/>
+        </w:rPr>
+        <w:t>→</w:t>
+      </w:r>
+      <w:r>
+        <w:rPr>
+          <w:rFonts w:ascii="微软雅黑" w:eastAsia="微软雅黑" w:hAnsi="Microsoft Sans Serif" w:cs="微软雅黑"/>
+          <w:color w:val="000000"/>
+          <w:kern w:val="0"/>
+          <w:sz w:val="20"/>
+          <w:szCs w:val="20"/>
+        </w:rPr>
+        <w:t xml:space="preserve"> </w:t>
+      </w:r>
+      <w:proofErr w:type="spellStart"/>
+      <w:r>
+        <w:rPr>
+          <w:rFonts w:ascii="微软雅黑" w:eastAsia="微软雅黑" w:hAnsi="Microsoft Sans Serif" w:cs="微软雅黑"/>
+          <w:color w:val="000000"/>
+          <w:kern w:val="0"/>
+          <w:sz w:val="20"/>
+          <w:szCs w:val="20"/>
+        </w:rPr>
+        <w:t>Event_Item</w:t>
+      </w:r>
+      <w:proofErr w:type="spellEnd"/>
+      <w:r>
+        <w:rPr>
+          <w:rFonts w:ascii="微软雅黑" w:eastAsia="微软雅黑" w:hAnsi="Microsoft Sans Serif" w:cs="微软雅黑" w:hint="eastAsia"/>
+          <w:color w:val="000000"/>
+          <w:kern w:val="0"/>
+          <w:sz w:val="20"/>
+          <w:szCs w:val="20"/>
+        </w:rPr>
+        <w:t>，</w:t>
+      </w:r>
+      <w:proofErr w:type="spellStart"/>
+      <w:r>
+        <w:rPr>
+          <w:rFonts w:ascii="微软雅黑" w:eastAsia="微软雅黑" w:hAnsi="Microsoft Sans Serif" w:cs="微软雅黑"/>
+          <w:color w:val="000000"/>
+          <w:kern w:val="0"/>
+          <w:sz w:val="20"/>
+          <w:szCs w:val="20"/>
+        </w:rPr>
+        <w:t>athlete_id</w:t>
+      </w:r>
+      <w:proofErr w:type="spellEnd"/>
+      <w:r>
+        <w:rPr>
+          <w:rFonts w:ascii="微软雅黑" w:eastAsia="微软雅黑" w:hAnsi="Microsoft Sans Serif" w:cs="微软雅黑"/>
+          <w:color w:val="000000"/>
+          <w:kern w:val="0"/>
+          <w:sz w:val="20"/>
+          <w:szCs w:val="20"/>
+        </w:rPr>
+        <w:t xml:space="preserve"> </w:t>
+      </w:r>
+      <w:r>
+        <w:rPr>
+          <w:rFonts w:ascii="微软雅黑" w:eastAsia="微软雅黑" w:hAnsi="Microsoft Sans Serif" w:cs="微软雅黑" w:hint="eastAsia"/>
+          <w:color w:val="000000"/>
+          <w:kern w:val="0"/>
+          <w:sz w:val="20"/>
+          <w:szCs w:val="20"/>
+        </w:rPr>
+        <w:t>→</w:t>
+      </w:r>
+      <w:r>
+        <w:rPr>
+          <w:rFonts w:ascii="微软雅黑" w:eastAsia="微软雅黑" w:hAnsi="Microsoft Sans Serif" w:cs="微软雅黑"/>
+          <w:color w:val="000000"/>
+          <w:kern w:val="0"/>
+          <w:sz w:val="20"/>
+          <w:szCs w:val="20"/>
+        </w:rPr>
+        <w:t xml:space="preserve"> User</w:t>
+      </w:r>
+      <w:r>
+        <w:rPr>
+          <w:rFonts w:ascii="微软雅黑" w:eastAsia="微软雅黑" w:hAnsi="Microsoft Sans Serif" w:cs="微软雅黑" w:hint="eastAsia"/>
+          <w:color w:val="000000"/>
+          <w:kern w:val="0"/>
+          <w:sz w:val="20"/>
+          <w:szCs w:val="20"/>
+        </w:rPr>
+        <w:t>（个人，可空），</w:t>
+      </w:r>
+      <w:proofErr w:type="spellStart"/>
+      <w:r>
+        <w:rPr>
+          <w:rFonts w:ascii="微软雅黑" w:eastAsia="微软雅黑" w:hAnsi="Microsoft Sans Serif" w:cs="微软雅黑"/>
+          <w:color w:val="000000"/>
+          <w:kern w:val="0"/>
+          <w:sz w:val="20"/>
+          <w:szCs w:val="20"/>
+        </w:rPr>
+        <w:t>team_id</w:t>
+      </w:r>
+      <w:proofErr w:type="spellEnd"/>
+      <w:r>
+        <w:rPr>
+          <w:rFonts w:ascii="微软雅黑" w:eastAsia="微软雅黑" w:hAnsi="Microsoft Sans Serif" w:cs="微软雅黑"/>
+          <w:color w:val="000000"/>
+          <w:kern w:val="0"/>
+          <w:sz w:val="20"/>
+          <w:szCs w:val="20"/>
+        </w:rPr>
+        <w:t xml:space="preserve"> </w:t>
+      </w:r>
+      <w:r>
+        <w:rPr>
+          <w:rFonts w:ascii="微软雅黑" w:eastAsia="微软雅黑" w:hAnsi="Microsoft Sans Serif" w:cs="微软雅黑" w:hint="eastAsia"/>
+          <w:color w:val="000000"/>
+          <w:kern w:val="0"/>
+          <w:sz w:val="20"/>
+          <w:szCs w:val="20"/>
+        </w:rPr>
+        <w:t>→</w:t>
+      </w:r>
+      <w:r>
+        <w:rPr>
+          <w:rFonts w:ascii="微软雅黑" w:eastAsia="微软雅黑" w:hAnsi="Microsoft Sans Serif" w:cs="微软雅黑"/>
+          <w:color w:val="000000"/>
+          <w:kern w:val="0"/>
+          <w:sz w:val="20"/>
+          <w:szCs w:val="20"/>
+        </w:rPr>
+        <w:t xml:space="preserve"> Team</w:t>
+      </w:r>
+      <w:r>
+        <w:rPr>
+          <w:rFonts w:ascii="微软雅黑" w:eastAsia="微软雅黑" w:hAnsi="Microsoft Sans Serif" w:cs="微软雅黑" w:hint="eastAsia"/>
+          <w:color w:val="000000"/>
+          <w:kern w:val="0"/>
+          <w:sz w:val="20"/>
+          <w:szCs w:val="20"/>
+        </w:rPr>
+        <w:t>（团体，可空）</w:t>
+      </w:r>
+    </w:p>
+    <w:p>
+      <w:pPr>
+        <w:rPr>
+          <w:vanish/>
+          <w:color w:val="800000"/>
+          <w:sz w:val="12"/>
+          <w:u w:val="single"/>
+        </w:rPr>
+      </w:pPr>
+      <w:r>
+        <w:rPr>
+          <w:vanish/>
+          <w:color w:val="800000"/>
+          <w:sz w:val="12"/>
+          <w:u w:val="single"/>
+        </w:rPr>
+        <w:lastRenderedPageBreak/>
+        <w:t>[/PDRQM]</w:t>
+      </w:r>
+    </w:p>
+    <w:p>
+      <w:pPr>
+        <w:rPr>
+          <w:vanish/>
+          <w:color w:val="800000"/>
+          <w:sz w:val="12"/>
+          <w:u w:val="single"/>
+        </w:rPr>
+      </w:pPr>
+      <w:r>
+        <w:rPr>
+          <w:vanish/>
+          <w:color w:val="800000"/>
+          <w:sz w:val="12"/>
+          <w:u w:val="single"/>
+        </w:rPr>
+        <w:t>[PDRQM;{4E48C2CE-7C70-48D6-92F9-F90FDE14BCE7};REQ_  49]</w:t>
+      </w:r>
+    </w:p>
+    <w:p>
+      <w:pPr>
+        <w:pStyle w:val="2"/>
+      </w:pPr>
+      <w:r>
+        <w:t>个人报名、队伍报名；</w:t>
+      </w:r>
+    </w:p>
+    <w:p>
+      <w:pPr>
+        <w:rPr>
+          <w:vanish/>
+          <w:color w:val="800000"/>
+          <w:sz w:val="12"/>
+          <w:u w:val="single"/>
+        </w:rPr>
+      </w:pPr>
+      <w:r>
+        <w:rPr>
+          <w:vanish/>
+          <w:color w:val="800000"/>
+          <w:sz w:val="12"/>
+          <w:u w:val="single"/>
+        </w:rPr>
+        <w:t>[/PDRQM]</w:t>
+      </w:r>
+    </w:p>
+    <w:p>
+      <w:pPr>
+        <w:rPr>
+          <w:vanish/>
+          <w:color w:val="800000"/>
+          <w:sz w:val="12"/>
+          <w:u w:val="single"/>
+        </w:rPr>
+      </w:pPr>
+      <w:r>
+        <w:rPr>
+          <w:vanish/>
+          <w:color w:val="800000"/>
+          <w:sz w:val="12"/>
+          <w:u w:val="single"/>
+        </w:rPr>
+        <w:t>[PDRQM;{A04FA352-3188-4C66-BCFD-ED2C53B7D45D};REQ_  41]</w:t>
+      </w:r>
+    </w:p>
+    <w:p>
+      <w:pPr>
+        <w:pStyle w:val="1"/>
+      </w:pPr>
+      <w:r>
+        <w:t>队伍成员关系</w:t>
+      </w:r>
+    </w:p>
+    <w:p>
+      <w:pPr>
+        <w:autoSpaceDE w:val="0"/>
+        <w:autoSpaceDN w:val="0"/>
+        <w:adjustRightInd w:val="0"/>
+        <w:jc w:val="left"/>
+        <w:rPr>
+          <w:rFonts w:ascii="Microsoft Sans Serif" w:hAnsi="Microsoft Sans Serif" w:cs="Microsoft Sans Serif"/>
+          <w:color w:val="000000"/>
+          <w:kern w:val="0"/>
+          <w:sz w:val="20"/>
+          <w:szCs w:val="20"/>
+        </w:rPr>
+      </w:pPr>
+      <w:proofErr w:type="spellStart"/>
+      <w:r>
+        <w:rPr>
+          <w:rFonts w:ascii="Microsoft Sans Serif" w:hAnsi="Microsoft Sans Serif" w:cs="Microsoft Sans Serif"/>
+          <w:color w:val="000000"/>
+          <w:kern w:val="0"/>
+          <w:sz w:val="20"/>
+          <w:szCs w:val="20"/>
+        </w:rPr>
+        <w:t>team_id</w:t>
+      </w:r>
+      <w:proofErr w:type="spellEnd"/>
+      <w:r>
+        <w:rPr>
+          <w:rFonts w:ascii="Microsoft Sans Serif" w:hAnsi="Microsoft Sans Serif" w:cs="Microsoft Sans Serif"/>
+          <w:color w:val="000000"/>
+          <w:kern w:val="0"/>
+          <w:sz w:val="20"/>
+          <w:szCs w:val="20"/>
+        </w:rPr>
+        <w:t xml:space="preserve">, </w:t>
+      </w:r>
+      <w:proofErr w:type="spellStart"/>
+      <w:r>
+        <w:rPr>
+          <w:rFonts w:ascii="Microsoft Sans Serif" w:hAnsi="Microsoft Sans Serif" w:cs="Microsoft Sans Serif"/>
+          <w:color w:val="000000"/>
+          <w:kern w:val="0"/>
+          <w:sz w:val="20"/>
+          <w:szCs w:val="20"/>
+        </w:rPr>
+        <w:t>athlete_id</w:t>
+      </w:r>
+      <w:proofErr w:type="spellEnd"/>
+      <w:r>
+        <w:rPr>
+          <w:rFonts w:ascii="Microsoft Sans Serif" w:hAnsi="Microsoft Sans Serif" w:cs="Microsoft Sans Serif"/>
+          <w:color w:val="000000"/>
+          <w:kern w:val="0"/>
+          <w:sz w:val="20"/>
+          <w:szCs w:val="20"/>
+        </w:rPr>
+        <w:t>, status</w:t>
+      </w:r>
+    </w:p>
+    <w:p>
+      <w:pPr>
+        <w:autoSpaceDE w:val="0"/>
+        <w:autoSpaceDN w:val="0"/>
+        <w:adjustRightInd w:val="0"/>
+        <w:jc w:val="left"/>
+        <w:rPr>
+          <w:rFonts w:ascii="Microsoft Sans Serif" w:eastAsia="微软雅黑" w:hAnsi="Microsoft Sans Serif" w:cs="Microsoft Sans Serif"/>
+          <w:color w:val="000000"/>
+          <w:kern w:val="0"/>
+          <w:sz w:val="20"/>
+          <w:szCs w:val="20"/>
+        </w:rPr>
+      </w:pPr>
+      <w:r>
+        <w:rPr>
+          <w:rFonts w:ascii="微软雅黑" w:eastAsia="微软雅黑" w:hAnsi="Microsoft Sans Serif" w:cs="微软雅黑" w:hint="eastAsia"/>
+          <w:color w:val="000000"/>
+          <w:kern w:val="0"/>
+          <w:sz w:val="20"/>
+          <w:szCs w:val="20"/>
+        </w:rPr>
+        <w:t>外键：</w:t>
+      </w:r>
+      <w:proofErr w:type="spellStart"/>
+      <w:r>
+        <w:rPr>
+          <w:rFonts w:ascii="Microsoft Sans Serif" w:eastAsia="微软雅黑" w:hAnsi="Microsoft Sans Serif" w:cs="Microsoft Sans Serif"/>
+          <w:color w:val="000000"/>
+          <w:kern w:val="0"/>
+          <w:sz w:val="20"/>
+          <w:szCs w:val="20"/>
+        </w:rPr>
+        <w:t>team_id</w:t>
+      </w:r>
+      <w:proofErr w:type="spellEnd"/>
+      <w:r>
+        <w:rPr>
+          <w:rFonts w:ascii="Microsoft Sans Serif" w:eastAsia="微软雅黑" w:hAnsi="Microsoft Sans Serif" w:cs="Microsoft Sans Serif"/>
+          <w:color w:val="000000"/>
+          <w:kern w:val="0"/>
+          <w:sz w:val="20"/>
+          <w:szCs w:val="20"/>
+        </w:rPr>
+        <w:t xml:space="preserve"> </w:t>
+      </w:r>
+      <w:r>
+        <w:rPr>
+          <w:rFonts w:ascii="Cambria Math" w:eastAsia="微软雅黑" w:hAnsi="Cambria Math" w:cs="Cambria Math"/>
+          <w:color w:val="000000"/>
+          <w:kern w:val="0"/>
+          <w:sz w:val="20"/>
+          <w:szCs w:val="20"/>
+        </w:rPr>
+        <w:t>→</w:t>
+      </w:r>
+      <w:r>
+        <w:rPr>
+          <w:rFonts w:ascii="Microsoft Sans Serif" w:eastAsia="微软雅黑" w:hAnsi="Microsoft Sans Serif" w:cs="Microsoft Sans Serif"/>
+          <w:color w:val="000000"/>
+          <w:kern w:val="0"/>
+          <w:sz w:val="20"/>
+          <w:szCs w:val="20"/>
+        </w:rPr>
+        <w:t xml:space="preserve"> Team</w:t>
+      </w:r>
+      <w:r>
+        <w:rPr>
+          <w:rFonts w:ascii="微软雅黑" w:eastAsia="微软雅黑" w:hAnsi="Microsoft Sans Serif" w:cs="微软雅黑" w:hint="eastAsia"/>
+          <w:color w:val="000000"/>
+          <w:kern w:val="0"/>
+          <w:sz w:val="20"/>
+          <w:szCs w:val="20"/>
+        </w:rPr>
+        <w:t>，</w:t>
+      </w:r>
+      <w:proofErr w:type="spellStart"/>
+      <w:r>
+        <w:rPr>
+          <w:rFonts w:ascii="Microsoft Sans Serif" w:eastAsia="微软雅黑" w:hAnsi="Microsoft Sans Serif" w:cs="Microsoft Sans Serif"/>
+          <w:color w:val="000000"/>
+          <w:kern w:val="0"/>
+          <w:sz w:val="20"/>
+          <w:szCs w:val="20"/>
+        </w:rPr>
+        <w:t>athlete_id</w:t>
+      </w:r>
+      <w:proofErr w:type="spellEnd"/>
+      <w:r>
+        <w:rPr>
+          <w:rFonts w:ascii="Microsoft Sans Serif" w:eastAsia="微软雅黑" w:hAnsi="Microsoft Sans Serif" w:cs="Microsoft Sans Serif"/>
+          <w:color w:val="000000"/>
+          <w:kern w:val="0"/>
+          <w:sz w:val="20"/>
+          <w:szCs w:val="20"/>
+        </w:rPr>
+        <w:t xml:space="preserve"> </w:t>
+      </w:r>
+      <w:r>
+        <w:rPr>
+          <w:rFonts w:ascii="Cambria Math" w:eastAsia="微软雅黑" w:hAnsi="Cambria Math" w:cs="Cambria Math"/>
+          <w:color w:val="000000"/>
+          <w:kern w:val="0"/>
+          <w:sz w:val="20"/>
+          <w:szCs w:val="20"/>
+        </w:rPr>
+        <w:t>→</w:t>
+      </w:r>
+      <w:r>
+        <w:rPr>
+          <w:rFonts w:ascii="Microsoft Sans Serif" w:eastAsia="微软雅黑" w:hAnsi="Microsoft Sans Serif" w:cs="Microsoft Sans Serif"/>
+          <w:color w:val="000000"/>
+          <w:kern w:val="0"/>
+          <w:sz w:val="20"/>
+          <w:szCs w:val="20"/>
+        </w:rPr>
+        <w:t xml:space="preserve"> User</w:t>
+      </w:r>
+    </w:p>
+    <w:p>
+      <w:pPr>
+        <w:rPr>
+          <w:vanish/>
+          <w:color w:val="800000"/>
+          <w:sz w:val="12"/>
+          <w:u w:val="single"/>
+        </w:rPr>
+      </w:pPr>
+      <w:r>
+        <w:rPr>
+          <w:vanish/>
+          <w:color w:val="800000"/>
+          <w:sz w:val="12"/>
+          <w:u w:val="single"/>
+        </w:rPr>
+        <w:t>[/PDRQM]</w:t>
+      </w:r>
+    </w:p>
+    <w:p>
+      <w:pPr>
+        <w:rPr>
+          <w:vanish/>
+          <w:color w:val="800000"/>
+          <w:sz w:val="12"/>
+          <w:u w:val="single"/>
+        </w:rPr>
+      </w:pPr>
+      <w:r>
+        <w:rPr>
+          <w:vanish/>
+          <w:color w:val="800000"/>
+          <w:sz w:val="12"/>
+          <w:u w:val="single"/>
+        </w:rPr>
+        <w:t>[PDRQM;{C731DF17-2A6D-4BB5-AD98-4BF8D21A1365};REQ_  50]</w:t>
+      </w:r>
+    </w:p>
+    <w:p>
+      <w:pPr>
+        <w:pStyle w:val="1"/>
+      </w:pPr>
+      <w:r>
+        <w:t>参赛安排</w:t>
+      </w:r>
+    </w:p>
+    <w:p>
+      <w:pPr>
+        <w:autoSpaceDE w:val="0"/>
+        <w:autoSpaceDN w:val="0"/>
+        <w:adjustRightInd w:val="0"/>
+        <w:jc w:val="left"/>
+        <w:rPr>
+          <w:rFonts w:ascii="Microsoft Sans Serif" w:hAnsi="Microsoft Sans Serif" w:cs="Microsoft Sans Serif"/>
+          <w:color w:val="000000"/>
+          <w:kern w:val="0"/>
+          <w:sz w:val="20"/>
+          <w:szCs w:val="20"/>
+        </w:rPr>
+      </w:pPr>
+      <w:r>
+        <w:rPr>
+          <w:rFonts w:ascii="Microsoft Sans Serif" w:hAnsi="Microsoft Sans Serif" w:cs="Microsoft Sans Serif"/>
+          <w:color w:val="000000"/>
+          <w:kern w:val="0"/>
+          <w:sz w:val="20"/>
+          <w:szCs w:val="20"/>
+        </w:rPr>
+        <w:t>participation_id, participant_type, participant_id, lane, bib_number</w:t>
+      </w:r>
+    </w:p>
+    <w:p>
+      <w:pPr>
+        <w:autoSpaceDE w:val="0"/>
+        <w:autoSpaceDN w:val="0"/>
+        <w:adjustRightInd w:val="0"/>
+        <w:jc w:val="left"/>
+        <w:rPr>
+          <w:rFonts w:ascii="Microsoft Sans Serif" w:eastAsia="微软雅黑" w:hAnsi="Microsoft Sans Serif" w:cs="Microsoft Sans Serif"/>
+          <w:color w:val="000000"/>
+          <w:kern w:val="0"/>
+          <w:sz w:val="20"/>
+          <w:szCs w:val="20"/>
+          <w:lang w:val="zh-CN"/>
+        </w:rPr>
+      </w:pPr>
+      <w:r>
+        <w:rPr>
+          <w:rFonts w:ascii="微软雅黑" w:eastAsia="微软雅黑" w:hAnsi="Microsoft Sans Serif" w:cs="微软雅黑" w:hint="eastAsia"/>
+          <w:color w:val="000000"/>
+          <w:kern w:val="0"/>
+          <w:sz w:val="20"/>
+          <w:szCs w:val="20"/>
+          <w:lang w:val="zh-CN"/>
+        </w:rPr>
+        <w:t>外键</w:t>
+      </w:r>
+      <w:r>
+        <w:rPr>
+          <w:rFonts w:ascii="微软雅黑" w:eastAsia="微软雅黑" w:hAnsi="Microsoft Sans Serif" w:cs="微软雅黑" w:hint="eastAsia"/>
+          <w:color w:val="000000"/>
+          <w:kern w:val="0"/>
+          <w:sz w:val="20"/>
+          <w:szCs w:val="20"/>
+        </w:rPr>
+        <w:t>：</w:t>
+      </w:r>
+      <w:proofErr w:type="spellStart"/>
+      <w:r>
+        <w:rPr>
+          <w:rFonts w:ascii="Microsoft Sans Serif" w:eastAsia="微软雅黑" w:hAnsi="Microsoft Sans Serif" w:cs="Microsoft Sans Serif"/>
+          <w:color w:val="000000"/>
+          <w:kern w:val="0"/>
+          <w:sz w:val="20"/>
+          <w:szCs w:val="20"/>
+        </w:rPr>
+        <w:t>schedule_id</w:t>
+      </w:r>
+      <w:proofErr w:type="spellEnd"/>
+      <w:r>
+        <w:rPr>
+          <w:rFonts w:ascii="Microsoft Sans Serif" w:eastAsia="微软雅黑" w:hAnsi="Microsoft Sans Serif" w:cs="Microsoft Sans Serif"/>
+          <w:color w:val="000000"/>
+          <w:kern w:val="0"/>
+          <w:sz w:val="20"/>
+          <w:szCs w:val="20"/>
+        </w:rPr>
+        <w:t xml:space="preserve"> </w:t>
+      </w:r>
+      <w:r>
+        <w:rPr>
+          <w:rFonts w:ascii="Cambria Math" w:eastAsia="微软雅黑" w:hAnsi="Cambria Math" w:cs="Cambria Math"/>
+          <w:color w:val="000000"/>
+          <w:kern w:val="0"/>
+          <w:sz w:val="20"/>
+          <w:szCs w:val="20"/>
+        </w:rPr>
+        <w:t>→</w:t>
+      </w:r>
+      <w:r>
+        <w:rPr>
+          <w:rFonts w:ascii="Microsoft Sans Serif" w:eastAsia="微软雅黑" w:hAnsi="Microsoft Sans Serif" w:cs="Microsoft Sans Serif"/>
+          <w:color w:val="000000"/>
+          <w:kern w:val="0"/>
+          <w:sz w:val="20"/>
+          <w:szCs w:val="20"/>
+        </w:rPr>
+        <w:t xml:space="preserve"> </w:t>
+      </w:r>
+      <w:proofErr w:type="spellStart"/>
+      <w:r>
+        <w:rPr>
+          <w:rFonts w:ascii="Microsoft Sans Serif" w:eastAsia="微软雅黑" w:hAnsi="Microsoft Sans Serif" w:cs="Microsoft Sans Serif"/>
+          <w:color w:val="000000"/>
+          <w:kern w:val="0"/>
+          <w:sz w:val="20"/>
+          <w:szCs w:val="20"/>
+        </w:rPr>
+        <w:t>Schedule,venue_id</w:t>
+      </w:r>
+      <w:proofErr w:type="spellEnd"/>
+      <w:r>
+        <w:rPr>
+          <w:rFonts w:ascii="Microsoft Sans Serif" w:eastAsia="微软雅黑" w:hAnsi="Microsoft Sans Serif" w:cs="Microsoft Sans Serif"/>
+          <w:color w:val="000000"/>
+          <w:kern w:val="0"/>
+          <w:sz w:val="20"/>
+          <w:szCs w:val="20"/>
+        </w:rPr>
+        <w:t>-&gt;Venue</w:t>
+      </w:r>
+    </w:p>
+    <w:p>
+      <w:pPr>
+        <w:rPr>
+          <w:vanish/>
+          <w:color w:val="800000"/>
+          <w:sz w:val="12"/>
+          <w:u w:val="single"/>
+        </w:rPr>
+      </w:pPr>
+      <w:r>
+        <w:rPr>
+          <w:vanish/>
+          <w:color w:val="800000"/>
+          <w:sz w:val="12"/>
+          <w:u w:val="single"/>
+        </w:rPr>
+        <w:t>[/PDRQM]</w:t>
+      </w:r>
+    </w:p>
+    <w:p>
+      <w:pPr>
+        <w:rPr>
+          <w:vanish/>
+          <w:color w:val="800000"/>
+          <w:sz w:val="12"/>
+          <w:u w:val="single"/>
+        </w:rPr>
+      </w:pPr>
+      <w:r>
+        <w:rPr>
+          <w:vanish/>
+          <w:color w:val="800000"/>
+          <w:sz w:val="12"/>
+          <w:u w:val="single"/>
+        </w:rPr>
+        <w:t>[PDRQM;{B00D2DD0-4469-4C74-9542-ED3FB76BFF93};REQ_  51]</w:t>
+      </w:r>
+    </w:p>
+    <w:p>
+      <w:pPr>
+        <w:pStyle w:val="2"/>
+      </w:pPr>
+      <w:r>
+        <w:t>安排上场，分配场地</w:t>
+      </w:r>
+    </w:p>
+    <w:p>
+      <w:pPr>
+        <w:rPr>
+          <w:vanish/>
+          <w:color w:val="800000"/>
+          <w:sz w:val="12"/>
+          <w:u w:val="single"/>
+        </w:rPr>
+      </w:pPr>
+      <w:r>
+        <w:rPr>
+          <w:vanish/>
+          <w:color w:val="800000"/>
+          <w:sz w:val="12"/>
+          <w:u w:val="single"/>
+        </w:rPr>
+        <w:t>[/PDRQM]</w:t>
+      </w:r>
+    </w:p>
+    <w:p>
+      <w:pPr>
+        <w:rPr>
+          <w:vanish/>
+          <w:color w:val="800000"/>
+          <w:sz w:val="12"/>
+          <w:u w:val="single"/>
+        </w:rPr>
+      </w:pPr>
+      <w:r>
+        <w:rPr>
+          <w:vanish/>
+          <w:color w:val="800000"/>
+          <w:sz w:val="12"/>
+          <w:u w:val="single"/>
+        </w:rPr>
+        <w:t>[PDRQM;{80C8153E-6726-4177-B2CF-40E13D7AF642};REQ_  52]</w:t>
+      </w:r>
+    </w:p>
+    <w:p>
+      <w:pPr>
+        <w:pStyle w:val="1"/>
+      </w:pPr>
+      <w:r>
+        <w:t>执裁安排</w:t>
+      </w:r>
+    </w:p>
+    <w:p>
+      <w:pPr>
+        <w:autoSpaceDE w:val="0"/>
+        <w:autoSpaceDN w:val="0"/>
+        <w:adjustRightInd w:val="0"/>
+        <w:jc w:val="left"/>
+        <w:rPr>
+          <w:rFonts w:ascii="Microsoft Sans Serif" w:hAnsi="Microsoft Sans Serif" w:cs="Microsoft Sans Serif"/>
+          <w:color w:val="000000"/>
+          <w:kern w:val="0"/>
+          <w:sz w:val="20"/>
+          <w:szCs w:val="20"/>
+        </w:rPr>
+      </w:pPr>
+      <w:proofErr w:type="spellStart"/>
+      <w:r>
+        <w:rPr>
+          <w:rFonts w:ascii="Microsoft Sans Serif" w:hAnsi="Microsoft Sans Serif" w:cs="Microsoft Sans Serif"/>
+          <w:color w:val="000000"/>
+          <w:kern w:val="0"/>
+          <w:sz w:val="20"/>
+          <w:szCs w:val="20"/>
+        </w:rPr>
+        <w:t>schedule_id</w:t>
+      </w:r>
+      <w:proofErr w:type="spellEnd"/>
+      <w:r>
+        <w:rPr>
+          <w:rFonts w:ascii="Microsoft Sans Serif" w:hAnsi="Microsoft Sans Serif" w:cs="Microsoft Sans Serif"/>
+          <w:color w:val="000000"/>
+          <w:kern w:val="0"/>
+          <w:sz w:val="20"/>
+          <w:szCs w:val="20"/>
+        </w:rPr>
+        <w:t xml:space="preserve">, </w:t>
+      </w:r>
+      <w:proofErr w:type="spellStart"/>
+      <w:r>
+        <w:rPr>
+          <w:rFonts w:ascii="Microsoft Sans Serif" w:hAnsi="Microsoft Sans Serif" w:cs="Microsoft Sans Serif"/>
+          <w:color w:val="000000"/>
+          <w:kern w:val="0"/>
+          <w:sz w:val="20"/>
+          <w:szCs w:val="20"/>
+        </w:rPr>
+        <w:t>referee_id</w:t>
+      </w:r>
+      <w:proofErr w:type="spellEnd"/>
+    </w:p>
+    <w:p>
+      <w:pPr>
+        <w:autoSpaceDE w:val="0"/>
+        <w:autoSpaceDN w:val="0"/>
+        <w:adjustRightInd w:val="0"/>
+        <w:jc w:val="left"/>
+        <w:rPr>
+          <w:rFonts w:ascii="Microsoft Sans Serif" w:eastAsia="微软雅黑" w:hAnsi="Microsoft Sans Serif" w:cs="Microsoft Sans Serif"/>
+          <w:color w:val="000000"/>
+          <w:kern w:val="0"/>
+          <w:sz w:val="20"/>
+          <w:szCs w:val="20"/>
+        </w:rPr>
+      </w:pPr>
+      <w:r>
+        <w:rPr>
+          <w:rFonts w:ascii="微软雅黑" w:eastAsia="微软雅黑" w:hAnsi="Microsoft Sans Serif" w:cs="微软雅黑" w:hint="eastAsia"/>
+          <w:color w:val="000000"/>
+          <w:kern w:val="0"/>
+          <w:sz w:val="20"/>
+          <w:szCs w:val="20"/>
+        </w:rPr>
+        <w:t>外键：</w:t>
+      </w:r>
+      <w:proofErr w:type="spellStart"/>
+      <w:r>
+        <w:rPr>
+          <w:rFonts w:ascii="Microsoft Sans Serif" w:eastAsia="微软雅黑" w:hAnsi="Microsoft Sans Serif" w:cs="Microsoft Sans Serif"/>
+          <w:color w:val="000000"/>
+          <w:kern w:val="0"/>
+          <w:sz w:val="20"/>
+          <w:szCs w:val="20"/>
+        </w:rPr>
+        <w:t>schedule_id</w:t>
+      </w:r>
+      <w:proofErr w:type="spellEnd"/>
+      <w:r>
+        <w:rPr>
+          <w:rFonts w:ascii="Microsoft Sans Serif" w:eastAsia="微软雅黑" w:hAnsi="Microsoft Sans Serif" w:cs="Microsoft Sans Serif"/>
+          <w:color w:val="000000"/>
+          <w:kern w:val="0"/>
+          <w:sz w:val="20"/>
+          <w:szCs w:val="20"/>
+        </w:rPr>
+        <w:t xml:space="preserve"> </w:t>
+      </w:r>
+      <w:r>
+        <w:rPr>
+          <w:rFonts w:ascii="Cambria Math" w:eastAsia="微软雅黑" w:hAnsi="Cambria Math" w:cs="Cambria Math"/>
+          <w:color w:val="000000"/>
+          <w:kern w:val="0"/>
+          <w:sz w:val="20"/>
+          <w:szCs w:val="20"/>
+        </w:rPr>
+        <w:t>→</w:t>
+      </w:r>
+      <w:r>
+        <w:rPr>
+          <w:rFonts w:ascii="Microsoft Sans Serif" w:eastAsia="微软雅黑" w:hAnsi="Microsoft Sans Serif" w:cs="Microsoft Sans Serif"/>
+          <w:color w:val="000000"/>
+          <w:kern w:val="0"/>
+          <w:sz w:val="20"/>
+          <w:szCs w:val="20"/>
+        </w:rPr>
+        <w:t xml:space="preserve"> Schedule</w:t>
+      </w:r>
+      <w:r>
+        <w:rPr>
+          <w:rFonts w:ascii="微软雅黑" w:eastAsia="微软雅黑" w:hAnsi="Microsoft Sans Serif" w:cs="微软雅黑" w:hint="eastAsia"/>
+          <w:color w:val="000000"/>
+          <w:kern w:val="0"/>
+          <w:sz w:val="20"/>
+          <w:szCs w:val="20"/>
+        </w:rPr>
+        <w:t>，</w:t>
+      </w:r>
+      <w:proofErr w:type="spellStart"/>
+      <w:r>
+        <w:rPr>
+          <w:rFonts w:ascii="Microsoft Sans Serif" w:eastAsia="微软雅黑" w:hAnsi="Microsoft Sans Serif" w:cs="Microsoft Sans Serif"/>
+          <w:color w:val="000000"/>
+          <w:kern w:val="0"/>
+          <w:sz w:val="20"/>
+          <w:szCs w:val="20"/>
+        </w:rPr>
+        <w:t>referee_id</w:t>
+      </w:r>
+      <w:proofErr w:type="spellEnd"/>
+      <w:r>
+        <w:rPr>
+          <w:rFonts w:ascii="Microsoft Sans Serif" w:eastAsia="微软雅黑" w:hAnsi="Microsoft Sans Serif" w:cs="Microsoft Sans Serif"/>
+          <w:color w:val="000000"/>
+          <w:kern w:val="0"/>
+          <w:sz w:val="20"/>
+          <w:szCs w:val="20"/>
+        </w:rPr>
+        <w:t xml:space="preserve"> </w:t>
+      </w:r>
+      <w:r>
+        <w:rPr>
+          <w:rFonts w:ascii="Cambria Math" w:eastAsia="微软雅黑" w:hAnsi="Cambria Math" w:cs="Cambria Math"/>
+          <w:color w:val="000000"/>
+          <w:kern w:val="0"/>
+          <w:sz w:val="20"/>
+          <w:szCs w:val="20"/>
+        </w:rPr>
+        <w:t>→</w:t>
+      </w:r>
+      <w:r>
+        <w:rPr>
+          <w:rFonts w:ascii="Microsoft Sans Serif" w:eastAsia="微软雅黑" w:hAnsi="Microsoft Sans Serif" w:cs="Microsoft Sans Serif"/>
+          <w:color w:val="000000"/>
+          <w:kern w:val="0"/>
+          <w:sz w:val="20"/>
+          <w:szCs w:val="20"/>
+        </w:rPr>
+        <w:t xml:space="preserve"> User</w:t>
+      </w:r>
+    </w:p>
+    <w:p>
+      <w:pPr>
+        <w:rPr>
+          <w:vanish/>
+          <w:color w:val="800000"/>
+          <w:sz w:val="12"/>
+          <w:u w:val="single"/>
+        </w:rPr>
+      </w:pPr>
+      <w:r>
+        <w:rPr>
+          <w:vanish/>
+          <w:color w:val="800000"/>
+          <w:sz w:val="12"/>
+          <w:u w:val="single"/>
+        </w:rPr>
+        <w:t>[/PDRQM]</w:t>
+      </w:r>
+    </w:p>
+    <w:p>
+      <w:pPr>
+        <w:rPr>
+          <w:vanish/>
+          <w:color w:val="800000"/>
+          <w:sz w:val="12"/>
+          <w:u w:val="single"/>
+        </w:rPr>
+      </w:pPr>
+      <w:r>
+        <w:rPr>
+          <w:vanish/>
+          <w:color w:val="800000"/>
+          <w:sz w:val="12"/>
+          <w:u w:val="single"/>
+        </w:rPr>
+        <w:t>[PDRQM;{50ADA38D-EDF0-4242-8ADF-7D99678B8DDD};REQ_  53]</w:t>
+      </w:r>
+    </w:p>
+    <w:p>
+      <w:pPr>
+        <w:pStyle w:val="2"/>
+      </w:pPr>
+      <w:r>
+        <w:t>为赛程分配裁判</w:t>
+      </w:r>
+    </w:p>
+    <w:p>
+      <w:pPr>
+        <w:rPr>
+          <w:vanish/>
+          <w:color w:val="800000"/>
+          <w:sz w:val="12"/>
+          <w:u w:val="single"/>
+        </w:rPr>
+      </w:pPr>
+      <w:r>
+        <w:rPr>
+          <w:vanish/>
+          <w:color w:val="800000"/>
+          <w:sz w:val="12"/>
+          <w:u w:val="single"/>
+        </w:rPr>
+        <w:t>[/PDRQM]</w:t>
+      </w:r>
+    </w:p>
+    <w:p>
+      <w:pPr>
+        <w:rPr>
+          <w:vanish/>
+          <w:color w:val="800000"/>
+          <w:sz w:val="12"/>
+          <w:u w:val="single"/>
+        </w:rPr>
+      </w:pPr>
+      <w:r>
+        <w:rPr>
+          <w:vanish/>
+          <w:color w:val="800000"/>
+          <w:sz w:val="12"/>
+          <w:u w:val="single"/>
+        </w:rPr>
+        <w:t>[PDRQM;{D0B782C0-5FAD-407A-A6CE-96CB340DB7D7};REQ_  54]</w:t>
+      </w:r>
+    </w:p>
+    <w:p>
+      <w:pPr>
+        <w:pStyle w:val="2"/>
+      </w:pPr>
+      <w:r>
+        <w:t>裁判查看本人执裁场次</w:t>
+      </w:r>
+    </w:p>
+    <w:p>
+      <w:pPr>
+        <w:rPr>
+          <w:vanish/>
+          <w:color w:val="800000"/>
+          <w:sz w:val="12"/>
+          <w:u w:val="single"/>
+        </w:rPr>
+      </w:pPr>
+      <w:r>
+        <w:rPr>
+          <w:vanish/>
+          <w:color w:val="800000"/>
+          <w:sz w:val="12"/>
+          <w:u w:val="single"/>
+        </w:rPr>
         <w:t>[/PDRQM]</w:t>
       </w:r>
     </w:p>
@@ -2214,9 +5482,9 @@
 <file path=word/numbering.xml><?xml version="1.0" encoding="utf-8"?>
 <w:numbering xmlns:wpc="http://schemas.microsoft.com/office/word/2010/wordprocessingCanvas" xmlns:cx="http://schemas.microsoft.com/office/drawing/2014/chartex" xmlns:cx1="http://schemas.microsoft.com/office/drawing/2015/9/8/chartex" xmlns:cx2="http://schemas.microsoft.com/office/drawing/2015/10/21/chartex" xmlns:cx3="http://schemas.microsoft.com/office/drawing/2016/5/9/chartex" xmlns:cx4="http://schemas.microsoft.com/office/drawing/2016/5/10/chartex" xmlns:cx5="http://schemas.microsoft.com/office/drawing/2016/5/11/chartex" xmlns:cx6="http://schemas.microsoft.com/office/drawing/2016/5/12/chartex" xmlns:cx7="http://schemas.microsoft.com/office/drawing/2016/5/13/chartex" xmlns:cx8="http://schemas.microsoft.com/office/drawing/2016/5/14/chartex" xmlns:mc="http://schemas.openxmlformats.org/markup-compatibility/2006" xmlns:aink="http://schemas.microsoft.com/office/drawing/2016/ink" xmlns:am3d="http://schemas.microsoft.com/office/drawing/2017/model3d" xmlns:o="urn:schemas-microsoft-com:office:office" xmlns:oel="http://schemas.microsoft.com/office/2019/extlst" xmlns:r="http://schemas.openxmlformats.org/officeDocument/2006/relationships" xmlns:m="http://schemas.openxmlformats.org/officeDocument/2006/math" xmlns:v="urn:schemas-microsoft-com:vml" xmlns:wp14="http://schemas.microsoft.com/office/word/2010/wordprocessingDrawing" xmlns:wp="http://schemas.openxmlformats.org/drawingml/2006/wordprocessingDrawing" xmlns:w10="urn:schemas-microsoft-com:office:word" xmlns:w="http://schemas.openxmlformats.org/wordprocessingml/2006/main" xmlns:w14="http://schemas.microsoft.com/office/word/2010/wordml" xmlns:w15="http://schemas.microsoft.com/office/word/2012/wordml" xmlns:w16cex="http://schemas.microsoft.com/office/word/2018/wordml/cex" xmlns:w16cid="http://schemas.microsoft.com/office/word/2016/wordml/cid" xmlns:w16="http://schemas.microsoft.com/office/word/2018/wordml" xmlns:w16du="http://schemas.microsoft.com/office/word/2023/wordml/word16du" xmlns:w16sdtdh="http://schemas.microsoft.com/office/word/2020/wordml/sdtdatahash" xmlns:w16se="http://schemas.microsoft.com/office/word/2015/wordml/symex" xmlns:wpg="http://schemas.microsoft.com/office/word/2010/wordprocessingGroup" xmlns:wpi="http://schemas.microsoft.com/office/word/2010/wordprocessingInk" xmlns:wne="http://schemas.microsoft.com/office/word/2006/wordml" xmlns:wps="http://schemas.microsoft.com/office/word/2010/wordprocessingShape" mc:Ignorable="w14 w15 w16se w16cid w16 w16cex w16sdtdh w16du wp14">
   <w:abstractNum w:abstractNumId="0" w15:restartNumberingAfterBreak="0">
-    <w:nsid w:val="7A1D6BFA"/>
+    <w:nsid w:val="57453BD6"/>
     <w:multiLevelType w:val="multilevel"/>
-    <w:tmpl w:val="5E9263D2"/>
+    <w:tmpl w:val="7626087E"/>
     <w:lvl w:ilvl="0">
       <w:start w:val="1"/>
       <w:numFmt w:val="decimal"/>
@@ -2336,7 +5604,7 @@
       </w:pPr>
     </w:lvl>
   </w:abstractNum>
-  <w:num w:numId="1" w16cid:durableId="348337027">
+  <w:num w:numId="1" w16cid:durableId="673610184">
     <w:abstractNumId w:val="0"/>
   </w:num>
 </w:numbering>
@@ -2750,7 +6018,7 @@
     <w:link w:val="10"/>
     <w:uiPriority w:val="9"/>
     <w:qFormat/>
-    <w:rsid w:val="000C5812"/>
+    <w:rsid w:val="001E05AC"/>
     <w:pPr>
       <w:keepNext/>
       <w:keepLines/>
@@ -2776,7 +6044,7 @@
     <w:uiPriority w:val="9"/>
     <w:unhideWhenUsed/>
     <w:qFormat/>
-    <w:rsid w:val="000C5812"/>
+    <w:rsid w:val="001E05AC"/>
     <w:pPr>
       <w:keepNext/>
       <w:keepLines/>
@@ -2804,7 +6072,7 @@
     <w:semiHidden/>
     <w:unhideWhenUsed/>
     <w:qFormat/>
-    <w:rsid w:val="000C5812"/>
+    <w:rsid w:val="001E05AC"/>
     <w:pPr>
       <w:keepNext/>
       <w:keepLines/>
@@ -2831,7 +6099,7 @@
     <w:semiHidden/>
     <w:unhideWhenUsed/>
     <w:qFormat/>
-    <w:rsid w:val="000C5812"/>
+    <w:rsid w:val="001E05AC"/>
     <w:pPr>
       <w:keepNext/>
       <w:keepLines/>
@@ -2859,7 +6127,7 @@
     <w:semiHidden/>
     <w:unhideWhenUsed/>
     <w:qFormat/>
-    <w:rsid w:val="000C5812"/>
+    <w:rsid w:val="001E05AC"/>
     <w:pPr>
       <w:keepNext/>
       <w:keepLines/>
@@ -2886,7 +6154,7 @@
     <w:semiHidden/>
     <w:unhideWhenUsed/>
     <w:qFormat/>
-    <w:rsid w:val="000C5812"/>
+    <w:rsid w:val="001E05AC"/>
     <w:pPr>
       <w:keepNext/>
       <w:keepLines/>
@@ -2914,7 +6182,7 @@
     <w:semiHidden/>
     <w:unhideWhenUsed/>
     <w:qFormat/>
-    <w:rsid w:val="000C5812"/>
+    <w:rsid w:val="001E05AC"/>
     <w:pPr>
       <w:keepNext/>
       <w:keepLines/>
@@ -2941,7 +6209,7 @@
     <w:semiHidden/>
     <w:unhideWhenUsed/>
     <w:qFormat/>
-    <w:rsid w:val="000C5812"/>
+    <w:rsid w:val="001E05AC"/>
     <w:pPr>
       <w:keepNext/>
       <w:keepLines/>
@@ -2967,7 +6235,7 @@
     <w:semiHidden/>
     <w:unhideWhenUsed/>
     <w:qFormat/>
-    <w:rsid w:val="000C5812"/>
+    <w:rsid w:val="001E05AC"/>
     <w:pPr>
       <w:keepNext/>
       <w:keepLines/>
@@ -3018,7 +6286,7 @@
     <w:basedOn w:val="a0"/>
     <w:link w:val="1"/>
     <w:uiPriority w:val="9"/>
-    <w:rsid w:val="000C5812"/>
+    <w:rsid w:val="001E05AC"/>
     <w:rPr>
       <w:b/>
       <w:bCs/>
@@ -3032,7 +6300,7 @@
     <w:basedOn w:val="a0"/>
     <w:link w:val="2"/>
     <w:uiPriority w:val="9"/>
-    <w:rsid w:val="000C5812"/>
+    <w:rsid w:val="001E05AC"/>
     <w:rPr>
       <w:rFonts w:asciiTheme="majorHAnsi" w:eastAsiaTheme="majorEastAsia" w:hAnsiTheme="majorHAnsi" w:cstheme="majorBidi"/>
       <w:b/>
@@ -3047,7 +6315,7 @@
     <w:link w:val="3"/>
     <w:uiPriority w:val="9"/>
     <w:semiHidden/>
-    <w:rsid w:val="000C5812"/>
+    <w:rsid w:val="001E05AC"/>
     <w:rPr>
       <w:b/>
       <w:bCs/>
@@ -3061,7 +6329,7 @@
     <w:link w:val="4"/>
     <w:uiPriority w:val="9"/>
     <w:semiHidden/>
-    <w:rsid w:val="000C5812"/>
+    <w:rsid w:val="001E05AC"/>
     <w:rPr>
       <w:rFonts w:asciiTheme="majorHAnsi" w:eastAsiaTheme="majorEastAsia" w:hAnsiTheme="majorHAnsi" w:cstheme="majorBidi"/>
       <w:b/>
@@ -3076,7 +6344,7 @@
     <w:link w:val="5"/>
     <w:uiPriority w:val="9"/>
     <w:semiHidden/>
-    <w:rsid w:val="000C5812"/>
+    <w:rsid w:val="001E05AC"/>
     <w:rPr>
       <w:b/>
       <w:bCs/>
@@ -3090,7 +6358,7 @@
     <w:link w:val="6"/>
     <w:uiPriority w:val="9"/>
     <w:semiHidden/>
-    <w:rsid w:val="000C5812"/>
+    <w:rsid w:val="001E05AC"/>
     <w:rPr>
       <w:rFonts w:asciiTheme="majorHAnsi" w:eastAsiaTheme="majorEastAsia" w:hAnsiTheme="majorHAnsi" w:cstheme="majorBidi"/>
       <w:b/>
@@ -3105,7 +6373,7 @@
     <w:link w:val="7"/>
     <w:uiPriority w:val="9"/>
     <w:semiHidden/>
-    <w:rsid w:val="000C5812"/>
+    <w:rsid w:val="001E05AC"/>
     <w:rPr>
       <w:b/>
       <w:bCs/>
@@ -3119,7 +6387,7 @@
     <w:link w:val="8"/>
     <w:uiPriority w:val="9"/>
     <w:semiHidden/>
-    <w:rsid w:val="000C5812"/>
+    <w:rsid w:val="001E05AC"/>
     <w:rPr>
       <w:rFonts w:asciiTheme="majorHAnsi" w:eastAsiaTheme="majorEastAsia" w:hAnsiTheme="majorHAnsi" w:cstheme="majorBidi"/>
       <w:sz w:val="24"/>
@@ -3132,7 +6400,7 @@
     <w:link w:val="9"/>
     <w:uiPriority w:val="9"/>
     <w:semiHidden/>
-    <w:rsid w:val="000C5812"/>
+    <w:rsid w:val="001E05AC"/>
     <w:rPr>
       <w:rFonts w:asciiTheme="majorHAnsi" w:eastAsiaTheme="majorEastAsia" w:hAnsiTheme="majorHAnsi" w:cstheme="majorBidi"/>
       <w:szCs w:val="21"/>
